--- a/coisa séria do tcc (A PASTA)/dOCUMENTAÇÃO/Anexos/Lista de Requisitos.docx
+++ b/coisa séria do tcc (A PASTA)/dOCUMENTAÇÃO/Anexos/Lista de Requisitos.docx
@@ -1,6 +1,6 @@
 
 <file path=word/document.xml><?xml version="1.0" encoding="utf-8"?>
-<w:document xmlns:wpc="http://schemas.microsoft.com/office/word/2010/wordprocessingCanvas" xmlns:cx="http://schemas.microsoft.com/office/drawing/2014/chartex" xmlns:cx1="http://schemas.microsoft.com/office/drawing/2015/9/8/chartex" xmlns:cx2="http://schemas.microsoft.com/office/drawing/2015/10/21/chartex" xmlns:cx3="http://schemas.microsoft.com/office/drawing/2016/5/9/chartex" xmlns:cx4="http://schemas.microsoft.com/office/drawing/2016/5/10/chartex" xmlns:cx5="http://schemas.microsoft.com/office/drawing/2016/5/11/chartex" xmlns:cx6="http://schemas.microsoft.com/office/drawing/2016/5/12/chartex" xmlns:cx7="http://schemas.microsoft.com/office/drawing/2016/5/13/chartex" xmlns:cx8="http://schemas.microsoft.com/office/drawing/2016/5/14/chartex" xmlns:mc="http://schemas.openxmlformats.org/markup-compatibility/2006" xmlns:aink="http://schemas.microsoft.com/office/drawing/2016/ink" xmlns:am3d="http://schemas.microsoft.com/office/drawing/2017/model3d" xmlns:o="urn:schemas-microsoft-com:office:office" xmlns:r="http://schemas.openxmlformats.org/officeDocument/2006/relationships" xmlns:m="http://schemas.openxmlformats.org/officeDocument/2006/math" xmlns:v="urn:schemas-microsoft-com:vml" xmlns:wp14="http://schemas.microsoft.com/office/word/2010/wordprocessingDrawing" xmlns:wp="http://schemas.openxmlformats.org/drawingml/2006/wordprocessingDrawing" xmlns:w10="urn:schemas-microsoft-com:office:word" xmlns:w="http://schemas.openxmlformats.org/wordprocessingml/2006/main" xmlns:w14="http://schemas.microsoft.com/office/word/2010/wordml" xmlns:w15="http://schemas.microsoft.com/office/word/2012/wordml" xmlns:w16cid="http://schemas.microsoft.com/office/word/2016/wordml/cid" xmlns:w16se="http://schemas.microsoft.com/office/word/2015/wordml/symex" xmlns:wpg="http://schemas.microsoft.com/office/word/2010/wordprocessingGroup" xmlns:wpi="http://schemas.microsoft.com/office/word/2010/wordprocessingInk" xmlns:wne="http://schemas.microsoft.com/office/word/2006/wordml" xmlns:wps="http://schemas.microsoft.com/office/word/2010/wordprocessingShape" mc:Ignorable="w14 w15 w16se w16cid wp14">
+<w:document xmlns:wpc="http://schemas.microsoft.com/office/word/2010/wordprocessingCanvas" xmlns:cx="http://schemas.microsoft.com/office/drawing/2014/chartex" xmlns:cx1="http://schemas.microsoft.com/office/drawing/2015/9/8/chartex" xmlns:cx2="http://schemas.microsoft.com/office/drawing/2015/10/21/chartex" xmlns:cx3="http://schemas.microsoft.com/office/drawing/2016/5/9/chartex" xmlns:cx4="http://schemas.microsoft.com/office/drawing/2016/5/10/chartex" xmlns:cx5="http://schemas.microsoft.com/office/drawing/2016/5/11/chartex" xmlns:cx6="http://schemas.microsoft.com/office/drawing/2016/5/12/chartex" xmlns:cx7="http://schemas.microsoft.com/office/drawing/2016/5/13/chartex" xmlns:cx8="http://schemas.microsoft.com/office/drawing/2016/5/14/chartex" xmlns:mc="http://schemas.openxmlformats.org/markup-compatibility/2006" xmlns:aink="http://schemas.microsoft.com/office/drawing/2016/ink" xmlns:am3d="http://schemas.microsoft.com/office/drawing/2017/model3d" xmlns:o="urn:schemas-microsoft-com:office:office" xmlns:r="http://schemas.openxmlformats.org/officeDocument/2006/relationships" xmlns:m="http://schemas.openxmlformats.org/officeDocument/2006/math" xmlns:v="urn:schemas-microsoft-com:vml" xmlns:wp14="http://schemas.microsoft.com/office/word/2010/wordprocessingDrawing" xmlns:wp="http://schemas.openxmlformats.org/drawingml/2006/wordprocessingDrawing" xmlns:w10="urn:schemas-microsoft-com:office:word" xmlns:w="http://schemas.openxmlformats.org/wordprocessingml/2006/main" xmlns:w14="http://schemas.microsoft.com/office/word/2010/wordml" xmlns:w15="http://schemas.microsoft.com/office/word/2012/wordml" xmlns:w16cex="http://schemas.microsoft.com/office/word/2018/wordml/cex" xmlns:w16cid="http://schemas.microsoft.com/office/word/2016/wordml/cid" xmlns:w16="http://schemas.microsoft.com/office/word/2018/wordml" xmlns:w16sdtdh="http://schemas.microsoft.com/office/word/2020/wordml/sdtdatahash" xmlns:w16se="http://schemas.microsoft.com/office/word/2015/wordml/symex" xmlns:wpg="http://schemas.microsoft.com/office/word/2010/wordprocessingGroup" xmlns:wpi="http://schemas.microsoft.com/office/word/2010/wordprocessingInk" xmlns:wne="http://schemas.microsoft.com/office/word/2006/wordml" xmlns:wps="http://schemas.microsoft.com/office/word/2010/wordprocessingShape" mc:Ignorable="w14 w15 w16se w16cid w16 w16cex w16sdtdh wp14">
   <w:body>
     <w:p>
       <w:pPr>
@@ -214,8 +214,6 @@
           <w:lang w:eastAsia="pt-BR"/>
         </w:rPr>
       </w:pPr>
-      <w:bookmarkStart w:id="0" w:name="_GoBack"/>
-      <w:bookmarkEnd w:id="0"/>
     </w:p>
     <w:p>
       <w:pPr>
@@ -508,27 +506,74 @@
           <w:szCs w:val="24"/>
           <w:lang w:eastAsia="pt-BR"/>
         </w:rPr>
-        <w:t>RF03 – Catálogo de Jogos</w:t>
-      </w:r>
-      <w:r>
-        <w:rPr>
-          <w:rFonts w:ascii="Times New Roman" w:eastAsia="Times New Roman" w:hAnsi="Times New Roman" w:cs="Times New Roman"/>
-          <w:b/>
-          <w:bCs/>
-          <w:sz w:val="24"/>
-          <w:szCs w:val="24"/>
-          <w:lang w:eastAsia="pt-BR"/>
-        </w:rPr>
-        <w:t>:</w:t>
-      </w:r>
-      <w:r>
-        <w:rPr>
-          <w:rFonts w:ascii="Times New Roman" w:eastAsia="Times New Roman" w:hAnsi="Times New Roman" w:cs="Times New Roman"/>
-          <w:sz w:val="24"/>
-          <w:szCs w:val="24"/>
-          <w:lang w:eastAsia="pt-BR"/>
-        </w:rPr>
-        <w:t xml:space="preserve"> O site deve exibir lista de jogos independentes com título, descrição, imagens e preço.</w:t>
+        <w:t>RF03 –</w:t>
+      </w:r>
+      <w:r>
+        <w:rPr>
+          <w:rFonts w:ascii="Times New Roman" w:eastAsia="Times New Roman" w:hAnsi="Times New Roman" w:cs="Times New Roman"/>
+          <w:sz w:val="24"/>
+          <w:szCs w:val="24"/>
+          <w:lang w:eastAsia="pt-BR"/>
+        </w:rPr>
+        <w:t xml:space="preserve"> </w:t>
+      </w:r>
+      <w:r>
+        <w:rPr>
+          <w:rFonts w:ascii="Times New Roman" w:eastAsia="Times New Roman" w:hAnsi="Times New Roman" w:cs="Times New Roman"/>
+          <w:b/>
+          <w:bCs/>
+          <w:sz w:val="24"/>
+          <w:szCs w:val="24"/>
+          <w:lang w:eastAsia="pt-BR"/>
+        </w:rPr>
+        <w:t>Customização de Perfil:</w:t>
+      </w:r>
+      <w:r>
+        <w:rPr>
+          <w:rFonts w:ascii="Times New Roman" w:eastAsia="Times New Roman" w:hAnsi="Times New Roman" w:cs="Times New Roman"/>
+          <w:b/>
+          <w:bCs/>
+          <w:sz w:val="24"/>
+          <w:szCs w:val="24"/>
+          <w:lang w:eastAsia="pt-BR"/>
+        </w:rPr>
+        <w:t xml:space="preserve"> </w:t>
+      </w:r>
+      <w:r>
+        <w:rPr>
+          <w:rFonts w:ascii="Times New Roman" w:eastAsia="Times New Roman" w:hAnsi="Times New Roman" w:cs="Times New Roman"/>
+          <w:sz w:val="24"/>
+          <w:szCs w:val="24"/>
+          <w:lang w:eastAsia="pt-BR"/>
+        </w:rPr>
+        <w:t>O usuário deve alterar</w:t>
+      </w:r>
+      <w:r>
+        <w:rPr>
+          <w:rFonts w:ascii="Times New Roman" w:eastAsia="Times New Roman" w:hAnsi="Times New Roman" w:cs="Times New Roman"/>
+          <w:sz w:val="24"/>
+          <w:szCs w:val="24"/>
+          <w:lang w:eastAsia="pt-BR"/>
+        </w:rPr>
+        <w:t xml:space="preserve"> os dados de seu perfil</w:t>
+      </w:r>
+      <w:r>
+        <w:rPr>
+          <w:rFonts w:ascii="Times New Roman" w:eastAsia="Times New Roman" w:hAnsi="Times New Roman" w:cs="Times New Roman"/>
+          <w:sz w:val="24"/>
+          <w:szCs w:val="24"/>
+          <w:lang w:eastAsia="pt-BR"/>
+        </w:rPr>
+        <w:t>, como e-mail cadastrado e foto,</w:t>
+      </w:r>
+      <w:r>
+        <w:rPr>
+          <w:rFonts w:ascii="Times New Roman" w:eastAsia="Times New Roman" w:hAnsi="Times New Roman" w:cs="Times New Roman"/>
+          <w:sz w:val="24"/>
+          <w:szCs w:val="24"/>
+          <w:lang w:eastAsia="pt-BR"/>
+        </w:rPr>
+        <w:t xml:space="preserve"> quando achar necessário.</w:t>
       </w:r>
     </w:p>
     <w:p>
@@ -554,7 +599,29 @@
           <w:szCs w:val="24"/>
           <w:lang w:eastAsia="pt-BR"/>
         </w:rPr>
-        <w:t>RF04 – Busca e Filtros</w:t>
+        <w:t>RF0</w:t>
+      </w:r>
+      <w:r>
+        <w:rPr>
+          <w:rFonts w:ascii="Times New Roman" w:eastAsia="Times New Roman" w:hAnsi="Times New Roman" w:cs="Times New Roman"/>
+          <w:b/>
+          <w:bCs/>
+          <w:sz w:val="24"/>
+          <w:szCs w:val="24"/>
+          <w:lang w:eastAsia="pt-BR"/>
+        </w:rPr>
+        <w:t>4</w:t>
+      </w:r>
+      <w:r>
+        <w:rPr>
+          <w:rFonts w:ascii="Times New Roman" w:eastAsia="Times New Roman" w:hAnsi="Times New Roman" w:cs="Times New Roman"/>
+          <w:b/>
+          <w:bCs/>
+          <w:sz w:val="24"/>
+          <w:szCs w:val="24"/>
+          <w:lang w:eastAsia="pt-BR"/>
+        </w:rPr>
+        <w:t xml:space="preserve"> – Catálogo de Jogos</w:t>
       </w:r>
       <w:r>
         <w:rPr>
@@ -574,25 +641,34 @@
           <w:szCs w:val="24"/>
           <w:lang w:eastAsia="pt-BR"/>
         </w:rPr>
-        <w:t xml:space="preserve"> O usuário deve </w:t>
-      </w:r>
-      <w:r>
-        <w:rPr>
-          <w:rFonts w:ascii="Times New Roman" w:eastAsia="Times New Roman" w:hAnsi="Times New Roman" w:cs="Times New Roman"/>
-          <w:sz w:val="24"/>
-          <w:szCs w:val="24"/>
-          <w:lang w:eastAsia="pt-BR"/>
-        </w:rPr>
-        <w:t>consegui</w:t>
-      </w:r>
-      <w:r>
-        <w:rPr>
-          <w:rFonts w:ascii="Times New Roman" w:eastAsia="Times New Roman" w:hAnsi="Times New Roman" w:cs="Times New Roman"/>
-          <w:sz w:val="24"/>
-          <w:szCs w:val="24"/>
-          <w:lang w:eastAsia="pt-BR"/>
-        </w:rPr>
-        <w:t>r buscar jogos por nome, gênero, preço ou desenvolvedor.</w:t>
+        <w:t xml:space="preserve"> O site deve exibir </w:t>
+      </w:r>
+      <w:r>
+        <w:rPr>
+          <w:rFonts w:ascii="Times New Roman" w:eastAsia="Times New Roman" w:hAnsi="Times New Roman" w:cs="Times New Roman"/>
+          <w:sz w:val="24"/>
+          <w:szCs w:val="24"/>
+          <w:lang w:eastAsia="pt-BR"/>
+        </w:rPr>
+        <w:t xml:space="preserve">uma </w:t>
+      </w:r>
+      <w:r>
+        <w:rPr>
+          <w:rFonts w:ascii="Times New Roman" w:eastAsia="Times New Roman" w:hAnsi="Times New Roman" w:cs="Times New Roman"/>
+          <w:sz w:val="24"/>
+          <w:szCs w:val="24"/>
+          <w:lang w:eastAsia="pt-BR"/>
+        </w:rPr>
+        <w:t xml:space="preserve">lista </w:t>
+      </w:r>
+      <w:r>
+        <w:rPr>
+          <w:rFonts w:ascii="Times New Roman" w:eastAsia="Times New Roman" w:hAnsi="Times New Roman" w:cs="Times New Roman"/>
+          <w:sz w:val="24"/>
+          <w:szCs w:val="24"/>
+          <w:lang w:eastAsia="pt-BR"/>
+        </w:rPr>
+        <w:t>variada de jogos independentes a cada vez que for aberto.</w:t>
       </w:r>
     </w:p>
     <w:p>
@@ -618,27 +694,76 @@
           <w:szCs w:val="24"/>
           <w:lang w:eastAsia="pt-BR"/>
         </w:rPr>
-        <w:t>RF05 – Carrinho de Compras</w:t>
-      </w:r>
-      <w:r>
-        <w:rPr>
-          <w:rFonts w:ascii="Times New Roman" w:eastAsia="Times New Roman" w:hAnsi="Times New Roman" w:cs="Times New Roman"/>
-          <w:b/>
-          <w:bCs/>
-          <w:sz w:val="24"/>
-          <w:szCs w:val="24"/>
-          <w:lang w:eastAsia="pt-BR"/>
-        </w:rPr>
-        <w:t>:</w:t>
-      </w:r>
-      <w:r>
-        <w:rPr>
-          <w:rFonts w:ascii="Times New Roman" w:eastAsia="Times New Roman" w:hAnsi="Times New Roman" w:cs="Times New Roman"/>
-          <w:sz w:val="24"/>
-          <w:szCs w:val="24"/>
-          <w:lang w:eastAsia="pt-BR"/>
-        </w:rPr>
-        <w:t xml:space="preserve"> O sistema deve permitir adicionar/remover jogos no carrinho.</w:t>
+        <w:t>RF0</w:t>
+      </w:r>
+      <w:r>
+        <w:rPr>
+          <w:rFonts w:ascii="Times New Roman" w:eastAsia="Times New Roman" w:hAnsi="Times New Roman" w:cs="Times New Roman"/>
+          <w:b/>
+          <w:bCs/>
+          <w:sz w:val="24"/>
+          <w:szCs w:val="24"/>
+          <w:lang w:eastAsia="pt-BR"/>
+        </w:rPr>
+        <w:t>5</w:t>
+      </w:r>
+      <w:r>
+        <w:rPr>
+          <w:rFonts w:ascii="Times New Roman" w:eastAsia="Times New Roman" w:hAnsi="Times New Roman" w:cs="Times New Roman"/>
+          <w:b/>
+          <w:bCs/>
+          <w:sz w:val="24"/>
+          <w:szCs w:val="24"/>
+          <w:lang w:eastAsia="pt-BR"/>
+        </w:rPr>
+        <w:t xml:space="preserve"> – </w:t>
+      </w:r>
+      <w:r>
+        <w:rPr>
+          <w:rFonts w:ascii="Times New Roman" w:eastAsia="Times New Roman" w:hAnsi="Times New Roman" w:cs="Times New Roman"/>
+          <w:b/>
+          <w:bCs/>
+          <w:sz w:val="24"/>
+          <w:szCs w:val="24"/>
+          <w:lang w:eastAsia="pt-BR"/>
+        </w:rPr>
+        <w:t>Página de Jogo:</w:t>
+      </w:r>
+      <w:r>
+        <w:rPr>
+          <w:rFonts w:ascii="Times New Roman" w:eastAsia="Times New Roman" w:hAnsi="Times New Roman" w:cs="Times New Roman"/>
+          <w:sz w:val="24"/>
+          <w:szCs w:val="24"/>
+          <w:lang w:eastAsia="pt-BR"/>
+        </w:rPr>
+        <w:t xml:space="preserve"> O site deve exibir uma página sobre o jogo </w:t>
+      </w:r>
+      <w:r>
+        <w:rPr>
+          <w:rFonts w:ascii="Times New Roman" w:eastAsia="Times New Roman" w:hAnsi="Times New Roman" w:cs="Times New Roman"/>
+          <w:sz w:val="24"/>
+          <w:szCs w:val="24"/>
+          <w:lang w:eastAsia="pt-BR"/>
+        </w:rPr>
+        <w:t>com título, descrição</w:t>
+      </w:r>
+      <w:r>
+        <w:rPr>
+          <w:rFonts w:ascii="Times New Roman" w:eastAsia="Times New Roman" w:hAnsi="Times New Roman" w:cs="Times New Roman"/>
+          <w:sz w:val="24"/>
+          <w:szCs w:val="24"/>
+          <w:lang w:eastAsia="pt-BR"/>
+        </w:rPr>
+        <w:t xml:space="preserve"> e </w:t>
+      </w:r>
+      <w:r>
+        <w:rPr>
+          <w:rFonts w:ascii="Times New Roman" w:eastAsia="Times New Roman" w:hAnsi="Times New Roman" w:cs="Times New Roman"/>
+          <w:sz w:val="24"/>
+          <w:szCs w:val="24"/>
+          <w:lang w:eastAsia="pt-BR"/>
+        </w:rPr>
+        <w:t>imagens.</w:t>
       </w:r>
     </w:p>
     <w:p>
@@ -664,67 +789,67 @@
           <w:szCs w:val="24"/>
           <w:lang w:eastAsia="pt-BR"/>
         </w:rPr>
-        <w:t>RF06 – Checkout e Pagamento</w:t>
-      </w:r>
-      <w:r>
-        <w:rPr>
-          <w:rFonts w:ascii="Times New Roman" w:eastAsia="Times New Roman" w:hAnsi="Times New Roman" w:cs="Times New Roman"/>
-          <w:b/>
-          <w:bCs/>
-          <w:sz w:val="24"/>
-          <w:szCs w:val="24"/>
-          <w:lang w:eastAsia="pt-BR"/>
-        </w:rPr>
-        <w:t>:</w:t>
-      </w:r>
-      <w:r>
-        <w:rPr>
-          <w:rFonts w:ascii="Times New Roman" w:eastAsia="Times New Roman" w:hAnsi="Times New Roman" w:cs="Times New Roman"/>
-          <w:sz w:val="24"/>
-          <w:szCs w:val="24"/>
-          <w:lang w:eastAsia="pt-BR"/>
-        </w:rPr>
-        <w:t xml:space="preserve"> O sistema deve processar pagamentos via cartão, </w:t>
-      </w:r>
-      <w:proofErr w:type="spellStart"/>
-      <w:r>
-        <w:rPr>
-          <w:rFonts w:ascii="Times New Roman" w:eastAsia="Times New Roman" w:hAnsi="Times New Roman" w:cs="Times New Roman"/>
-          <w:sz w:val="24"/>
-          <w:szCs w:val="24"/>
-          <w:lang w:eastAsia="pt-BR"/>
-        </w:rPr>
-        <w:t>Pix</w:t>
-      </w:r>
-      <w:proofErr w:type="spellEnd"/>
-      <w:r>
-        <w:rPr>
-          <w:rFonts w:ascii="Times New Roman" w:eastAsia="Times New Roman" w:hAnsi="Times New Roman" w:cs="Times New Roman"/>
-          <w:sz w:val="24"/>
-          <w:szCs w:val="24"/>
-          <w:lang w:eastAsia="pt-BR"/>
-        </w:rPr>
-        <w:t xml:space="preserve"> ou </w:t>
-      </w:r>
-      <w:proofErr w:type="spellStart"/>
-      <w:r>
-        <w:rPr>
-          <w:rFonts w:ascii="Times New Roman" w:eastAsia="Times New Roman" w:hAnsi="Times New Roman" w:cs="Times New Roman"/>
-          <w:sz w:val="24"/>
-          <w:szCs w:val="24"/>
-          <w:lang w:eastAsia="pt-BR"/>
-        </w:rPr>
-        <w:t>PayPal</w:t>
-      </w:r>
-      <w:proofErr w:type="spellEnd"/>
-      <w:r>
-        <w:rPr>
-          <w:rFonts w:ascii="Times New Roman" w:eastAsia="Times New Roman" w:hAnsi="Times New Roman" w:cs="Times New Roman"/>
-          <w:sz w:val="24"/>
-          <w:szCs w:val="24"/>
-          <w:lang w:eastAsia="pt-BR"/>
-        </w:rPr>
-        <w:t>.</w:t>
+        <w:t>RF0</w:t>
+      </w:r>
+      <w:r>
+        <w:rPr>
+          <w:rFonts w:ascii="Times New Roman" w:eastAsia="Times New Roman" w:hAnsi="Times New Roman" w:cs="Times New Roman"/>
+          <w:b/>
+          <w:bCs/>
+          <w:sz w:val="24"/>
+          <w:szCs w:val="24"/>
+          <w:lang w:eastAsia="pt-BR"/>
+        </w:rPr>
+        <w:t>6</w:t>
+      </w:r>
+      <w:r>
+        <w:rPr>
+          <w:rFonts w:ascii="Times New Roman" w:eastAsia="Times New Roman" w:hAnsi="Times New Roman" w:cs="Times New Roman"/>
+          <w:b/>
+          <w:bCs/>
+          <w:sz w:val="24"/>
+          <w:szCs w:val="24"/>
+          <w:lang w:eastAsia="pt-BR"/>
+        </w:rPr>
+        <w:t xml:space="preserve"> – </w:t>
+      </w:r>
+      <w:r>
+        <w:rPr>
+          <w:rFonts w:ascii="Times New Roman" w:eastAsia="Times New Roman" w:hAnsi="Times New Roman" w:cs="Times New Roman"/>
+          <w:b/>
+          <w:bCs/>
+          <w:sz w:val="24"/>
+          <w:szCs w:val="24"/>
+          <w:lang w:eastAsia="pt-BR"/>
+        </w:rPr>
+        <w:t>Busca e Filtros:</w:t>
+      </w:r>
+      <w:r>
+        <w:rPr>
+          <w:rFonts w:ascii="Times New Roman" w:eastAsia="Times New Roman" w:hAnsi="Times New Roman" w:cs="Times New Roman"/>
+          <w:sz w:val="24"/>
+          <w:szCs w:val="24"/>
+          <w:lang w:eastAsia="pt-BR"/>
+        </w:rPr>
+        <w:t xml:space="preserve"> O usuário deve conseguir buscar jogos por nome, gênero</w:t>
+      </w:r>
+      <w:r>
+        <w:rPr>
+          <w:rFonts w:ascii="Times New Roman" w:eastAsia="Times New Roman" w:hAnsi="Times New Roman" w:cs="Times New Roman"/>
+          <w:sz w:val="24"/>
+          <w:szCs w:val="24"/>
+          <w:lang w:eastAsia="pt-BR"/>
+        </w:rPr>
+        <w:t xml:space="preserve"> </w:t>
+      </w:r>
+      <w:r>
+        <w:rPr>
+          <w:rFonts w:ascii="Times New Roman" w:eastAsia="Times New Roman" w:hAnsi="Times New Roman" w:cs="Times New Roman"/>
+          <w:sz w:val="24"/>
+          <w:szCs w:val="24"/>
+          <w:lang w:eastAsia="pt-BR"/>
+        </w:rPr>
+        <w:t>ou desenvolvedor.</w:t>
       </w:r>
     </w:p>
     <w:p>
@@ -750,27 +875,58 @@
           <w:szCs w:val="24"/>
           <w:lang w:eastAsia="pt-BR"/>
         </w:rPr>
-        <w:t>RF07 – Avaliações e Comentários</w:t>
-      </w:r>
-      <w:r>
-        <w:rPr>
-          <w:rFonts w:ascii="Times New Roman" w:eastAsia="Times New Roman" w:hAnsi="Times New Roman" w:cs="Times New Roman"/>
-          <w:b/>
-          <w:bCs/>
-          <w:sz w:val="24"/>
-          <w:szCs w:val="24"/>
-          <w:lang w:eastAsia="pt-BR"/>
-        </w:rPr>
-        <w:t>:</w:t>
-      </w:r>
-      <w:r>
-        <w:rPr>
-          <w:rFonts w:ascii="Times New Roman" w:eastAsia="Times New Roman" w:hAnsi="Times New Roman" w:cs="Times New Roman"/>
-          <w:sz w:val="24"/>
-          <w:szCs w:val="24"/>
-          <w:lang w:eastAsia="pt-BR"/>
-        </w:rPr>
-        <w:t xml:space="preserve"> Usuários devem poder avaliar jogos com estrelas e comentários.</w:t>
+        <w:t>RF0</w:t>
+      </w:r>
+      <w:r>
+        <w:rPr>
+          <w:rFonts w:ascii="Times New Roman" w:eastAsia="Times New Roman" w:hAnsi="Times New Roman" w:cs="Times New Roman"/>
+          <w:b/>
+          <w:bCs/>
+          <w:sz w:val="24"/>
+          <w:szCs w:val="24"/>
+          <w:lang w:eastAsia="pt-BR"/>
+        </w:rPr>
+        <w:t>7</w:t>
+      </w:r>
+      <w:r>
+        <w:rPr>
+          <w:rFonts w:ascii="Times New Roman" w:eastAsia="Times New Roman" w:hAnsi="Times New Roman" w:cs="Times New Roman"/>
+          <w:b/>
+          <w:bCs/>
+          <w:sz w:val="24"/>
+          <w:szCs w:val="24"/>
+          <w:lang w:eastAsia="pt-BR"/>
+        </w:rPr>
+        <w:t xml:space="preserve"> –</w:t>
+      </w:r>
+      <w:r>
+        <w:rPr>
+          <w:rFonts w:ascii="Times New Roman" w:eastAsia="Times New Roman" w:hAnsi="Times New Roman" w:cs="Times New Roman"/>
+          <w:sz w:val="24"/>
+          <w:szCs w:val="24"/>
+          <w:lang w:eastAsia="pt-BR"/>
+        </w:rPr>
+        <w:t xml:space="preserve"> </w:t>
+      </w:r>
+      <w:r>
+        <w:rPr>
+          <w:rFonts w:ascii="Times New Roman" w:eastAsia="Times New Roman" w:hAnsi="Times New Roman" w:cs="Times New Roman"/>
+          <w:b/>
+          <w:bCs/>
+          <w:sz w:val="24"/>
+          <w:szCs w:val="24"/>
+          <w:lang w:eastAsia="pt-BR"/>
+        </w:rPr>
+        <w:t>Jogos Recentes:</w:t>
+      </w:r>
+      <w:r>
+        <w:rPr>
+          <w:rFonts w:ascii="Times New Roman" w:eastAsia="Times New Roman" w:hAnsi="Times New Roman" w:cs="Times New Roman"/>
+          <w:sz w:val="24"/>
+          <w:szCs w:val="24"/>
+          <w:lang w:eastAsia="pt-BR"/>
+        </w:rPr>
+        <w:t xml:space="preserve"> O site deve exibir uma lista com os jogos que foram publicados há, no máximo, duas semanas atrás.</w:t>
       </w:r>
     </w:p>
     <w:p>
@@ -796,27 +952,58 @@
           <w:szCs w:val="24"/>
           <w:lang w:eastAsia="pt-BR"/>
         </w:rPr>
-        <w:t>RF08 – Responsividade</w:t>
-      </w:r>
-      <w:r>
-        <w:rPr>
-          <w:rFonts w:ascii="Times New Roman" w:eastAsia="Times New Roman" w:hAnsi="Times New Roman" w:cs="Times New Roman"/>
-          <w:b/>
-          <w:bCs/>
-          <w:sz w:val="24"/>
-          <w:szCs w:val="24"/>
-          <w:lang w:eastAsia="pt-BR"/>
-        </w:rPr>
-        <w:t>:</w:t>
-      </w:r>
-      <w:r>
-        <w:rPr>
-          <w:rFonts w:ascii="Times New Roman" w:eastAsia="Times New Roman" w:hAnsi="Times New Roman" w:cs="Times New Roman"/>
-          <w:sz w:val="24"/>
-          <w:szCs w:val="24"/>
-          <w:lang w:eastAsia="pt-BR"/>
-        </w:rPr>
-        <w:t xml:space="preserve"> O site deve se adaptar a diferentes dispositivos (desktop, tablet, mobile).</w:t>
+        <w:t>RF0</w:t>
+      </w:r>
+      <w:r>
+        <w:rPr>
+          <w:rFonts w:ascii="Times New Roman" w:eastAsia="Times New Roman" w:hAnsi="Times New Roman" w:cs="Times New Roman"/>
+          <w:b/>
+          <w:bCs/>
+          <w:sz w:val="24"/>
+          <w:szCs w:val="24"/>
+          <w:lang w:eastAsia="pt-BR"/>
+        </w:rPr>
+        <w:t>8</w:t>
+      </w:r>
+      <w:r>
+        <w:rPr>
+          <w:rFonts w:ascii="Times New Roman" w:eastAsia="Times New Roman" w:hAnsi="Times New Roman" w:cs="Times New Roman"/>
+          <w:b/>
+          <w:bCs/>
+          <w:sz w:val="24"/>
+          <w:szCs w:val="24"/>
+          <w:lang w:eastAsia="pt-BR"/>
+        </w:rPr>
+        <w:t xml:space="preserve"> – </w:t>
+      </w:r>
+      <w:r>
+        <w:rPr>
+          <w:rFonts w:ascii="Times New Roman" w:eastAsia="Times New Roman" w:hAnsi="Times New Roman" w:cs="Times New Roman"/>
+          <w:b/>
+          <w:bCs/>
+          <w:sz w:val="24"/>
+          <w:szCs w:val="24"/>
+          <w:lang w:eastAsia="pt-BR"/>
+        </w:rPr>
+        <w:t>Jogos em Destaque:</w:t>
+      </w:r>
+      <w:r>
+        <w:rPr>
+          <w:rFonts w:ascii="Times New Roman" w:eastAsia="Times New Roman" w:hAnsi="Times New Roman" w:cs="Times New Roman"/>
+          <w:sz w:val="24"/>
+          <w:szCs w:val="24"/>
+          <w:lang w:eastAsia="pt-BR"/>
+        </w:rPr>
+        <w:t xml:space="preserve"> O site</w:t>
+      </w:r>
+      <w:r>
+        <w:rPr>
+          <w:rFonts w:ascii="Times New Roman" w:eastAsia="Times New Roman" w:hAnsi="Times New Roman" w:cs="Times New Roman"/>
+          <w:sz w:val="24"/>
+          <w:szCs w:val="24"/>
+          <w:lang w:eastAsia="pt-BR"/>
+        </w:rPr>
+        <w:t xml:space="preserve"> deve exibir uma lista com os jogos que mais receberam interações ou avaliações.</w:t>
       </w:r>
     </w:p>
     <w:p>
@@ -842,7 +1029,29 @@
           <w:szCs w:val="24"/>
           <w:lang w:eastAsia="pt-BR"/>
         </w:rPr>
-        <w:t>RF09 – Área do Desenvolvedor</w:t>
+        <w:t>RF0</w:t>
+      </w:r>
+      <w:r>
+        <w:rPr>
+          <w:rFonts w:ascii="Times New Roman" w:eastAsia="Times New Roman" w:hAnsi="Times New Roman" w:cs="Times New Roman"/>
+          <w:b/>
+          <w:bCs/>
+          <w:sz w:val="24"/>
+          <w:szCs w:val="24"/>
+          <w:lang w:eastAsia="pt-BR"/>
+        </w:rPr>
+        <w:t>9</w:t>
+      </w:r>
+      <w:r>
+        <w:rPr>
+          <w:rFonts w:ascii="Times New Roman" w:eastAsia="Times New Roman" w:hAnsi="Times New Roman" w:cs="Times New Roman"/>
+          <w:b/>
+          <w:bCs/>
+          <w:sz w:val="24"/>
+          <w:szCs w:val="24"/>
+          <w:lang w:eastAsia="pt-BR"/>
+        </w:rPr>
+        <w:t xml:space="preserve"> – Avaliações e Comentários</w:t>
       </w:r>
       <w:r>
         <w:rPr>
@@ -862,25 +1071,7 @@
           <w:szCs w:val="24"/>
           <w:lang w:eastAsia="pt-BR"/>
         </w:rPr>
-        <w:t xml:space="preserve"> Criadores independentes devem </w:t>
-      </w:r>
-      <w:r>
-        <w:rPr>
-          <w:rFonts w:ascii="Times New Roman" w:eastAsia="Times New Roman" w:hAnsi="Times New Roman" w:cs="Times New Roman"/>
-          <w:sz w:val="24"/>
-          <w:szCs w:val="24"/>
-          <w:lang w:eastAsia="pt-BR"/>
-        </w:rPr>
-        <w:t>consegui</w:t>
-      </w:r>
-      <w:r>
-        <w:rPr>
-          <w:rFonts w:ascii="Times New Roman" w:eastAsia="Times New Roman" w:hAnsi="Times New Roman" w:cs="Times New Roman"/>
-          <w:sz w:val="24"/>
-          <w:szCs w:val="24"/>
-          <w:lang w:eastAsia="pt-BR"/>
-        </w:rPr>
-        <w:t>r cadastrar seus jogos com informações e arquivos.</w:t>
+        <w:t xml:space="preserve"> Usuários devem poder avaliar jogos com estrelas e comentários.</w:t>
       </w:r>
     </w:p>
     <w:p>
@@ -906,7 +1097,29 @@
           <w:szCs w:val="24"/>
           <w:lang w:eastAsia="pt-BR"/>
         </w:rPr>
-        <w:t>RF10 – Notificações</w:t>
+        <w:t>RF</w:t>
+      </w:r>
+      <w:r>
+        <w:rPr>
+          <w:rFonts w:ascii="Times New Roman" w:eastAsia="Times New Roman" w:hAnsi="Times New Roman" w:cs="Times New Roman"/>
+          <w:b/>
+          <w:bCs/>
+          <w:sz w:val="24"/>
+          <w:szCs w:val="24"/>
+          <w:lang w:eastAsia="pt-BR"/>
+        </w:rPr>
+        <w:t>1</w:t>
+      </w:r>
+      <w:r>
+        <w:rPr>
+          <w:rFonts w:ascii="Times New Roman" w:eastAsia="Times New Roman" w:hAnsi="Times New Roman" w:cs="Times New Roman"/>
+          <w:b/>
+          <w:bCs/>
+          <w:sz w:val="24"/>
+          <w:szCs w:val="24"/>
+          <w:lang w:eastAsia="pt-BR"/>
+        </w:rPr>
+        <w:t>0 – Responsividade</w:t>
       </w:r>
       <w:r>
         <w:rPr>
@@ -926,7 +1139,7 @@
           <w:szCs w:val="24"/>
           <w:lang w:eastAsia="pt-BR"/>
         </w:rPr>
-        <w:t xml:space="preserve"> O sistema deve enviar e-mails de confirmação de cadastro, compra e atualização de jogos.</w:t>
+        <w:t xml:space="preserve"> O site deve se adaptar a diferentes dispositivos (desktop, tablet, mobile).</w:t>
       </w:r>
     </w:p>
     <w:p>
@@ -952,72 +1165,96 @@
           <w:szCs w:val="24"/>
           <w:lang w:eastAsia="pt-BR"/>
         </w:rPr>
-        <w:t>RF11</w:t>
-      </w:r>
-      <w:r>
-        <w:rPr>
-          <w:rFonts w:ascii="Times New Roman" w:eastAsia="Times New Roman" w:hAnsi="Times New Roman" w:cs="Times New Roman"/>
-          <w:b/>
-          <w:bCs/>
-          <w:sz w:val="24"/>
-          <w:szCs w:val="24"/>
-          <w:lang w:eastAsia="pt-BR"/>
-        </w:rPr>
-        <w:t xml:space="preserve"> – </w:t>
-      </w:r>
-      <w:r>
-        <w:rPr>
-          <w:rFonts w:ascii="Times New Roman" w:eastAsia="Times New Roman" w:hAnsi="Times New Roman" w:cs="Times New Roman"/>
-          <w:b/>
-          <w:bCs/>
-          <w:sz w:val="24"/>
-          <w:szCs w:val="24"/>
-          <w:lang w:eastAsia="pt-BR"/>
-        </w:rPr>
-        <w:t>Instalador</w:t>
-      </w:r>
-      <w:r>
-        <w:rPr>
-          <w:rFonts w:ascii="Times New Roman" w:eastAsia="Times New Roman" w:hAnsi="Times New Roman" w:cs="Times New Roman"/>
-          <w:b/>
-          <w:bCs/>
-          <w:sz w:val="24"/>
-          <w:szCs w:val="24"/>
-          <w:lang w:eastAsia="pt-BR"/>
-        </w:rPr>
-        <w:t xml:space="preserve"> </w:t>
-      </w:r>
-      <w:r>
-        <w:rPr>
-          <w:rFonts w:ascii="Times New Roman" w:eastAsia="Times New Roman" w:hAnsi="Times New Roman" w:cs="Times New Roman"/>
-          <w:b/>
-          <w:bCs/>
-          <w:sz w:val="24"/>
-          <w:szCs w:val="24"/>
-          <w:lang w:eastAsia="pt-BR"/>
-        </w:rPr>
-        <w:t>de jog</w:t>
-      </w:r>
-      <w:r>
-        <w:rPr>
-          <w:rFonts w:ascii="Times New Roman" w:eastAsia="Times New Roman" w:hAnsi="Times New Roman" w:cs="Times New Roman"/>
-          <w:b/>
-          <w:bCs/>
-          <w:sz w:val="24"/>
-          <w:szCs w:val="24"/>
-          <w:lang w:eastAsia="pt-BR"/>
-        </w:rPr>
-        <w:t>os integrado no sistema do site e app:</w:t>
-      </w:r>
-      <w:r>
-        <w:rPr>
-          <w:rFonts w:ascii="Times New Roman" w:eastAsia="Times New Roman" w:hAnsi="Times New Roman" w:cs="Times New Roman"/>
-          <w:bCs/>
-          <w:sz w:val="24"/>
-          <w:szCs w:val="24"/>
-          <w:lang w:eastAsia="pt-BR"/>
-        </w:rPr>
-        <w:t xml:space="preserve"> O sistema deve conter um instalador nativo para jogos publicados.</w:t>
+        <w:t>RF</w:t>
+      </w:r>
+      <w:r>
+        <w:rPr>
+          <w:rFonts w:ascii="Times New Roman" w:eastAsia="Times New Roman" w:hAnsi="Times New Roman" w:cs="Times New Roman"/>
+          <w:b/>
+          <w:bCs/>
+          <w:sz w:val="24"/>
+          <w:szCs w:val="24"/>
+          <w:lang w:eastAsia="pt-BR"/>
+        </w:rPr>
+        <w:t>1</w:t>
+      </w:r>
+      <w:r>
+        <w:rPr>
+          <w:rFonts w:ascii="Times New Roman" w:eastAsia="Times New Roman" w:hAnsi="Times New Roman" w:cs="Times New Roman"/>
+          <w:b/>
+          <w:bCs/>
+          <w:sz w:val="24"/>
+          <w:szCs w:val="24"/>
+          <w:lang w:eastAsia="pt-BR"/>
+        </w:rPr>
+        <w:t>1</w:t>
+      </w:r>
+      <w:r>
+        <w:rPr>
+          <w:rFonts w:ascii="Times New Roman" w:eastAsia="Times New Roman" w:hAnsi="Times New Roman" w:cs="Times New Roman"/>
+          <w:b/>
+          <w:bCs/>
+          <w:sz w:val="24"/>
+          <w:szCs w:val="24"/>
+          <w:lang w:eastAsia="pt-BR"/>
+        </w:rPr>
+        <w:t xml:space="preserve"> – Área do Desenvolvedor</w:t>
+      </w:r>
+      <w:r>
+        <w:rPr>
+          <w:rFonts w:ascii="Times New Roman" w:eastAsia="Times New Roman" w:hAnsi="Times New Roman" w:cs="Times New Roman"/>
+          <w:b/>
+          <w:bCs/>
+          <w:sz w:val="24"/>
+          <w:szCs w:val="24"/>
+          <w:lang w:eastAsia="pt-BR"/>
+        </w:rPr>
+        <w:t>:</w:t>
+      </w:r>
+      <w:r>
+        <w:rPr>
+          <w:rFonts w:ascii="Times New Roman" w:eastAsia="Times New Roman" w:hAnsi="Times New Roman" w:cs="Times New Roman"/>
+          <w:sz w:val="24"/>
+          <w:szCs w:val="24"/>
+          <w:lang w:eastAsia="pt-BR"/>
+        </w:rPr>
+        <w:t xml:space="preserve"> Criadores independentes devem </w:t>
+      </w:r>
+      <w:r>
+        <w:rPr>
+          <w:rFonts w:ascii="Times New Roman" w:eastAsia="Times New Roman" w:hAnsi="Times New Roman" w:cs="Times New Roman"/>
+          <w:sz w:val="24"/>
+          <w:szCs w:val="24"/>
+          <w:lang w:eastAsia="pt-BR"/>
+        </w:rPr>
+        <w:t>consegui</w:t>
+      </w:r>
+      <w:r>
+        <w:rPr>
+          <w:rFonts w:ascii="Times New Roman" w:eastAsia="Times New Roman" w:hAnsi="Times New Roman" w:cs="Times New Roman"/>
+          <w:sz w:val="24"/>
+          <w:szCs w:val="24"/>
+          <w:lang w:eastAsia="pt-BR"/>
+        </w:rPr>
+        <w:t>r cadastrar seus jogos com</w:t>
+      </w:r>
+      <w:r>
+        <w:rPr>
+          <w:rFonts w:ascii="Times New Roman" w:eastAsia="Times New Roman" w:hAnsi="Times New Roman" w:cs="Times New Roman"/>
+          <w:sz w:val="24"/>
+          <w:szCs w:val="24"/>
+          <w:lang w:eastAsia="pt-BR"/>
+        </w:rPr>
+        <w:t xml:space="preserve"> as respectivas</w:t>
+      </w:r>
+      <w:r>
+        <w:rPr>
+          <w:rFonts w:ascii="Times New Roman" w:eastAsia="Times New Roman" w:hAnsi="Times New Roman" w:cs="Times New Roman"/>
+          <w:sz w:val="24"/>
+          <w:szCs w:val="24"/>
+          <w:lang w:eastAsia="pt-BR"/>
+        </w:rPr>
+        <w:t xml:space="preserve"> informações e arquivos.</w:t>
       </w:r>
     </w:p>
     <w:p>
@@ -1029,21 +1266,229 @@
         <w:spacing w:before="100" w:beforeAutospacing="1" w:after="100" w:afterAutospacing="1" w:line="240" w:lineRule="auto"/>
         <w:rPr>
           <w:rFonts w:ascii="Times New Roman" w:eastAsia="Times New Roman" w:hAnsi="Times New Roman" w:cs="Times New Roman"/>
-          <w:b/>
-          <w:sz w:val="24"/>
-          <w:szCs w:val="24"/>
-          <w:lang w:eastAsia="pt-BR"/>
-        </w:rPr>
-      </w:pPr>
-      <w:r>
-        <w:rPr>
-          <w:rFonts w:ascii="Times New Roman" w:eastAsia="Times New Roman" w:hAnsi="Times New Roman" w:cs="Times New Roman"/>
-          <w:b/>
-          <w:sz w:val="24"/>
-          <w:szCs w:val="24"/>
-          <w:lang w:eastAsia="pt-BR"/>
-        </w:rPr>
-        <w:t xml:space="preserve">RF12 – </w:t>
+          <w:sz w:val="24"/>
+          <w:szCs w:val="24"/>
+          <w:lang w:eastAsia="pt-BR"/>
+        </w:rPr>
+      </w:pPr>
+      <w:r>
+        <w:rPr>
+          <w:rFonts w:ascii="Times New Roman" w:eastAsia="Times New Roman" w:hAnsi="Times New Roman" w:cs="Times New Roman"/>
+          <w:b/>
+          <w:bCs/>
+          <w:sz w:val="24"/>
+          <w:szCs w:val="24"/>
+          <w:lang w:eastAsia="pt-BR"/>
+        </w:rPr>
+        <w:t>RF1</w:t>
+      </w:r>
+      <w:r>
+        <w:rPr>
+          <w:rFonts w:ascii="Times New Roman" w:eastAsia="Times New Roman" w:hAnsi="Times New Roman" w:cs="Times New Roman"/>
+          <w:b/>
+          <w:bCs/>
+          <w:sz w:val="24"/>
+          <w:szCs w:val="24"/>
+          <w:lang w:eastAsia="pt-BR"/>
+        </w:rPr>
+        <w:t>2</w:t>
+      </w:r>
+      <w:r>
+        <w:rPr>
+          <w:rFonts w:ascii="Times New Roman" w:eastAsia="Times New Roman" w:hAnsi="Times New Roman" w:cs="Times New Roman"/>
+          <w:b/>
+          <w:bCs/>
+          <w:sz w:val="24"/>
+          <w:szCs w:val="24"/>
+          <w:lang w:eastAsia="pt-BR"/>
+        </w:rPr>
+        <w:t xml:space="preserve"> – Notificações</w:t>
+      </w:r>
+      <w:r>
+        <w:rPr>
+          <w:rFonts w:ascii="Times New Roman" w:eastAsia="Times New Roman" w:hAnsi="Times New Roman" w:cs="Times New Roman"/>
+          <w:b/>
+          <w:bCs/>
+          <w:sz w:val="24"/>
+          <w:szCs w:val="24"/>
+          <w:lang w:eastAsia="pt-BR"/>
+        </w:rPr>
+        <w:t>:</w:t>
+      </w:r>
+      <w:r>
+        <w:rPr>
+          <w:rFonts w:ascii="Times New Roman" w:eastAsia="Times New Roman" w:hAnsi="Times New Roman" w:cs="Times New Roman"/>
+          <w:sz w:val="24"/>
+          <w:szCs w:val="24"/>
+          <w:lang w:eastAsia="pt-BR"/>
+        </w:rPr>
+        <w:t xml:space="preserve"> O sistema deve enviar e-mails de confirmação de cadastro, </w:t>
+      </w:r>
+      <w:r>
+        <w:rPr>
+          <w:rFonts w:ascii="Times New Roman" w:eastAsia="Times New Roman" w:hAnsi="Times New Roman" w:cs="Times New Roman"/>
+          <w:sz w:val="24"/>
+          <w:szCs w:val="24"/>
+          <w:lang w:eastAsia="pt-BR"/>
+        </w:rPr>
+        <w:t xml:space="preserve">publicação </w:t>
+      </w:r>
+      <w:r>
+        <w:rPr>
+          <w:rFonts w:ascii="Times New Roman" w:eastAsia="Times New Roman" w:hAnsi="Times New Roman" w:cs="Times New Roman"/>
+          <w:sz w:val="24"/>
+          <w:szCs w:val="24"/>
+          <w:lang w:eastAsia="pt-BR"/>
+        </w:rPr>
+        <w:t>e atualização de jogos.</w:t>
+      </w:r>
+    </w:p>
+    <w:p>
+      <w:pPr>
+        <w:numPr>
+          <w:ilvl w:val="0"/>
+          <w:numId w:val="1"/>
+        </w:numPr>
+        <w:spacing w:before="100" w:beforeAutospacing="1" w:after="100" w:afterAutospacing="1" w:line="240" w:lineRule="auto"/>
+        <w:rPr>
+          <w:rFonts w:ascii="Times New Roman" w:eastAsia="Times New Roman" w:hAnsi="Times New Roman" w:cs="Times New Roman"/>
+          <w:sz w:val="24"/>
+          <w:szCs w:val="24"/>
+          <w:lang w:eastAsia="pt-BR"/>
+        </w:rPr>
+      </w:pPr>
+      <w:r>
+        <w:rPr>
+          <w:rFonts w:ascii="Times New Roman" w:eastAsia="Times New Roman" w:hAnsi="Times New Roman" w:cs="Times New Roman"/>
+          <w:b/>
+          <w:bCs/>
+          <w:sz w:val="24"/>
+          <w:szCs w:val="24"/>
+          <w:lang w:eastAsia="pt-BR"/>
+        </w:rPr>
+        <w:t>RF1</w:t>
+      </w:r>
+      <w:r>
+        <w:rPr>
+          <w:rFonts w:ascii="Times New Roman" w:eastAsia="Times New Roman" w:hAnsi="Times New Roman" w:cs="Times New Roman"/>
+          <w:b/>
+          <w:bCs/>
+          <w:sz w:val="24"/>
+          <w:szCs w:val="24"/>
+          <w:lang w:eastAsia="pt-BR"/>
+        </w:rPr>
+        <w:t>3</w:t>
+      </w:r>
+      <w:r>
+        <w:rPr>
+          <w:rFonts w:ascii="Times New Roman" w:eastAsia="Times New Roman" w:hAnsi="Times New Roman" w:cs="Times New Roman"/>
+          <w:b/>
+          <w:bCs/>
+          <w:sz w:val="24"/>
+          <w:szCs w:val="24"/>
+          <w:lang w:eastAsia="pt-BR"/>
+        </w:rPr>
+        <w:t xml:space="preserve"> – </w:t>
+      </w:r>
+      <w:r>
+        <w:rPr>
+          <w:rFonts w:ascii="Times New Roman" w:eastAsia="Times New Roman" w:hAnsi="Times New Roman" w:cs="Times New Roman"/>
+          <w:b/>
+          <w:bCs/>
+          <w:sz w:val="24"/>
+          <w:szCs w:val="24"/>
+          <w:lang w:eastAsia="pt-BR"/>
+        </w:rPr>
+        <w:t>Instalador</w:t>
+      </w:r>
+      <w:r>
+        <w:rPr>
+          <w:rFonts w:ascii="Times New Roman" w:eastAsia="Times New Roman" w:hAnsi="Times New Roman" w:cs="Times New Roman"/>
+          <w:b/>
+          <w:bCs/>
+          <w:sz w:val="24"/>
+          <w:szCs w:val="24"/>
+          <w:lang w:eastAsia="pt-BR"/>
+        </w:rPr>
+        <w:t xml:space="preserve"> </w:t>
+      </w:r>
+      <w:r>
+        <w:rPr>
+          <w:rFonts w:ascii="Times New Roman" w:eastAsia="Times New Roman" w:hAnsi="Times New Roman" w:cs="Times New Roman"/>
+          <w:b/>
+          <w:bCs/>
+          <w:sz w:val="24"/>
+          <w:szCs w:val="24"/>
+          <w:lang w:eastAsia="pt-BR"/>
+        </w:rPr>
+        <w:t>de jog</w:t>
+      </w:r>
+      <w:r>
+        <w:rPr>
+          <w:rFonts w:ascii="Times New Roman" w:eastAsia="Times New Roman" w:hAnsi="Times New Roman" w:cs="Times New Roman"/>
+          <w:b/>
+          <w:bCs/>
+          <w:sz w:val="24"/>
+          <w:szCs w:val="24"/>
+          <w:lang w:eastAsia="pt-BR"/>
+        </w:rPr>
+        <w:t>os integrado no sistema do site e app:</w:t>
+      </w:r>
+      <w:r>
+        <w:rPr>
+          <w:rFonts w:ascii="Times New Roman" w:eastAsia="Times New Roman" w:hAnsi="Times New Roman" w:cs="Times New Roman"/>
+          <w:bCs/>
+          <w:sz w:val="24"/>
+          <w:szCs w:val="24"/>
+          <w:lang w:eastAsia="pt-BR"/>
+        </w:rPr>
+        <w:t xml:space="preserve"> O sistema deve conter um instalador nativo para jogos publicados.</w:t>
+      </w:r>
+    </w:p>
+    <w:p>
+      <w:pPr>
+        <w:numPr>
+          <w:ilvl w:val="0"/>
+          <w:numId w:val="1"/>
+        </w:numPr>
+        <w:spacing w:before="100" w:beforeAutospacing="1" w:after="100" w:afterAutospacing="1" w:line="240" w:lineRule="auto"/>
+        <w:rPr>
+          <w:rFonts w:ascii="Times New Roman" w:eastAsia="Times New Roman" w:hAnsi="Times New Roman" w:cs="Times New Roman"/>
+          <w:b/>
+          <w:sz w:val="24"/>
+          <w:szCs w:val="24"/>
+          <w:lang w:eastAsia="pt-BR"/>
+        </w:rPr>
+      </w:pPr>
+      <w:r>
+        <w:rPr>
+          <w:rFonts w:ascii="Times New Roman" w:eastAsia="Times New Roman" w:hAnsi="Times New Roman" w:cs="Times New Roman"/>
+          <w:b/>
+          <w:sz w:val="24"/>
+          <w:szCs w:val="24"/>
+          <w:lang w:eastAsia="pt-BR"/>
+        </w:rPr>
+        <w:t>RF1</w:t>
+      </w:r>
+      <w:r>
+        <w:rPr>
+          <w:rFonts w:ascii="Times New Roman" w:eastAsia="Times New Roman" w:hAnsi="Times New Roman" w:cs="Times New Roman"/>
+          <w:b/>
+          <w:sz w:val="24"/>
+          <w:szCs w:val="24"/>
+          <w:lang w:eastAsia="pt-BR"/>
+        </w:rPr>
+        <w:t>4</w:t>
+      </w:r>
+      <w:r>
+        <w:rPr>
+          <w:rFonts w:ascii="Times New Roman" w:eastAsia="Times New Roman" w:hAnsi="Times New Roman" w:cs="Times New Roman"/>
+          <w:b/>
+          <w:sz w:val="24"/>
+          <w:szCs w:val="24"/>
+          <w:lang w:eastAsia="pt-BR"/>
+        </w:rPr>
+        <w:t xml:space="preserve"> – </w:t>
       </w:r>
       <w:r>
         <w:rPr>
@@ -1194,6 +1639,587 @@
           <w:lang w:eastAsia="pt-BR"/>
         </w:rPr>
         <w:t>com sucesso.</w:t>
+      </w:r>
+    </w:p>
+    <w:p>
+      <w:pPr>
+        <w:numPr>
+          <w:ilvl w:val="0"/>
+          <w:numId w:val="1"/>
+        </w:numPr>
+        <w:spacing w:before="100" w:beforeAutospacing="1" w:after="100" w:afterAutospacing="1" w:line="240" w:lineRule="auto"/>
+        <w:rPr>
+          <w:rFonts w:ascii="Times New Roman" w:eastAsia="Times New Roman" w:hAnsi="Times New Roman" w:cs="Times New Roman"/>
+          <w:b/>
+          <w:sz w:val="24"/>
+          <w:szCs w:val="24"/>
+          <w:lang w:eastAsia="pt-BR"/>
+        </w:rPr>
+      </w:pPr>
+      <w:r>
+        <w:rPr>
+          <w:rFonts w:ascii="Times New Roman" w:eastAsia="Times New Roman" w:hAnsi="Times New Roman" w:cs="Times New Roman"/>
+          <w:b/>
+          <w:sz w:val="24"/>
+          <w:szCs w:val="24"/>
+          <w:lang w:eastAsia="pt-BR"/>
+        </w:rPr>
+        <w:t>RF1</w:t>
+      </w:r>
+      <w:r>
+        <w:rPr>
+          <w:rFonts w:ascii="Times New Roman" w:eastAsia="Times New Roman" w:hAnsi="Times New Roman" w:cs="Times New Roman"/>
+          <w:b/>
+          <w:sz w:val="24"/>
+          <w:szCs w:val="24"/>
+          <w:lang w:eastAsia="pt-BR"/>
+        </w:rPr>
+        <w:t>5</w:t>
+      </w:r>
+      <w:r>
+        <w:rPr>
+          <w:rFonts w:ascii="Times New Roman" w:eastAsia="Times New Roman" w:hAnsi="Times New Roman" w:cs="Times New Roman"/>
+          <w:b/>
+          <w:sz w:val="24"/>
+          <w:szCs w:val="24"/>
+          <w:lang w:eastAsia="pt-BR"/>
+        </w:rPr>
+        <w:t xml:space="preserve"> – Biblioteca:</w:t>
+      </w:r>
+      <w:r>
+        <w:rPr>
+          <w:rFonts w:ascii="Times New Roman" w:eastAsia="Times New Roman" w:hAnsi="Times New Roman" w:cs="Times New Roman"/>
+          <w:bCs/>
+          <w:sz w:val="24"/>
+          <w:szCs w:val="24"/>
+          <w:lang w:eastAsia="pt-BR"/>
+        </w:rPr>
+        <w:t xml:space="preserve"> O usuário deve acessar a biblioteca em seu perfil para verificar quais jogos ele possui.</w:t>
+      </w:r>
+    </w:p>
+    <w:p>
+      <w:pPr>
+        <w:numPr>
+          <w:ilvl w:val="0"/>
+          <w:numId w:val="1"/>
+        </w:numPr>
+        <w:spacing w:before="100" w:beforeAutospacing="1" w:after="100" w:afterAutospacing="1" w:line="240" w:lineRule="auto"/>
+        <w:rPr>
+          <w:rFonts w:ascii="Times New Roman" w:eastAsia="Times New Roman" w:hAnsi="Times New Roman" w:cs="Times New Roman"/>
+          <w:b/>
+          <w:sz w:val="24"/>
+          <w:szCs w:val="24"/>
+          <w:lang w:eastAsia="pt-BR"/>
+        </w:rPr>
+      </w:pPr>
+      <w:r>
+        <w:rPr>
+          <w:rFonts w:ascii="Times New Roman" w:eastAsia="Times New Roman" w:hAnsi="Times New Roman" w:cs="Times New Roman"/>
+          <w:b/>
+          <w:sz w:val="24"/>
+          <w:szCs w:val="24"/>
+          <w:lang w:eastAsia="pt-BR"/>
+        </w:rPr>
+        <w:t>RF1</w:t>
+      </w:r>
+      <w:r>
+        <w:rPr>
+          <w:rFonts w:ascii="Times New Roman" w:eastAsia="Times New Roman" w:hAnsi="Times New Roman" w:cs="Times New Roman"/>
+          <w:b/>
+          <w:sz w:val="24"/>
+          <w:szCs w:val="24"/>
+          <w:lang w:eastAsia="pt-BR"/>
+        </w:rPr>
+        <w:t>6</w:t>
+      </w:r>
+      <w:r>
+        <w:rPr>
+          <w:rFonts w:ascii="Times New Roman" w:eastAsia="Times New Roman" w:hAnsi="Times New Roman" w:cs="Times New Roman"/>
+          <w:b/>
+          <w:sz w:val="24"/>
+          <w:szCs w:val="24"/>
+          <w:lang w:eastAsia="pt-BR"/>
+        </w:rPr>
+        <w:t xml:space="preserve"> – Lista de Desejos:</w:t>
+      </w:r>
+      <w:r>
+        <w:rPr>
+          <w:rFonts w:ascii="Times New Roman" w:eastAsia="Times New Roman" w:hAnsi="Times New Roman" w:cs="Times New Roman"/>
+          <w:bCs/>
+          <w:sz w:val="24"/>
+          <w:szCs w:val="24"/>
+          <w:lang w:eastAsia="pt-BR"/>
+        </w:rPr>
+        <w:t xml:space="preserve"> O usuário deverá salvar um jogo na lista de desejos do seu perfil enquanto estiver conectado.</w:t>
+      </w:r>
+    </w:p>
+    <w:p>
+      <w:pPr>
+        <w:numPr>
+          <w:ilvl w:val="0"/>
+          <w:numId w:val="1"/>
+        </w:numPr>
+        <w:spacing w:before="100" w:beforeAutospacing="1" w:after="100" w:afterAutospacing="1" w:line="240" w:lineRule="auto"/>
+        <w:rPr>
+          <w:rFonts w:ascii="Times New Roman" w:eastAsia="Times New Roman" w:hAnsi="Times New Roman" w:cs="Times New Roman"/>
+          <w:b/>
+          <w:sz w:val="24"/>
+          <w:szCs w:val="24"/>
+          <w:lang w:eastAsia="pt-BR"/>
+        </w:rPr>
+      </w:pPr>
+      <w:r>
+        <w:rPr>
+          <w:rFonts w:ascii="Times New Roman" w:eastAsia="Times New Roman" w:hAnsi="Times New Roman" w:cs="Times New Roman"/>
+          <w:b/>
+          <w:sz w:val="24"/>
+          <w:szCs w:val="24"/>
+          <w:lang w:eastAsia="pt-BR"/>
+        </w:rPr>
+        <w:t>RF1</w:t>
+      </w:r>
+      <w:r>
+        <w:rPr>
+          <w:rFonts w:ascii="Times New Roman" w:eastAsia="Times New Roman" w:hAnsi="Times New Roman" w:cs="Times New Roman"/>
+          <w:b/>
+          <w:sz w:val="24"/>
+          <w:szCs w:val="24"/>
+          <w:lang w:eastAsia="pt-BR"/>
+        </w:rPr>
+        <w:t>7</w:t>
+      </w:r>
+      <w:r>
+        <w:rPr>
+          <w:rFonts w:ascii="Times New Roman" w:eastAsia="Times New Roman" w:hAnsi="Times New Roman" w:cs="Times New Roman"/>
+          <w:b/>
+          <w:sz w:val="24"/>
+          <w:szCs w:val="24"/>
+          <w:lang w:eastAsia="pt-BR"/>
+        </w:rPr>
+        <w:t xml:space="preserve"> – Histórico:</w:t>
+      </w:r>
+      <w:r>
+        <w:rPr>
+          <w:rFonts w:ascii="Times New Roman" w:eastAsia="Times New Roman" w:hAnsi="Times New Roman" w:cs="Times New Roman"/>
+          <w:bCs/>
+          <w:sz w:val="24"/>
+          <w:szCs w:val="24"/>
+          <w:lang w:eastAsia="pt-BR"/>
+        </w:rPr>
+        <w:t xml:space="preserve"> O usuário deve acessar o histórico de atividade do seu perfil.</w:t>
+      </w:r>
+    </w:p>
+    <w:p>
+      <w:pPr>
+        <w:numPr>
+          <w:ilvl w:val="0"/>
+          <w:numId w:val="1"/>
+        </w:numPr>
+        <w:spacing w:before="100" w:beforeAutospacing="1" w:after="100" w:afterAutospacing="1" w:line="240" w:lineRule="auto"/>
+        <w:rPr>
+          <w:rFonts w:ascii="Times New Roman" w:eastAsia="Times New Roman" w:hAnsi="Times New Roman" w:cs="Times New Roman"/>
+          <w:b/>
+          <w:sz w:val="24"/>
+          <w:szCs w:val="24"/>
+          <w:lang w:eastAsia="pt-BR"/>
+        </w:rPr>
+      </w:pPr>
+      <w:r>
+        <w:rPr>
+          <w:rFonts w:ascii="Times New Roman" w:eastAsia="Times New Roman" w:hAnsi="Times New Roman" w:cs="Times New Roman"/>
+          <w:b/>
+          <w:sz w:val="24"/>
+          <w:szCs w:val="24"/>
+          <w:lang w:eastAsia="pt-BR"/>
+        </w:rPr>
+        <w:t>RF1</w:t>
+      </w:r>
+      <w:r>
+        <w:rPr>
+          <w:rFonts w:ascii="Times New Roman" w:eastAsia="Times New Roman" w:hAnsi="Times New Roman" w:cs="Times New Roman"/>
+          <w:b/>
+          <w:sz w:val="24"/>
+          <w:szCs w:val="24"/>
+          <w:lang w:eastAsia="pt-BR"/>
+        </w:rPr>
+        <w:t>8</w:t>
+      </w:r>
+      <w:r>
+        <w:rPr>
+          <w:rFonts w:ascii="Times New Roman" w:eastAsia="Times New Roman" w:hAnsi="Times New Roman" w:cs="Times New Roman"/>
+          <w:b/>
+          <w:sz w:val="24"/>
+          <w:szCs w:val="24"/>
+          <w:lang w:eastAsia="pt-BR"/>
+        </w:rPr>
+        <w:t xml:space="preserve"> - </w:t>
+      </w:r>
+      <w:r>
+        <w:rPr>
+          <w:rFonts w:ascii="Times New Roman" w:eastAsia="Times New Roman" w:hAnsi="Times New Roman" w:cs="Times New Roman"/>
+          <w:b/>
+          <w:sz w:val="24"/>
+          <w:szCs w:val="24"/>
+          <w:lang w:eastAsia="pt-BR"/>
+        </w:rPr>
+        <w:t>Insígnias:</w:t>
+      </w:r>
+      <w:r>
+        <w:rPr>
+          <w:rFonts w:ascii="Times New Roman" w:eastAsia="Times New Roman" w:hAnsi="Times New Roman" w:cs="Times New Roman"/>
+          <w:bCs/>
+          <w:sz w:val="24"/>
+          <w:szCs w:val="24"/>
+          <w:lang w:eastAsia="pt-BR"/>
+        </w:rPr>
+        <w:t xml:space="preserve"> O usuário deve receber insígnias na plataforma de acordo com a sua atividade nos comentários e postagens.</w:t>
+      </w:r>
+    </w:p>
+    <w:p>
+      <w:pPr>
+        <w:numPr>
+          <w:ilvl w:val="0"/>
+          <w:numId w:val="1"/>
+        </w:numPr>
+        <w:spacing w:before="100" w:beforeAutospacing="1" w:after="100" w:afterAutospacing="1" w:line="240" w:lineRule="auto"/>
+        <w:rPr>
+          <w:rFonts w:ascii="Times New Roman" w:eastAsia="Times New Roman" w:hAnsi="Times New Roman" w:cs="Times New Roman"/>
+          <w:b/>
+          <w:sz w:val="24"/>
+          <w:szCs w:val="24"/>
+          <w:lang w:eastAsia="pt-BR"/>
+        </w:rPr>
+      </w:pPr>
+      <w:r>
+        <w:rPr>
+          <w:rFonts w:ascii="Times New Roman" w:eastAsia="Times New Roman" w:hAnsi="Times New Roman" w:cs="Times New Roman"/>
+          <w:b/>
+          <w:sz w:val="24"/>
+          <w:szCs w:val="24"/>
+          <w:lang w:eastAsia="pt-BR"/>
+        </w:rPr>
+        <w:t>RF1</w:t>
+      </w:r>
+      <w:r>
+        <w:rPr>
+          <w:rFonts w:ascii="Times New Roman" w:eastAsia="Times New Roman" w:hAnsi="Times New Roman" w:cs="Times New Roman"/>
+          <w:b/>
+          <w:sz w:val="24"/>
+          <w:szCs w:val="24"/>
+          <w:lang w:eastAsia="pt-BR"/>
+        </w:rPr>
+        <w:t>9</w:t>
+      </w:r>
+      <w:r>
+        <w:rPr>
+          <w:rFonts w:ascii="Times New Roman" w:eastAsia="Times New Roman" w:hAnsi="Times New Roman" w:cs="Times New Roman"/>
+          <w:b/>
+          <w:sz w:val="24"/>
+          <w:szCs w:val="24"/>
+          <w:lang w:eastAsia="pt-BR"/>
+        </w:rPr>
+        <w:t xml:space="preserve"> – Comunidade:</w:t>
+      </w:r>
+      <w:r>
+        <w:rPr>
+          <w:rFonts w:ascii="Times New Roman" w:eastAsia="Times New Roman" w:hAnsi="Times New Roman" w:cs="Times New Roman"/>
+          <w:bCs/>
+          <w:sz w:val="24"/>
+          <w:szCs w:val="24"/>
+          <w:lang w:eastAsia="pt-BR"/>
+        </w:rPr>
+        <w:t xml:space="preserve"> O usuário deve interagir em tempo real com outros usuários e desenvolvedores dentro da plataforma.</w:t>
+      </w:r>
+    </w:p>
+    <w:p>
+      <w:pPr>
+        <w:numPr>
+          <w:ilvl w:val="0"/>
+          <w:numId w:val="1"/>
+        </w:numPr>
+        <w:spacing w:before="100" w:beforeAutospacing="1" w:after="100" w:afterAutospacing="1" w:line="240" w:lineRule="auto"/>
+        <w:rPr>
+          <w:rFonts w:ascii="Times New Roman" w:eastAsia="Times New Roman" w:hAnsi="Times New Roman" w:cs="Times New Roman"/>
+          <w:b/>
+          <w:sz w:val="24"/>
+          <w:szCs w:val="24"/>
+          <w:lang w:eastAsia="pt-BR"/>
+        </w:rPr>
+      </w:pPr>
+      <w:r>
+        <w:rPr>
+          <w:rFonts w:ascii="Times New Roman" w:eastAsia="Times New Roman" w:hAnsi="Times New Roman" w:cs="Times New Roman"/>
+          <w:b/>
+          <w:sz w:val="24"/>
+          <w:szCs w:val="24"/>
+          <w:lang w:eastAsia="pt-BR"/>
+        </w:rPr>
+        <w:t>RF</w:t>
+      </w:r>
+      <w:r>
+        <w:rPr>
+          <w:rFonts w:ascii="Times New Roman" w:eastAsia="Times New Roman" w:hAnsi="Times New Roman" w:cs="Times New Roman"/>
+          <w:b/>
+          <w:sz w:val="24"/>
+          <w:szCs w:val="24"/>
+          <w:lang w:eastAsia="pt-BR"/>
+        </w:rPr>
+        <w:t>20</w:t>
+      </w:r>
+      <w:r>
+        <w:rPr>
+          <w:rFonts w:ascii="Times New Roman" w:eastAsia="Times New Roman" w:hAnsi="Times New Roman" w:cs="Times New Roman"/>
+          <w:b/>
+          <w:sz w:val="24"/>
+          <w:szCs w:val="24"/>
+          <w:lang w:eastAsia="pt-BR"/>
+        </w:rPr>
+        <w:t xml:space="preserve"> – Interações: </w:t>
+      </w:r>
+      <w:r>
+        <w:rPr>
+          <w:rFonts w:ascii="Times New Roman" w:eastAsia="Times New Roman" w:hAnsi="Times New Roman" w:cs="Times New Roman"/>
+          <w:bCs/>
+          <w:sz w:val="24"/>
+          <w:szCs w:val="24"/>
+          <w:lang w:eastAsia="pt-BR"/>
+        </w:rPr>
+        <w:t>O usuário deverá comentar e postar dentro da seção de Comunidade.</w:t>
+      </w:r>
+    </w:p>
+    <w:p>
+      <w:pPr>
+        <w:numPr>
+          <w:ilvl w:val="0"/>
+          <w:numId w:val="1"/>
+        </w:numPr>
+        <w:spacing w:before="100" w:beforeAutospacing="1" w:after="100" w:afterAutospacing="1" w:line="240" w:lineRule="auto"/>
+        <w:rPr>
+          <w:rFonts w:ascii="Times New Roman" w:eastAsia="Times New Roman" w:hAnsi="Times New Roman" w:cs="Times New Roman"/>
+          <w:b/>
+          <w:sz w:val="24"/>
+          <w:szCs w:val="24"/>
+          <w:lang w:eastAsia="pt-BR"/>
+        </w:rPr>
+      </w:pPr>
+      <w:r>
+        <w:rPr>
+          <w:rFonts w:ascii="Times New Roman" w:eastAsia="Times New Roman" w:hAnsi="Times New Roman" w:cs="Times New Roman"/>
+          <w:b/>
+          <w:sz w:val="24"/>
+          <w:szCs w:val="24"/>
+          <w:lang w:eastAsia="pt-BR"/>
+        </w:rPr>
+        <w:t>RF2</w:t>
+      </w:r>
+      <w:r>
+        <w:rPr>
+          <w:rFonts w:ascii="Times New Roman" w:eastAsia="Times New Roman" w:hAnsi="Times New Roman" w:cs="Times New Roman"/>
+          <w:b/>
+          <w:sz w:val="24"/>
+          <w:szCs w:val="24"/>
+          <w:lang w:eastAsia="pt-BR"/>
+        </w:rPr>
+        <w:t>1</w:t>
+      </w:r>
+      <w:r>
+        <w:rPr>
+          <w:rFonts w:ascii="Times New Roman" w:eastAsia="Times New Roman" w:hAnsi="Times New Roman" w:cs="Times New Roman"/>
+          <w:b/>
+          <w:sz w:val="24"/>
+          <w:szCs w:val="24"/>
+          <w:lang w:eastAsia="pt-BR"/>
+        </w:rPr>
+        <w:t xml:space="preserve"> – Denúncia:</w:t>
+      </w:r>
+      <w:r>
+        <w:rPr>
+          <w:rFonts w:ascii="Times New Roman" w:eastAsia="Times New Roman" w:hAnsi="Times New Roman" w:cs="Times New Roman"/>
+          <w:bCs/>
+          <w:sz w:val="24"/>
+          <w:szCs w:val="24"/>
+          <w:lang w:eastAsia="pt-BR"/>
+        </w:rPr>
+        <w:t xml:space="preserve"> O usuário deverá realizar denúncias contra outros usuários ou jogos dentro da plataforma.</w:t>
+      </w:r>
+    </w:p>
+    <w:p>
+      <w:pPr>
+        <w:numPr>
+          <w:ilvl w:val="0"/>
+          <w:numId w:val="1"/>
+        </w:numPr>
+        <w:spacing w:before="100" w:beforeAutospacing="1" w:after="100" w:afterAutospacing="1" w:line="240" w:lineRule="auto"/>
+        <w:rPr>
+          <w:rFonts w:ascii="Times New Roman" w:eastAsia="Times New Roman" w:hAnsi="Times New Roman" w:cs="Times New Roman"/>
+          <w:b/>
+          <w:sz w:val="24"/>
+          <w:szCs w:val="24"/>
+          <w:lang w:eastAsia="pt-BR"/>
+        </w:rPr>
+      </w:pPr>
+      <w:r>
+        <w:rPr>
+          <w:rFonts w:ascii="Times New Roman" w:eastAsia="Times New Roman" w:hAnsi="Times New Roman" w:cs="Times New Roman"/>
+          <w:b/>
+          <w:sz w:val="24"/>
+          <w:szCs w:val="24"/>
+          <w:lang w:eastAsia="pt-BR"/>
+        </w:rPr>
+        <w:t>RF2</w:t>
+      </w:r>
+      <w:r>
+        <w:rPr>
+          <w:rFonts w:ascii="Times New Roman" w:eastAsia="Times New Roman" w:hAnsi="Times New Roman" w:cs="Times New Roman"/>
+          <w:b/>
+          <w:sz w:val="24"/>
+          <w:szCs w:val="24"/>
+          <w:lang w:eastAsia="pt-BR"/>
+        </w:rPr>
+        <w:t>2</w:t>
+      </w:r>
+      <w:r>
+        <w:rPr>
+          <w:rFonts w:ascii="Times New Roman" w:eastAsia="Times New Roman" w:hAnsi="Times New Roman" w:cs="Times New Roman"/>
+          <w:b/>
+          <w:sz w:val="24"/>
+          <w:szCs w:val="24"/>
+          <w:lang w:eastAsia="pt-BR"/>
+        </w:rPr>
+        <w:t xml:space="preserve"> – Seguir Perfil:</w:t>
+      </w:r>
+      <w:r>
+        <w:rPr>
+          <w:rFonts w:ascii="Times New Roman" w:eastAsia="Times New Roman" w:hAnsi="Times New Roman" w:cs="Times New Roman"/>
+          <w:bCs/>
+          <w:sz w:val="24"/>
+          <w:szCs w:val="24"/>
+          <w:lang w:eastAsia="pt-BR"/>
+        </w:rPr>
+        <w:t xml:space="preserve"> O usuário deve seguir o perfil de um desenvolvedor.</w:t>
+      </w:r>
+    </w:p>
+    <w:p>
+      <w:pPr>
+        <w:numPr>
+          <w:ilvl w:val="0"/>
+          <w:numId w:val="1"/>
+        </w:numPr>
+        <w:spacing w:before="100" w:beforeAutospacing="1" w:after="100" w:afterAutospacing="1" w:line="240" w:lineRule="auto"/>
+        <w:rPr>
+          <w:rFonts w:ascii="Times New Roman" w:eastAsia="Times New Roman" w:hAnsi="Times New Roman" w:cs="Times New Roman"/>
+          <w:b/>
+          <w:sz w:val="24"/>
+          <w:szCs w:val="24"/>
+          <w:lang w:eastAsia="pt-BR"/>
+        </w:rPr>
+      </w:pPr>
+      <w:r>
+        <w:rPr>
+          <w:rFonts w:ascii="Times New Roman" w:eastAsia="Times New Roman" w:hAnsi="Times New Roman" w:cs="Times New Roman"/>
+          <w:b/>
+          <w:sz w:val="24"/>
+          <w:szCs w:val="24"/>
+          <w:lang w:eastAsia="pt-BR"/>
+        </w:rPr>
+        <w:t>RF2</w:t>
+      </w:r>
+      <w:r>
+        <w:rPr>
+          <w:rFonts w:ascii="Times New Roman" w:eastAsia="Times New Roman" w:hAnsi="Times New Roman" w:cs="Times New Roman"/>
+          <w:b/>
+          <w:sz w:val="24"/>
+          <w:szCs w:val="24"/>
+          <w:lang w:eastAsia="pt-BR"/>
+        </w:rPr>
+        <w:t>3</w:t>
+      </w:r>
+      <w:r>
+        <w:rPr>
+          <w:rFonts w:ascii="Times New Roman" w:eastAsia="Times New Roman" w:hAnsi="Times New Roman" w:cs="Times New Roman"/>
+          <w:b/>
+          <w:sz w:val="24"/>
+          <w:szCs w:val="24"/>
+          <w:lang w:eastAsia="pt-BR"/>
+        </w:rPr>
+        <w:t xml:space="preserve"> – Publicação:</w:t>
+      </w:r>
+      <w:r>
+        <w:rPr>
+          <w:rFonts w:ascii="Times New Roman" w:eastAsia="Times New Roman" w:hAnsi="Times New Roman" w:cs="Times New Roman"/>
+          <w:bCs/>
+          <w:sz w:val="24"/>
+          <w:szCs w:val="24"/>
+          <w:lang w:eastAsia="pt-BR"/>
+        </w:rPr>
+        <w:t xml:space="preserve"> O desenvolvedor deve publicar um jogo e inserir </w:t>
+      </w:r>
+      <w:r>
+        <w:rPr>
+          <w:rFonts w:ascii="Times New Roman" w:eastAsia="Times New Roman" w:hAnsi="Times New Roman" w:cs="Times New Roman"/>
+          <w:bCs/>
+          <w:sz w:val="24"/>
+          <w:szCs w:val="24"/>
+          <w:lang w:eastAsia="pt-BR"/>
+        </w:rPr>
+        <w:t>seus respectivos dados.</w:t>
+      </w:r>
+    </w:p>
+    <w:p>
+      <w:pPr>
+        <w:numPr>
+          <w:ilvl w:val="0"/>
+          <w:numId w:val="1"/>
+        </w:numPr>
+        <w:spacing w:before="100" w:beforeAutospacing="1" w:after="100" w:afterAutospacing="1" w:line="240" w:lineRule="auto"/>
+        <w:rPr>
+          <w:rFonts w:ascii="Times New Roman" w:eastAsia="Times New Roman" w:hAnsi="Times New Roman" w:cs="Times New Roman"/>
+          <w:b/>
+          <w:sz w:val="24"/>
+          <w:szCs w:val="24"/>
+          <w:lang w:eastAsia="pt-BR"/>
+        </w:rPr>
+      </w:pPr>
+      <w:r>
+        <w:rPr>
+          <w:rFonts w:ascii="Times New Roman" w:eastAsia="Times New Roman" w:hAnsi="Times New Roman" w:cs="Times New Roman"/>
+          <w:b/>
+          <w:sz w:val="24"/>
+          <w:szCs w:val="24"/>
+          <w:lang w:eastAsia="pt-BR"/>
+        </w:rPr>
+        <w:lastRenderedPageBreak/>
+        <w:t>RF2</w:t>
+      </w:r>
+      <w:r>
+        <w:rPr>
+          <w:rFonts w:ascii="Times New Roman" w:eastAsia="Times New Roman" w:hAnsi="Times New Roman" w:cs="Times New Roman"/>
+          <w:b/>
+          <w:sz w:val="24"/>
+          <w:szCs w:val="24"/>
+          <w:lang w:eastAsia="pt-BR"/>
+        </w:rPr>
+        <w:t>4</w:t>
+      </w:r>
+      <w:r>
+        <w:rPr>
+          <w:rFonts w:ascii="Times New Roman" w:eastAsia="Times New Roman" w:hAnsi="Times New Roman" w:cs="Times New Roman"/>
+          <w:b/>
+          <w:sz w:val="24"/>
+          <w:szCs w:val="24"/>
+          <w:lang w:eastAsia="pt-BR"/>
+        </w:rPr>
+        <w:t xml:space="preserve"> – Estatísticas:</w:t>
+      </w:r>
+      <w:r>
+        <w:rPr>
+          <w:rFonts w:ascii="Times New Roman" w:eastAsia="Times New Roman" w:hAnsi="Times New Roman" w:cs="Times New Roman"/>
+          <w:bCs/>
+          <w:sz w:val="24"/>
+          <w:szCs w:val="24"/>
+          <w:lang w:eastAsia="pt-BR"/>
+        </w:rPr>
+        <w:t xml:space="preserve"> O desenvolvedor deve ter acesso às métricas de desempenho do seu jogo desde o momento em que este foi publicado, incluindo avaliações e comentários de outros usuários.</w:t>
       </w:r>
     </w:p>
     <w:p>
@@ -1257,18 +2283,18 @@
           <w:szCs w:val="24"/>
           <w:lang w:eastAsia="pt-BR"/>
         </w:rPr>
-        <w:t>RF1</w:t>
-      </w:r>
-      <w:r>
-        <w:rPr>
-          <w:rFonts w:ascii="Times New Roman" w:eastAsia="Times New Roman" w:hAnsi="Times New Roman" w:cs="Times New Roman"/>
-          <w:b/>
-          <w:bCs/>
-          <w:sz w:val="24"/>
-          <w:szCs w:val="24"/>
-          <w:lang w:eastAsia="pt-BR"/>
-        </w:rPr>
-        <w:t>3</w:t>
+        <w:t>RF</w:t>
+      </w:r>
+      <w:r>
+        <w:rPr>
+          <w:rFonts w:ascii="Times New Roman" w:eastAsia="Times New Roman" w:hAnsi="Times New Roman" w:cs="Times New Roman"/>
+          <w:b/>
+          <w:bCs/>
+          <w:sz w:val="24"/>
+          <w:szCs w:val="24"/>
+          <w:lang w:eastAsia="pt-BR"/>
+        </w:rPr>
+        <w:t>25</w:t>
       </w:r>
       <w:r>
         <w:rPr>
@@ -1325,49 +2351,49 @@
           <w:szCs w:val="24"/>
           <w:lang w:eastAsia="pt-BR"/>
         </w:rPr>
-        <w:t>RF1</w:t>
-      </w:r>
-      <w:r>
-        <w:rPr>
-          <w:rFonts w:ascii="Times New Roman" w:eastAsia="Times New Roman" w:hAnsi="Times New Roman" w:cs="Times New Roman"/>
-          <w:b/>
-          <w:bCs/>
-          <w:sz w:val="24"/>
-          <w:szCs w:val="24"/>
-          <w:lang w:eastAsia="pt-BR"/>
-        </w:rPr>
-        <w:t>4</w:t>
-      </w:r>
-      <w:r>
-        <w:rPr>
-          <w:rFonts w:ascii="Times New Roman" w:eastAsia="Times New Roman" w:hAnsi="Times New Roman" w:cs="Times New Roman"/>
-          <w:b/>
-          <w:bCs/>
-          <w:sz w:val="24"/>
-          <w:szCs w:val="24"/>
-          <w:lang w:eastAsia="pt-BR"/>
-        </w:rPr>
-        <w:t xml:space="preserve"> – Controle de Estoque Digital</w:t>
-      </w:r>
-      <w:r>
-        <w:rPr>
-          <w:rFonts w:ascii="Times New Roman" w:eastAsia="Times New Roman" w:hAnsi="Times New Roman" w:cs="Times New Roman"/>
-          <w:b/>
-          <w:bCs/>
-          <w:sz w:val="24"/>
-          <w:szCs w:val="24"/>
-          <w:lang w:eastAsia="pt-BR"/>
-        </w:rPr>
-        <w:t>:</w:t>
-      </w:r>
-      <w:r>
-        <w:rPr>
-          <w:rFonts w:ascii="Times New Roman" w:eastAsia="Times New Roman" w:hAnsi="Times New Roman" w:cs="Times New Roman"/>
-          <w:sz w:val="24"/>
-          <w:szCs w:val="24"/>
-          <w:lang w:eastAsia="pt-BR"/>
-        </w:rPr>
-        <w:t xml:space="preserve"> O sistema deve controlar licenças digitais e downloads disponíveis.</w:t>
+        <w:t>RF</w:t>
+      </w:r>
+      <w:r>
+        <w:rPr>
+          <w:rFonts w:ascii="Times New Roman" w:eastAsia="Times New Roman" w:hAnsi="Times New Roman" w:cs="Times New Roman"/>
+          <w:b/>
+          <w:bCs/>
+          <w:sz w:val="24"/>
+          <w:szCs w:val="24"/>
+          <w:lang w:eastAsia="pt-BR"/>
+        </w:rPr>
+        <w:t>26</w:t>
+      </w:r>
+      <w:r>
+        <w:rPr>
+          <w:rFonts w:ascii="Times New Roman" w:eastAsia="Times New Roman" w:hAnsi="Times New Roman" w:cs="Times New Roman"/>
+          <w:b/>
+          <w:bCs/>
+          <w:sz w:val="24"/>
+          <w:szCs w:val="24"/>
+          <w:lang w:eastAsia="pt-BR"/>
+        </w:rPr>
+        <w:t xml:space="preserve"> – </w:t>
+      </w:r>
+      <w:r>
+        <w:rPr>
+          <w:rFonts w:ascii="Times New Roman" w:eastAsia="Times New Roman" w:hAnsi="Times New Roman" w:cs="Times New Roman"/>
+          <w:b/>
+          <w:bCs/>
+          <w:sz w:val="24"/>
+          <w:szCs w:val="24"/>
+          <w:lang w:eastAsia="pt-BR"/>
+        </w:rPr>
+        <w:t>Gerenciamento de Jogos:</w:t>
+      </w:r>
+      <w:r>
+        <w:rPr>
+          <w:rFonts w:ascii="Times New Roman" w:eastAsia="Times New Roman" w:hAnsi="Times New Roman" w:cs="Times New Roman"/>
+          <w:sz w:val="24"/>
+          <w:szCs w:val="24"/>
+          <w:lang w:eastAsia="pt-BR"/>
+        </w:rPr>
+        <w:t xml:space="preserve"> Administradores deverão moderar os jogos publicados, como auxílio à IA moderadora.</w:t>
       </w:r>
     </w:p>
     <w:p>
@@ -1393,49 +2419,67 @@
           <w:szCs w:val="24"/>
           <w:lang w:eastAsia="pt-BR"/>
         </w:rPr>
-        <w:t>RF1</w:t>
-      </w:r>
-      <w:r>
-        <w:rPr>
-          <w:rFonts w:ascii="Times New Roman" w:eastAsia="Times New Roman" w:hAnsi="Times New Roman" w:cs="Times New Roman"/>
-          <w:b/>
-          <w:bCs/>
-          <w:sz w:val="24"/>
-          <w:szCs w:val="24"/>
-          <w:lang w:eastAsia="pt-BR"/>
-        </w:rPr>
-        <w:t>5</w:t>
-      </w:r>
-      <w:r>
-        <w:rPr>
-          <w:rFonts w:ascii="Times New Roman" w:eastAsia="Times New Roman" w:hAnsi="Times New Roman" w:cs="Times New Roman"/>
-          <w:b/>
-          <w:bCs/>
-          <w:sz w:val="24"/>
-          <w:szCs w:val="24"/>
-          <w:lang w:eastAsia="pt-BR"/>
-        </w:rPr>
-        <w:t xml:space="preserve"> – Logs de Atividade</w:t>
-      </w:r>
-      <w:r>
-        <w:rPr>
-          <w:rFonts w:ascii="Times New Roman" w:eastAsia="Times New Roman" w:hAnsi="Times New Roman" w:cs="Times New Roman"/>
-          <w:b/>
-          <w:bCs/>
-          <w:sz w:val="24"/>
-          <w:szCs w:val="24"/>
-          <w:lang w:eastAsia="pt-BR"/>
-        </w:rPr>
-        <w:t>:</w:t>
-      </w:r>
-      <w:r>
-        <w:rPr>
-          <w:rFonts w:ascii="Times New Roman" w:eastAsia="Times New Roman" w:hAnsi="Times New Roman" w:cs="Times New Roman"/>
-          <w:sz w:val="24"/>
-          <w:szCs w:val="24"/>
-          <w:lang w:eastAsia="pt-BR"/>
-        </w:rPr>
-        <w:t xml:space="preserve"> O sistema deve registrar acessos, compras e alterações de dados.</w:t>
+        <w:t>RF</w:t>
+      </w:r>
+      <w:r>
+        <w:rPr>
+          <w:rFonts w:ascii="Times New Roman" w:eastAsia="Times New Roman" w:hAnsi="Times New Roman" w:cs="Times New Roman"/>
+          <w:b/>
+          <w:bCs/>
+          <w:sz w:val="24"/>
+          <w:szCs w:val="24"/>
+          <w:lang w:eastAsia="pt-BR"/>
+        </w:rPr>
+        <w:t>27</w:t>
+      </w:r>
+      <w:r>
+        <w:rPr>
+          <w:rFonts w:ascii="Times New Roman" w:eastAsia="Times New Roman" w:hAnsi="Times New Roman" w:cs="Times New Roman"/>
+          <w:b/>
+          <w:bCs/>
+          <w:sz w:val="24"/>
+          <w:szCs w:val="24"/>
+          <w:lang w:eastAsia="pt-BR"/>
+        </w:rPr>
+        <w:t xml:space="preserve"> –</w:t>
+      </w:r>
+      <w:r>
+        <w:rPr>
+          <w:rFonts w:ascii="Times New Roman" w:eastAsia="Times New Roman" w:hAnsi="Times New Roman" w:cs="Times New Roman"/>
+          <w:sz w:val="24"/>
+          <w:szCs w:val="24"/>
+          <w:lang w:eastAsia="pt-BR"/>
+        </w:rPr>
+        <w:t xml:space="preserve"> </w:t>
+      </w:r>
+      <w:r>
+        <w:rPr>
+          <w:rFonts w:ascii="Times New Roman" w:eastAsia="Times New Roman" w:hAnsi="Times New Roman" w:cs="Times New Roman"/>
+          <w:b/>
+          <w:bCs/>
+          <w:sz w:val="24"/>
+          <w:szCs w:val="24"/>
+          <w:lang w:eastAsia="pt-BR"/>
+        </w:rPr>
+        <w:t>Gerenciamento da Comunidade:</w:t>
+      </w:r>
+      <w:r>
+        <w:rPr>
+          <w:rFonts w:ascii="Times New Roman" w:eastAsia="Times New Roman" w:hAnsi="Times New Roman" w:cs="Times New Roman"/>
+          <w:sz w:val="24"/>
+          <w:szCs w:val="24"/>
+          <w:lang w:eastAsia="pt-BR"/>
+        </w:rPr>
+        <w:t xml:space="preserve"> Administra</w:t>
+      </w:r>
+      <w:r>
+        <w:rPr>
+          <w:rFonts w:ascii="Times New Roman" w:eastAsia="Times New Roman" w:hAnsi="Times New Roman" w:cs="Times New Roman"/>
+          <w:sz w:val="24"/>
+          <w:szCs w:val="24"/>
+          <w:lang w:eastAsia="pt-BR"/>
+        </w:rPr>
+        <w:t>dores devem moderar os comentários e postagens da Comunidade.</w:t>
       </w:r>
     </w:p>
     <w:p>
@@ -1461,29 +2505,29 @@
           <w:szCs w:val="24"/>
           <w:lang w:eastAsia="pt-BR"/>
         </w:rPr>
-        <w:t>RF1</w:t>
-      </w:r>
-      <w:r>
-        <w:rPr>
-          <w:rFonts w:ascii="Times New Roman" w:eastAsia="Times New Roman" w:hAnsi="Times New Roman" w:cs="Times New Roman"/>
-          <w:b/>
-          <w:bCs/>
-          <w:sz w:val="24"/>
-          <w:szCs w:val="24"/>
-          <w:lang w:eastAsia="pt-BR"/>
-        </w:rPr>
-        <w:t>6</w:t>
-      </w:r>
-      <w:r>
-        <w:rPr>
-          <w:rFonts w:ascii="Times New Roman" w:eastAsia="Times New Roman" w:hAnsi="Times New Roman" w:cs="Times New Roman"/>
-          <w:b/>
-          <w:bCs/>
-          <w:sz w:val="24"/>
-          <w:szCs w:val="24"/>
-          <w:lang w:eastAsia="pt-BR"/>
-        </w:rPr>
-        <w:t xml:space="preserve"> – API de Integração</w:t>
+        <w:t>RF</w:t>
+      </w:r>
+      <w:r>
+        <w:rPr>
+          <w:rFonts w:ascii="Times New Roman" w:eastAsia="Times New Roman" w:hAnsi="Times New Roman" w:cs="Times New Roman"/>
+          <w:b/>
+          <w:bCs/>
+          <w:sz w:val="24"/>
+          <w:szCs w:val="24"/>
+          <w:lang w:eastAsia="pt-BR"/>
+        </w:rPr>
+        <w:t>28</w:t>
+      </w:r>
+      <w:r>
+        <w:rPr>
+          <w:rFonts w:ascii="Times New Roman" w:eastAsia="Times New Roman" w:hAnsi="Times New Roman" w:cs="Times New Roman"/>
+          <w:b/>
+          <w:bCs/>
+          <w:sz w:val="24"/>
+          <w:szCs w:val="24"/>
+          <w:lang w:eastAsia="pt-BR"/>
+        </w:rPr>
+        <w:t xml:space="preserve"> – Logs de Atividade</w:t>
       </w:r>
       <w:r>
         <w:rPr>
@@ -1503,27 +2547,25 @@
           <w:szCs w:val="24"/>
           <w:lang w:eastAsia="pt-BR"/>
         </w:rPr>
-        <w:t xml:space="preserve"> O sistema deve disponibilizar API para integração com </w:t>
-      </w:r>
-      <w:proofErr w:type="spellStart"/>
-      <w:r>
-        <w:rPr>
-          <w:rFonts w:ascii="Times New Roman" w:eastAsia="Times New Roman" w:hAnsi="Times New Roman" w:cs="Times New Roman"/>
-          <w:sz w:val="24"/>
-          <w:szCs w:val="24"/>
-          <w:lang w:eastAsia="pt-BR"/>
-        </w:rPr>
-        <w:t>marketplaces</w:t>
-      </w:r>
-      <w:proofErr w:type="spellEnd"/>
-      <w:r>
-        <w:rPr>
-          <w:rFonts w:ascii="Times New Roman" w:eastAsia="Times New Roman" w:hAnsi="Times New Roman" w:cs="Times New Roman"/>
-          <w:sz w:val="24"/>
-          <w:szCs w:val="24"/>
-          <w:lang w:eastAsia="pt-BR"/>
-        </w:rPr>
-        <w:t xml:space="preserve"> ou redes sociais.</w:t>
+        <w:t xml:space="preserve"> O sistema deve registrar acessos, </w:t>
+      </w:r>
+      <w:r>
+        <w:rPr>
+          <w:rFonts w:ascii="Times New Roman" w:eastAsia="Times New Roman" w:hAnsi="Times New Roman" w:cs="Times New Roman"/>
+          <w:sz w:val="24"/>
+          <w:szCs w:val="24"/>
+          <w:lang w:eastAsia="pt-BR"/>
+        </w:rPr>
+        <w:t>interações</w:t>
+      </w:r>
+      <w:r>
+        <w:rPr>
+          <w:rFonts w:ascii="Times New Roman" w:eastAsia="Times New Roman" w:hAnsi="Times New Roman" w:cs="Times New Roman"/>
+          <w:sz w:val="24"/>
+          <w:szCs w:val="24"/>
+          <w:lang w:eastAsia="pt-BR"/>
+        </w:rPr>
+        <w:t xml:space="preserve"> e alterações de dados.</w:t>
       </w:r>
     </w:p>
     <w:p>
@@ -1549,18 +2591,124 @@
           <w:szCs w:val="24"/>
           <w:lang w:eastAsia="pt-BR"/>
         </w:rPr>
-        <w:t>RF1</w:t>
-      </w:r>
-      <w:r>
-        <w:rPr>
-          <w:rFonts w:ascii="Times New Roman" w:eastAsia="Times New Roman" w:hAnsi="Times New Roman" w:cs="Times New Roman"/>
-          <w:b/>
-          <w:bCs/>
-          <w:sz w:val="24"/>
-          <w:szCs w:val="24"/>
-          <w:lang w:eastAsia="pt-BR"/>
-        </w:rPr>
-        <w:t>7</w:t>
+        <w:t>RF</w:t>
+      </w:r>
+      <w:r>
+        <w:rPr>
+          <w:rFonts w:ascii="Times New Roman" w:eastAsia="Times New Roman" w:hAnsi="Times New Roman" w:cs="Times New Roman"/>
+          <w:b/>
+          <w:bCs/>
+          <w:sz w:val="24"/>
+          <w:szCs w:val="24"/>
+          <w:lang w:eastAsia="pt-BR"/>
+        </w:rPr>
+        <w:t>29</w:t>
+      </w:r>
+      <w:r>
+        <w:rPr>
+          <w:rFonts w:ascii="Times New Roman" w:eastAsia="Times New Roman" w:hAnsi="Times New Roman" w:cs="Times New Roman"/>
+          <w:b/>
+          <w:bCs/>
+          <w:sz w:val="24"/>
+          <w:szCs w:val="24"/>
+          <w:lang w:eastAsia="pt-BR"/>
+        </w:rPr>
+        <w:t xml:space="preserve"> – API de Integração</w:t>
+      </w:r>
+      <w:r>
+        <w:rPr>
+          <w:rFonts w:ascii="Times New Roman" w:eastAsia="Times New Roman" w:hAnsi="Times New Roman" w:cs="Times New Roman"/>
+          <w:b/>
+          <w:bCs/>
+          <w:sz w:val="24"/>
+          <w:szCs w:val="24"/>
+          <w:lang w:eastAsia="pt-BR"/>
+        </w:rPr>
+        <w:t>:</w:t>
+      </w:r>
+      <w:r>
+        <w:rPr>
+          <w:rFonts w:ascii="Times New Roman" w:eastAsia="Times New Roman" w:hAnsi="Times New Roman" w:cs="Times New Roman"/>
+          <w:sz w:val="24"/>
+          <w:szCs w:val="24"/>
+          <w:lang w:eastAsia="pt-BR"/>
+        </w:rPr>
+        <w:t xml:space="preserve"> O sistema deve disponibilizar API para integração com </w:t>
+      </w:r>
+      <w:proofErr w:type="spellStart"/>
+      <w:r>
+        <w:rPr>
+          <w:rFonts w:ascii="Times New Roman" w:eastAsia="Times New Roman" w:hAnsi="Times New Roman" w:cs="Times New Roman"/>
+          <w:sz w:val="24"/>
+          <w:szCs w:val="24"/>
+          <w:lang w:eastAsia="pt-BR"/>
+        </w:rPr>
+        <w:t>marketplaces</w:t>
+      </w:r>
+      <w:proofErr w:type="spellEnd"/>
+      <w:r>
+        <w:rPr>
+          <w:rFonts w:ascii="Times New Roman" w:eastAsia="Times New Roman" w:hAnsi="Times New Roman" w:cs="Times New Roman"/>
+          <w:sz w:val="24"/>
+          <w:szCs w:val="24"/>
+          <w:lang w:eastAsia="pt-BR"/>
+        </w:rPr>
+        <w:t xml:space="preserve"> ou redes sociais</w:t>
+      </w:r>
+      <w:r>
+        <w:rPr>
+          <w:rFonts w:ascii="Times New Roman" w:eastAsia="Times New Roman" w:hAnsi="Times New Roman" w:cs="Times New Roman"/>
+          <w:sz w:val="24"/>
+          <w:szCs w:val="24"/>
+          <w:lang w:eastAsia="pt-BR"/>
+        </w:rPr>
+        <w:t xml:space="preserve"> externas</w:t>
+      </w:r>
+      <w:r>
+        <w:rPr>
+          <w:rFonts w:ascii="Times New Roman" w:eastAsia="Times New Roman" w:hAnsi="Times New Roman" w:cs="Times New Roman"/>
+          <w:sz w:val="24"/>
+          <w:szCs w:val="24"/>
+          <w:lang w:eastAsia="pt-BR"/>
+        </w:rPr>
+        <w:t>.</w:t>
+      </w:r>
+    </w:p>
+    <w:p>
+      <w:pPr>
+        <w:numPr>
+          <w:ilvl w:val="0"/>
+          <w:numId w:val="2"/>
+        </w:numPr>
+        <w:spacing w:before="100" w:beforeAutospacing="1" w:after="100" w:afterAutospacing="1" w:line="240" w:lineRule="auto"/>
+        <w:rPr>
+          <w:rFonts w:ascii="Times New Roman" w:eastAsia="Times New Roman" w:hAnsi="Times New Roman" w:cs="Times New Roman"/>
+          <w:sz w:val="24"/>
+          <w:szCs w:val="24"/>
+          <w:lang w:eastAsia="pt-BR"/>
+        </w:rPr>
+      </w:pPr>
+      <w:r>
+        <w:rPr>
+          <w:rFonts w:ascii="Times New Roman" w:eastAsia="Times New Roman" w:hAnsi="Times New Roman" w:cs="Times New Roman"/>
+          <w:b/>
+          <w:bCs/>
+          <w:sz w:val="24"/>
+          <w:szCs w:val="24"/>
+          <w:lang w:eastAsia="pt-BR"/>
+        </w:rPr>
+        <w:t>RF</w:t>
+      </w:r>
+      <w:r>
+        <w:rPr>
+          <w:rFonts w:ascii="Times New Roman" w:eastAsia="Times New Roman" w:hAnsi="Times New Roman" w:cs="Times New Roman"/>
+          <w:b/>
+          <w:bCs/>
+          <w:sz w:val="24"/>
+          <w:szCs w:val="24"/>
+          <w:lang w:eastAsia="pt-BR"/>
+        </w:rPr>
+        <w:t>30</w:t>
       </w:r>
       <w:r>
         <w:rPr>
@@ -1992,6 +3140,17 @@
           <w:szCs w:val="24"/>
           <w:lang w:eastAsia="pt-BR"/>
         </w:rPr>
+        <w:t xml:space="preserve"> de Usuários</w:t>
+      </w:r>
+      <w:r>
+        <w:rPr>
+          <w:rFonts w:ascii="Times New Roman" w:eastAsia="Times New Roman" w:hAnsi="Times New Roman" w:cs="Times New Roman"/>
+          <w:b/>
+          <w:bCs/>
+          <w:sz w:val="24"/>
+          <w:szCs w:val="24"/>
+          <w:lang w:eastAsia="pt-BR"/>
+        </w:rPr>
         <w:t>:</w:t>
       </w:r>
       <w:r>
@@ -2027,27 +3186,16 @@
           <w:szCs w:val="24"/>
           <w:lang w:eastAsia="pt-BR"/>
         </w:rPr>
-        <w:t>RNF07 – Disponibilidade</w:t>
-      </w:r>
-      <w:r>
-        <w:rPr>
-          <w:rFonts w:ascii="Times New Roman" w:eastAsia="Times New Roman" w:hAnsi="Times New Roman" w:cs="Times New Roman"/>
-          <w:b/>
-          <w:bCs/>
-          <w:sz w:val="24"/>
-          <w:szCs w:val="24"/>
-          <w:lang w:eastAsia="pt-BR"/>
-        </w:rPr>
-        <w:t>:</w:t>
-      </w:r>
-      <w:r>
-        <w:rPr>
-          <w:rFonts w:ascii="Times New Roman" w:eastAsia="Times New Roman" w:hAnsi="Times New Roman" w:cs="Times New Roman"/>
-          <w:sz w:val="24"/>
-          <w:szCs w:val="24"/>
-          <w:lang w:eastAsia="pt-BR"/>
-        </w:rPr>
-        <w:t xml:space="preserve"> O sistema deve estar disponível 99,9% do tempo (SLA).</w:t>
+        <w:t xml:space="preserve">RNF07 – Escalabilidade de Jogos: </w:t>
+      </w:r>
+      <w:r>
+        <w:rPr>
+          <w:rFonts w:ascii="Times New Roman" w:eastAsia="Times New Roman" w:hAnsi="Times New Roman" w:cs="Times New Roman"/>
+          <w:sz w:val="24"/>
+          <w:szCs w:val="24"/>
+          <w:lang w:eastAsia="pt-BR"/>
+        </w:rPr>
+        <w:t>O sistema deve suportar aumento de jogos publicados sem perda de desempenho.</w:t>
       </w:r>
     </w:p>
     <w:p>
@@ -2073,7 +3221,29 @@
           <w:szCs w:val="24"/>
           <w:lang w:eastAsia="pt-BR"/>
         </w:rPr>
-        <w:t>RNF08 – Recuperação de Desastres</w:t>
+        <w:t>RNF0</w:t>
+      </w:r>
+      <w:r>
+        <w:rPr>
+          <w:rFonts w:ascii="Times New Roman" w:eastAsia="Times New Roman" w:hAnsi="Times New Roman" w:cs="Times New Roman"/>
+          <w:b/>
+          <w:bCs/>
+          <w:sz w:val="24"/>
+          <w:szCs w:val="24"/>
+          <w:lang w:eastAsia="pt-BR"/>
+        </w:rPr>
+        <w:t>8</w:t>
+      </w:r>
+      <w:r>
+        <w:rPr>
+          <w:rFonts w:ascii="Times New Roman" w:eastAsia="Times New Roman" w:hAnsi="Times New Roman" w:cs="Times New Roman"/>
+          <w:b/>
+          <w:bCs/>
+          <w:sz w:val="24"/>
+          <w:szCs w:val="24"/>
+          <w:lang w:eastAsia="pt-BR"/>
+        </w:rPr>
+        <w:t xml:space="preserve"> – Disponibilidade</w:t>
       </w:r>
       <w:r>
         <w:rPr>
@@ -2093,7 +3263,7 @@
           <w:szCs w:val="24"/>
           <w:lang w:eastAsia="pt-BR"/>
         </w:rPr>
-        <w:t xml:space="preserve"> O sistema deve restaurar dados em até 24h após falha crítica.</w:t>
+        <w:t xml:space="preserve"> O sistema deve estar disponível 99,9% do tempo (SLA).</w:t>
       </w:r>
     </w:p>
     <w:p>
@@ -2119,7 +3289,29 @@
           <w:szCs w:val="24"/>
           <w:lang w:eastAsia="pt-BR"/>
         </w:rPr>
-        <w:t>RNF09 – Manutenibilidade</w:t>
+        <w:t>RNF0</w:t>
+      </w:r>
+      <w:r>
+        <w:rPr>
+          <w:rFonts w:ascii="Times New Roman" w:eastAsia="Times New Roman" w:hAnsi="Times New Roman" w:cs="Times New Roman"/>
+          <w:b/>
+          <w:bCs/>
+          <w:sz w:val="24"/>
+          <w:szCs w:val="24"/>
+          <w:lang w:eastAsia="pt-BR"/>
+        </w:rPr>
+        <w:t>9</w:t>
+      </w:r>
+      <w:r>
+        <w:rPr>
+          <w:rFonts w:ascii="Times New Roman" w:eastAsia="Times New Roman" w:hAnsi="Times New Roman" w:cs="Times New Roman"/>
+          <w:b/>
+          <w:bCs/>
+          <w:sz w:val="24"/>
+          <w:szCs w:val="24"/>
+          <w:lang w:eastAsia="pt-BR"/>
+        </w:rPr>
+        <w:t xml:space="preserve"> – Recuperação de Desastres</w:t>
       </w:r>
       <w:r>
         <w:rPr>
@@ -2139,7 +3331,7 @@
           <w:szCs w:val="24"/>
           <w:lang w:eastAsia="pt-BR"/>
         </w:rPr>
-        <w:t xml:space="preserve"> O código deve ser modular e documentado para facilitar correções e melhorias.</w:t>
+        <w:t xml:space="preserve"> O sistema deve restaurar dados em até 24h após falha crítica.</w:t>
       </w:r>
     </w:p>
     <w:p>
@@ -2165,7 +3357,29 @@
           <w:szCs w:val="24"/>
           <w:lang w:eastAsia="pt-BR"/>
         </w:rPr>
-        <w:t>RNF10 – Confiabilidade</w:t>
+        <w:t>RNF</w:t>
+      </w:r>
+      <w:r>
+        <w:rPr>
+          <w:rFonts w:ascii="Times New Roman" w:eastAsia="Times New Roman" w:hAnsi="Times New Roman" w:cs="Times New Roman"/>
+          <w:b/>
+          <w:bCs/>
+          <w:sz w:val="24"/>
+          <w:szCs w:val="24"/>
+          <w:lang w:eastAsia="pt-BR"/>
+        </w:rPr>
+        <w:t>1</w:t>
+      </w:r>
+      <w:r>
+        <w:rPr>
+          <w:rFonts w:ascii="Times New Roman" w:eastAsia="Times New Roman" w:hAnsi="Times New Roman" w:cs="Times New Roman"/>
+          <w:b/>
+          <w:bCs/>
+          <w:sz w:val="24"/>
+          <w:szCs w:val="24"/>
+          <w:lang w:eastAsia="pt-BR"/>
+        </w:rPr>
+        <w:t>0– Manutenibilidade</w:t>
       </w:r>
       <w:r>
         <w:rPr>
@@ -2185,7 +3399,7 @@
           <w:szCs w:val="24"/>
           <w:lang w:eastAsia="pt-BR"/>
         </w:rPr>
-        <w:t xml:space="preserve"> O sistema deve garantir integridade dos dados em transações financeiras.</w:t>
+        <w:t xml:space="preserve"> O código deve ser modular e documentado para facilitar correções e melhorias.</w:t>
       </w:r>
       <w:r>
         <w:rPr>
@@ -2272,184 +3486,6 @@
     </w:p>
     <w:p>
       <w:pPr>
-        <w:numPr>
-          <w:ilvl w:val="0"/>
-          <w:numId w:val="5"/>
-        </w:numPr>
-        <w:spacing w:before="100" w:beforeAutospacing="1" w:after="100" w:afterAutospacing="1" w:line="240" w:lineRule="auto"/>
-        <w:rPr>
-          <w:rFonts w:ascii="Times New Roman" w:eastAsia="Times New Roman" w:hAnsi="Times New Roman" w:cs="Times New Roman"/>
-          <w:sz w:val="24"/>
-          <w:szCs w:val="24"/>
-          <w:lang w:eastAsia="pt-BR"/>
-        </w:rPr>
-      </w:pPr>
-      <w:r>
-        <w:rPr>
-          <w:rFonts w:ascii="Times New Roman" w:eastAsia="Times New Roman" w:hAnsi="Times New Roman" w:cs="Times New Roman"/>
-          <w:b/>
-          <w:bCs/>
-          <w:sz w:val="24"/>
-          <w:szCs w:val="24"/>
-          <w:lang w:eastAsia="pt-BR"/>
-        </w:rPr>
-        <w:t>Funcionais</w:t>
-      </w:r>
-      <w:r>
-        <w:rPr>
-          <w:rFonts w:ascii="Times New Roman" w:eastAsia="Times New Roman" w:hAnsi="Times New Roman" w:cs="Times New Roman"/>
-          <w:sz w:val="24"/>
-          <w:szCs w:val="24"/>
-          <w:lang w:eastAsia="pt-BR"/>
-        </w:rPr>
-        <w:t xml:space="preserve"> → Testes de caso de uso (ex.: criar conta, comprar jogo, avaliar jogo).</w:t>
-      </w:r>
-    </w:p>
-    <w:p>
-      <w:pPr>
-        <w:numPr>
-          <w:ilvl w:val="0"/>
-          <w:numId w:val="5"/>
-        </w:numPr>
-        <w:spacing w:before="100" w:beforeAutospacing="1" w:after="100" w:afterAutospacing="1" w:line="240" w:lineRule="auto"/>
-        <w:rPr>
-          <w:rFonts w:ascii="Times New Roman" w:eastAsia="Times New Roman" w:hAnsi="Times New Roman" w:cs="Times New Roman"/>
-          <w:sz w:val="24"/>
-          <w:szCs w:val="24"/>
-          <w:lang w:eastAsia="pt-BR"/>
-        </w:rPr>
-      </w:pPr>
-      <w:r>
-        <w:rPr>
-          <w:rFonts w:ascii="Times New Roman" w:eastAsia="Times New Roman" w:hAnsi="Times New Roman" w:cs="Times New Roman"/>
-          <w:b/>
-          <w:bCs/>
-          <w:sz w:val="24"/>
-          <w:szCs w:val="24"/>
-          <w:lang w:eastAsia="pt-BR"/>
-        </w:rPr>
-        <w:t>Não Funcionais</w:t>
-      </w:r>
-      <w:r>
-        <w:rPr>
-          <w:rFonts w:ascii="Times New Roman" w:eastAsia="Times New Roman" w:hAnsi="Times New Roman" w:cs="Times New Roman"/>
-          <w:sz w:val="24"/>
-          <w:szCs w:val="24"/>
-          <w:lang w:eastAsia="pt-BR"/>
-        </w:rPr>
-        <w:t xml:space="preserve"> → Testes de carga, stress, segurança, compatibilidade e acessibilidade.</w:t>
-      </w:r>
-    </w:p>
-    <w:p>
-      <w:pPr>
-        <w:spacing w:before="100" w:beforeAutospacing="1" w:after="100" w:afterAutospacing="1" w:line="240" w:lineRule="auto"/>
-        <w:rPr>
-          <w:rFonts w:ascii="Times New Roman" w:eastAsia="Times New Roman" w:hAnsi="Times New Roman" w:cs="Times New Roman"/>
-          <w:sz w:val="24"/>
-          <w:szCs w:val="24"/>
-          <w:lang w:eastAsia="pt-BR"/>
-        </w:rPr>
-      </w:pPr>
-      <w:r>
-        <w:rPr>
-          <w:rFonts w:ascii="Segoe UI Emoji" w:eastAsia="Times New Roman" w:hAnsi="Segoe UI Emoji" w:cs="Segoe UI Emoji"/>
-          <w:sz w:val="24"/>
-          <w:szCs w:val="24"/>
-          <w:lang w:eastAsia="pt-BR"/>
-        </w:rPr>
-        <w:t>👉</w:t>
-      </w:r>
-      <w:r>
-        <w:rPr>
-          <w:rFonts w:ascii="Times New Roman" w:eastAsia="Times New Roman" w:hAnsi="Times New Roman" w:cs="Times New Roman"/>
-          <w:sz w:val="24"/>
-          <w:szCs w:val="24"/>
-          <w:lang w:eastAsia="pt-BR"/>
-        </w:rPr>
-        <w:t xml:space="preserve"> Exemplo:</w:t>
-      </w:r>
-    </w:p>
-    <w:p>
-      <w:pPr>
-        <w:numPr>
-          <w:ilvl w:val="0"/>
-          <w:numId w:val="6"/>
-        </w:numPr>
-        <w:spacing w:before="100" w:beforeAutospacing="1" w:after="100" w:afterAutospacing="1" w:line="240" w:lineRule="auto"/>
-        <w:rPr>
-          <w:rFonts w:ascii="Times New Roman" w:eastAsia="Times New Roman" w:hAnsi="Times New Roman" w:cs="Times New Roman"/>
-          <w:sz w:val="24"/>
-          <w:szCs w:val="24"/>
-          <w:lang w:eastAsia="pt-BR"/>
-        </w:rPr>
-      </w:pPr>
-      <w:r>
-        <w:rPr>
-          <w:rFonts w:ascii="Times New Roman" w:eastAsia="Times New Roman" w:hAnsi="Times New Roman" w:cs="Times New Roman"/>
-          <w:sz w:val="24"/>
-          <w:szCs w:val="24"/>
-          <w:lang w:eastAsia="pt-BR"/>
-        </w:rPr>
-        <w:t>RF02 (Login e Autenticação) → Testar login com credenciais válidas, inválidas, conta bloqueada, senha esquecida.</w:t>
-      </w:r>
-    </w:p>
-    <w:p>
-      <w:pPr>
-        <w:numPr>
-          <w:ilvl w:val="0"/>
-          <w:numId w:val="6"/>
-        </w:numPr>
-        <w:spacing w:before="100" w:beforeAutospacing="1" w:after="100" w:afterAutospacing="1" w:line="240" w:lineRule="auto"/>
-        <w:rPr>
-          <w:rFonts w:ascii="Times New Roman" w:eastAsia="Times New Roman" w:hAnsi="Times New Roman" w:cs="Times New Roman"/>
-          <w:sz w:val="24"/>
-          <w:szCs w:val="24"/>
-          <w:lang w:eastAsia="pt-BR"/>
-        </w:rPr>
-      </w:pPr>
-      <w:r>
-        <w:rPr>
-          <w:rFonts w:ascii="Times New Roman" w:eastAsia="Times New Roman" w:hAnsi="Times New Roman" w:cs="Times New Roman"/>
-          <w:sz w:val="24"/>
-          <w:szCs w:val="24"/>
-          <w:lang w:eastAsia="pt-BR"/>
-        </w:rPr>
-        <w:t xml:space="preserve">RNF05 (Segurança) → Testar SQL </w:t>
-      </w:r>
-      <w:proofErr w:type="spellStart"/>
-      <w:r>
-        <w:rPr>
-          <w:rFonts w:ascii="Times New Roman" w:eastAsia="Times New Roman" w:hAnsi="Times New Roman" w:cs="Times New Roman"/>
-          <w:sz w:val="24"/>
-          <w:szCs w:val="24"/>
-          <w:lang w:eastAsia="pt-BR"/>
-        </w:rPr>
-        <w:t>Injection</w:t>
-      </w:r>
-      <w:proofErr w:type="spellEnd"/>
-      <w:r>
-        <w:rPr>
-          <w:rFonts w:ascii="Times New Roman" w:eastAsia="Times New Roman" w:hAnsi="Times New Roman" w:cs="Times New Roman"/>
-          <w:sz w:val="24"/>
-          <w:szCs w:val="24"/>
-          <w:lang w:eastAsia="pt-BR"/>
-        </w:rPr>
-        <w:t>, XSS, força bruta, uso de HTTPS.</w:t>
-      </w:r>
-    </w:p>
-    <w:p>
-      <w:pPr>
-        <w:spacing w:before="100" w:beforeAutospacing="1" w:after="100" w:afterAutospacing="1" w:line="240" w:lineRule="auto"/>
-        <w:rPr>
-          <w:rFonts w:ascii="Times New Roman" w:eastAsia="Times New Roman" w:hAnsi="Times New Roman" w:cs="Times New Roman"/>
-          <w:sz w:val="24"/>
-          <w:szCs w:val="24"/>
-          <w:lang w:eastAsia="pt-BR"/>
-        </w:rPr>
-      </w:pPr>
-    </w:p>
-    <w:p>
-      <w:pPr>
         <w:pStyle w:val="Ttulo"/>
         <w:jc w:val="center"/>
         <w:rPr>
@@ -2463,7 +3499,14 @@
           <w:rFonts w:ascii="Times New Roman" w:eastAsia="Times New Roman" w:hAnsi="Times New Roman" w:cs="Times New Roman"/>
           <w:lang w:eastAsia="pt-BR"/>
         </w:rPr>
-        <w:t>RFs</w:t>
+        <w:t>R</w:t>
+      </w:r>
+      <w:r>
+        <w:rPr>
+          <w:rFonts w:ascii="Times New Roman" w:eastAsia="Times New Roman" w:hAnsi="Times New Roman" w:cs="Times New Roman"/>
+          <w:lang w:eastAsia="pt-BR"/>
+        </w:rPr>
+        <w:t>Fs</w:t>
       </w:r>
       <w:proofErr w:type="spellEnd"/>
     </w:p>
@@ -2878,16 +3921,36 @@
                 <w:szCs w:val="24"/>
                 <w:lang w:eastAsia="pt-BR"/>
               </w:rPr>
-              <w:t>Catálogo de Jogos:</w:t>
-            </w:r>
-            <w:r>
-              <w:rPr>
-                <w:rFonts w:ascii="Times New Roman" w:eastAsia="Times New Roman" w:hAnsi="Times New Roman" w:cs="Times New Roman"/>
-                <w:sz w:val="24"/>
-                <w:szCs w:val="24"/>
-                <w:lang w:eastAsia="pt-BR"/>
-              </w:rPr>
-              <w:t xml:space="preserve"> O site deve exibir lista de jogos independentes com título, descrição, imagens e preço.</w:t>
+              <w:t>Customização de Perfil:</w:t>
+            </w:r>
+            <w:r>
+              <w:rPr>
+                <w:rFonts w:ascii="Times New Roman" w:eastAsia="Times New Roman" w:hAnsi="Times New Roman" w:cs="Times New Roman"/>
+                <w:b/>
+                <w:bCs/>
+                <w:sz w:val="24"/>
+                <w:szCs w:val="24"/>
+                <w:lang w:eastAsia="pt-BR"/>
+              </w:rPr>
+              <w:t xml:space="preserve"> </w:t>
+            </w:r>
+            <w:r>
+              <w:rPr>
+                <w:rFonts w:ascii="Times New Roman" w:eastAsia="Times New Roman" w:hAnsi="Times New Roman" w:cs="Times New Roman"/>
+                <w:sz w:val="24"/>
+                <w:szCs w:val="24"/>
+                <w:lang w:eastAsia="pt-BR"/>
+              </w:rPr>
+              <w:t>O usuário deve alterar</w:t>
+            </w:r>
+            <w:r>
+              <w:rPr>
+                <w:rFonts w:ascii="Times New Roman" w:eastAsia="Times New Roman" w:hAnsi="Times New Roman" w:cs="Times New Roman"/>
+                <w:sz w:val="24"/>
+                <w:szCs w:val="24"/>
+                <w:lang w:eastAsia="pt-BR"/>
+              </w:rPr>
+              <w:t xml:space="preserve"> os dados de seu perfil, como e-mail cadastrado e foto, quando achar necessário.</w:t>
             </w:r>
           </w:p>
         </w:tc>
@@ -2910,7 +3973,7 @@
               <w:rPr>
                 <w:rFonts w:ascii="Times New Roman" w:hAnsi="Times New Roman" w:cs="Times New Roman"/>
               </w:rPr>
-              <w:t>Exibir lista com título, descrição, imagens, preço e desenvolvedor. Ordenação por relevância e preço.</w:t>
+              <w:t>A página de perfil apresenta opções de personalização da imagem do usuário na plataforma.</w:t>
             </w:r>
           </w:p>
         </w:tc>
@@ -2933,7 +3996,13 @@
               <w:rPr>
                 <w:rFonts w:ascii="Times New Roman" w:hAnsi="Times New Roman" w:cs="Times New Roman"/>
               </w:rPr>
-              <w:t>Testar exibição correta, ordenação, jogos sem imagem, jogos sem preço.</w:t>
+              <w:t xml:space="preserve">Testar </w:t>
+            </w:r>
+            <w:r>
+              <w:rPr>
+                <w:rFonts w:ascii="Times New Roman" w:hAnsi="Times New Roman" w:cs="Times New Roman"/>
+              </w:rPr>
+              <w:t>alterações na foto de perfil, e-mail cadastrado, descrição do perfil e nome de usuário.</w:t>
             </w:r>
           </w:p>
         </w:tc>
@@ -2990,16 +4059,43 @@
                 <w:szCs w:val="24"/>
                 <w:lang w:eastAsia="pt-BR"/>
               </w:rPr>
-              <w:t>Busca e Filtros:</w:t>
-            </w:r>
-            <w:r>
-              <w:rPr>
-                <w:rFonts w:ascii="Times New Roman" w:eastAsia="Times New Roman" w:hAnsi="Times New Roman" w:cs="Times New Roman"/>
-                <w:sz w:val="24"/>
-                <w:szCs w:val="24"/>
-                <w:lang w:eastAsia="pt-BR"/>
-              </w:rPr>
-              <w:t xml:space="preserve"> O usuário deve conseguir buscar jogos por nome, gênero, preço ou desenvolvedor.</w:t>
+              <w:t>Catálogo de Jogos:</w:t>
+            </w:r>
+            <w:r>
+              <w:rPr>
+                <w:rFonts w:ascii="Times New Roman" w:eastAsia="Times New Roman" w:hAnsi="Times New Roman" w:cs="Times New Roman"/>
+                <w:sz w:val="24"/>
+                <w:szCs w:val="24"/>
+                <w:lang w:eastAsia="pt-BR"/>
+              </w:rPr>
+              <w:t xml:space="preserve"> O site deve exibir </w:t>
+            </w:r>
+            <w:r>
+              <w:rPr>
+                <w:rFonts w:ascii="Times New Roman" w:eastAsia="Times New Roman" w:hAnsi="Times New Roman" w:cs="Times New Roman"/>
+                <w:sz w:val="24"/>
+                <w:szCs w:val="24"/>
+                <w:lang w:eastAsia="pt-BR"/>
+              </w:rPr>
+              <w:t xml:space="preserve">uma </w:t>
+            </w:r>
+            <w:r>
+              <w:rPr>
+                <w:rFonts w:ascii="Times New Roman" w:eastAsia="Times New Roman" w:hAnsi="Times New Roman" w:cs="Times New Roman"/>
+                <w:sz w:val="24"/>
+                <w:szCs w:val="24"/>
+                <w:lang w:eastAsia="pt-BR"/>
+              </w:rPr>
+              <w:t xml:space="preserve">lista </w:t>
+            </w:r>
+            <w:r>
+              <w:rPr>
+                <w:rFonts w:ascii="Times New Roman" w:eastAsia="Times New Roman" w:hAnsi="Times New Roman" w:cs="Times New Roman"/>
+                <w:sz w:val="24"/>
+                <w:szCs w:val="24"/>
+                <w:lang w:eastAsia="pt-BR"/>
+              </w:rPr>
+              <w:t>variada de jogos independentes a cada vez que for aberto.</w:t>
             </w:r>
           </w:p>
         </w:tc>
@@ -3022,7 +4118,13 @@
               <w:rPr>
                 <w:rFonts w:ascii="Times New Roman" w:hAnsi="Times New Roman" w:cs="Times New Roman"/>
               </w:rPr>
-              <w:t>Busca por nome, gênero, preço e desenvolvedor. Filtros combináveis.</w:t>
+              <w:t>A exibição de jogos selecionados deve ser aleatorizada a cada recarregamento da página inicial</w:t>
+            </w:r>
+            <w:r>
+              <w:rPr>
+                <w:rFonts w:ascii="Times New Roman" w:hAnsi="Times New Roman" w:cs="Times New Roman"/>
+              </w:rPr>
+              <w:t>.</w:t>
             </w:r>
           </w:p>
         </w:tc>
@@ -3043,9 +4145,21 @@
             </w:pPr>
             <w:r>
               <w:rPr>
-                <w:rFonts w:ascii="Times New Roman" w:hAnsi="Times New Roman" w:cs="Times New Roman"/>
-              </w:rPr>
-              <w:t>Testar busca por cada critério, combinação de filtros, busca sem resultados.</w:t>
+                <w:rFonts w:ascii="Times New Roman" w:eastAsia="Times New Roman" w:hAnsi="Times New Roman" w:cs="Times New Roman"/>
+                <w:sz w:val="24"/>
+                <w:szCs w:val="24"/>
+                <w:lang w:eastAsia="pt-BR"/>
+              </w:rPr>
+              <w:t>Entrar e sair da plataforma várias vezes</w:t>
+            </w:r>
+            <w:r>
+              <w:rPr>
+                <w:rFonts w:ascii="Times New Roman" w:eastAsia="Times New Roman" w:hAnsi="Times New Roman" w:cs="Times New Roman"/>
+                <w:sz w:val="24"/>
+                <w:szCs w:val="24"/>
+                <w:lang w:eastAsia="pt-BR"/>
+              </w:rPr>
+              <w:t>, recarregar a página inicial.</w:t>
             </w:r>
           </w:p>
         </w:tc>
@@ -3102,16 +4216,43 @@
                 <w:szCs w:val="24"/>
                 <w:lang w:eastAsia="pt-BR"/>
               </w:rPr>
-              <w:t>Carrinho de Compras:</w:t>
-            </w:r>
-            <w:r>
-              <w:rPr>
-                <w:rFonts w:ascii="Times New Roman" w:eastAsia="Times New Roman" w:hAnsi="Times New Roman" w:cs="Times New Roman"/>
-                <w:sz w:val="24"/>
-                <w:szCs w:val="24"/>
-                <w:lang w:eastAsia="pt-BR"/>
-              </w:rPr>
-              <w:t xml:space="preserve"> O sistema deve permitir adicionar/remover jogos no carrinho.</w:t>
+              <w:t>Página de Jogo:</w:t>
+            </w:r>
+            <w:r>
+              <w:rPr>
+                <w:rFonts w:ascii="Times New Roman" w:eastAsia="Times New Roman" w:hAnsi="Times New Roman" w:cs="Times New Roman"/>
+                <w:sz w:val="24"/>
+                <w:szCs w:val="24"/>
+                <w:lang w:eastAsia="pt-BR"/>
+              </w:rPr>
+              <w:t xml:space="preserve"> O site deve exibir uma página sobre o jogo </w:t>
+            </w:r>
+            <w:r>
+              <w:rPr>
+                <w:rFonts w:ascii="Times New Roman" w:eastAsia="Times New Roman" w:hAnsi="Times New Roman" w:cs="Times New Roman"/>
+                <w:sz w:val="24"/>
+                <w:szCs w:val="24"/>
+                <w:lang w:eastAsia="pt-BR"/>
+              </w:rPr>
+              <w:t>com título, descrição</w:t>
+            </w:r>
+            <w:r>
+              <w:rPr>
+                <w:rFonts w:ascii="Times New Roman" w:eastAsia="Times New Roman" w:hAnsi="Times New Roman" w:cs="Times New Roman"/>
+                <w:sz w:val="24"/>
+                <w:szCs w:val="24"/>
+                <w:lang w:eastAsia="pt-BR"/>
+              </w:rPr>
+              <w:t xml:space="preserve"> e </w:t>
+            </w:r>
+            <w:r>
+              <w:rPr>
+                <w:rFonts w:ascii="Times New Roman" w:eastAsia="Times New Roman" w:hAnsi="Times New Roman" w:cs="Times New Roman"/>
+                <w:sz w:val="24"/>
+                <w:szCs w:val="24"/>
+                <w:lang w:eastAsia="pt-BR"/>
+              </w:rPr>
+              <w:t>imagens.</w:t>
             </w:r>
           </w:p>
         </w:tc>
@@ -3134,7 +4275,7 @@
               <w:rPr>
                 <w:rFonts w:ascii="Times New Roman" w:hAnsi="Times New Roman" w:cs="Times New Roman"/>
               </w:rPr>
-              <w:t>Adicionar/remover jogos, atualizar quantidade, calcular subtotal. Persistência mesmo após logout.</w:t>
+              <w:t>Os dados sobre um jogo devem ser exibidos ao clicar na foto deste.</w:t>
             </w:r>
           </w:p>
         </w:tc>
@@ -3157,7 +4298,7 @@
               <w:rPr>
                 <w:rFonts w:ascii="Times New Roman" w:hAnsi="Times New Roman" w:cs="Times New Roman"/>
               </w:rPr>
-              <w:t>Testar adicionar/remover, atualizar quantidade, carrinho vazio, persistência após login/logout.</w:t>
+              <w:t>Acessar o mesmo jogo em diferentes páginas.</w:t>
             </w:r>
           </w:p>
         </w:tc>
@@ -3187,7 +4328,6 @@
                 <w:szCs w:val="24"/>
                 <w:lang w:eastAsia="pt-BR"/>
               </w:rPr>
-              <w:lastRenderedPageBreak/>
               <w:t>RF06</w:t>
             </w:r>
           </w:p>
@@ -3215,56 +4355,34 @@
                 <w:szCs w:val="24"/>
                 <w:lang w:eastAsia="pt-BR"/>
               </w:rPr>
-              <w:t>Checkout e Pagamento:</w:t>
-            </w:r>
-            <w:r>
-              <w:rPr>
-                <w:rFonts w:ascii="Times New Roman" w:eastAsia="Times New Roman" w:hAnsi="Times New Roman" w:cs="Times New Roman"/>
-                <w:sz w:val="24"/>
-                <w:szCs w:val="24"/>
-                <w:lang w:eastAsia="pt-BR"/>
-              </w:rPr>
-              <w:t xml:space="preserve"> O sistema deve processar pagamentos via cartão, </w:t>
-            </w:r>
-            <w:proofErr w:type="spellStart"/>
-            <w:r>
-              <w:rPr>
-                <w:rFonts w:ascii="Times New Roman" w:eastAsia="Times New Roman" w:hAnsi="Times New Roman" w:cs="Times New Roman"/>
-                <w:sz w:val="24"/>
-                <w:szCs w:val="24"/>
-                <w:lang w:eastAsia="pt-BR"/>
-              </w:rPr>
-              <w:t>Pix</w:t>
-            </w:r>
-            <w:proofErr w:type="spellEnd"/>
-            <w:r>
-              <w:rPr>
-                <w:rFonts w:ascii="Times New Roman" w:eastAsia="Times New Roman" w:hAnsi="Times New Roman" w:cs="Times New Roman"/>
-                <w:sz w:val="24"/>
-                <w:szCs w:val="24"/>
-                <w:lang w:eastAsia="pt-BR"/>
-              </w:rPr>
-              <w:t xml:space="preserve"> ou </w:t>
-            </w:r>
-            <w:proofErr w:type="spellStart"/>
-            <w:r>
-              <w:rPr>
-                <w:rFonts w:ascii="Times New Roman" w:eastAsia="Times New Roman" w:hAnsi="Times New Roman" w:cs="Times New Roman"/>
-                <w:sz w:val="24"/>
-                <w:szCs w:val="24"/>
-                <w:lang w:eastAsia="pt-BR"/>
-              </w:rPr>
-              <w:t>PayPal</w:t>
-            </w:r>
-            <w:proofErr w:type="spellEnd"/>
-            <w:r>
-              <w:rPr>
-                <w:rFonts w:ascii="Times New Roman" w:eastAsia="Times New Roman" w:hAnsi="Times New Roman" w:cs="Times New Roman"/>
-                <w:sz w:val="24"/>
-                <w:szCs w:val="24"/>
-                <w:lang w:eastAsia="pt-BR"/>
-              </w:rPr>
-              <w:t>.</w:t>
+              <w:t>Busca e Filtros:</w:t>
+            </w:r>
+            <w:r>
+              <w:rPr>
+                <w:rFonts w:ascii="Times New Roman" w:eastAsia="Times New Roman" w:hAnsi="Times New Roman" w:cs="Times New Roman"/>
+                <w:sz w:val="24"/>
+                <w:szCs w:val="24"/>
+                <w:lang w:eastAsia="pt-BR"/>
+              </w:rPr>
+              <w:t xml:space="preserve"> O usuário deve conseguir buscar jogos por nome, gênero</w:t>
+            </w:r>
+            <w:r>
+              <w:rPr>
+                <w:rFonts w:ascii="Times New Roman" w:eastAsia="Times New Roman" w:hAnsi="Times New Roman" w:cs="Times New Roman"/>
+                <w:sz w:val="24"/>
+                <w:szCs w:val="24"/>
+                <w:lang w:eastAsia="pt-BR"/>
+              </w:rPr>
+              <w:t xml:space="preserve"> </w:t>
+            </w:r>
+            <w:r>
+              <w:rPr>
+                <w:rFonts w:ascii="Times New Roman" w:eastAsia="Times New Roman" w:hAnsi="Times New Roman" w:cs="Times New Roman"/>
+                <w:sz w:val="24"/>
+                <w:szCs w:val="24"/>
+                <w:lang w:eastAsia="pt-BR"/>
+              </w:rPr>
+              <w:t>ou desenvolvedor.</w:t>
             </w:r>
           </w:p>
         </w:tc>
@@ -3287,35 +4405,7 @@
               <w:rPr>
                 <w:rFonts w:ascii="Times New Roman" w:hAnsi="Times New Roman" w:cs="Times New Roman"/>
               </w:rPr>
-              <w:t xml:space="preserve">Pagamento via cartão, </w:t>
-            </w:r>
-            <w:proofErr w:type="spellStart"/>
-            <w:r>
-              <w:rPr>
-                <w:rFonts w:ascii="Times New Roman" w:hAnsi="Times New Roman" w:cs="Times New Roman"/>
-              </w:rPr>
-              <w:t>Pix</w:t>
-            </w:r>
-            <w:proofErr w:type="spellEnd"/>
-            <w:r>
-              <w:rPr>
-                <w:rFonts w:ascii="Times New Roman" w:hAnsi="Times New Roman" w:cs="Times New Roman"/>
-              </w:rPr>
-              <w:t xml:space="preserve"> e </w:t>
-            </w:r>
-            <w:proofErr w:type="spellStart"/>
-            <w:r>
-              <w:rPr>
-                <w:rFonts w:ascii="Times New Roman" w:hAnsi="Times New Roman" w:cs="Times New Roman"/>
-              </w:rPr>
-              <w:t>PayPal</w:t>
-            </w:r>
-            <w:proofErr w:type="spellEnd"/>
-            <w:r>
-              <w:rPr>
-                <w:rFonts w:ascii="Times New Roman" w:hAnsi="Times New Roman" w:cs="Times New Roman"/>
-              </w:rPr>
-              <w:t>. Confirmação de compra e emissão de recibo.</w:t>
+              <w:t>Busca por gênero, nome e/ou desenvolvedor de jogo.</w:t>
             </w:r>
           </w:p>
         </w:tc>
@@ -3338,7 +4428,13 @@
               <w:rPr>
                 <w:rFonts w:ascii="Times New Roman" w:hAnsi="Times New Roman" w:cs="Times New Roman"/>
               </w:rPr>
-              <w:t>Testar cada método de pagamento, falha de pagamento, confirmação por e-mail.</w:t>
+              <w:t xml:space="preserve">Testar cada </w:t>
+            </w:r>
+            <w:r>
+              <w:rPr>
+                <w:rFonts w:ascii="Times New Roman" w:hAnsi="Times New Roman" w:cs="Times New Roman"/>
+              </w:rPr>
+              <w:t>filtro de pesquisa na barra da página inicial.</w:t>
             </w:r>
           </w:p>
         </w:tc>
@@ -3395,16 +4491,16 @@
                 <w:szCs w:val="24"/>
                 <w:lang w:eastAsia="pt-BR"/>
               </w:rPr>
-              <w:t>Avaliações e Comentários:</w:t>
-            </w:r>
-            <w:r>
-              <w:rPr>
-                <w:rFonts w:ascii="Times New Roman" w:eastAsia="Times New Roman" w:hAnsi="Times New Roman" w:cs="Times New Roman"/>
-                <w:sz w:val="24"/>
-                <w:szCs w:val="24"/>
-                <w:lang w:eastAsia="pt-BR"/>
-              </w:rPr>
-              <w:t xml:space="preserve"> Usuários devem poder avaliar jogos com estrelas e comentários.</w:t>
+              <w:t>Jogos Recentes:</w:t>
+            </w:r>
+            <w:r>
+              <w:rPr>
+                <w:rFonts w:ascii="Times New Roman" w:eastAsia="Times New Roman" w:hAnsi="Times New Roman" w:cs="Times New Roman"/>
+                <w:sz w:val="24"/>
+                <w:szCs w:val="24"/>
+                <w:lang w:eastAsia="pt-BR"/>
+              </w:rPr>
+              <w:t xml:space="preserve"> O site deve exibir uma lista com os jogos que foram publicados há, no máximo, duas semanas atrás.</w:t>
             </w:r>
           </w:p>
         </w:tc>
@@ -3427,7 +4523,7 @@
               <w:rPr>
                 <w:rFonts w:ascii="Times New Roman" w:hAnsi="Times New Roman" w:cs="Times New Roman"/>
               </w:rPr>
-              <w:t>Usuários podem dar notas de 1 a 5 estrelas e escrever comentários. Moderação de conteúdo ofensivo.</w:t>
+              <w:t>Filtro automático para exibir jogos que acabaram de ser lançados.</w:t>
             </w:r>
           </w:p>
         </w:tc>
@@ -3450,7 +4546,7 @@
               <w:rPr>
                 <w:rFonts w:ascii="Times New Roman" w:hAnsi="Times New Roman" w:cs="Times New Roman"/>
               </w:rPr>
-              <w:t>Testar envio de avaliação válida, comentário vazio, comentário ofensivo, edição/exclusão de avaliação.</w:t>
+              <w:t>Programar a data de lançamento dos jogos que já estão no catálogo.</w:t>
             </w:r>
           </w:p>
         </w:tc>
@@ -3507,16 +4603,26 @@
                 <w:szCs w:val="24"/>
                 <w:lang w:eastAsia="pt-BR"/>
               </w:rPr>
-              <w:t>Responsividade:</w:t>
-            </w:r>
-            <w:r>
-              <w:rPr>
-                <w:rFonts w:ascii="Times New Roman" w:eastAsia="Times New Roman" w:hAnsi="Times New Roman" w:cs="Times New Roman"/>
-                <w:sz w:val="24"/>
-                <w:szCs w:val="24"/>
-                <w:lang w:eastAsia="pt-BR"/>
-              </w:rPr>
-              <w:t xml:space="preserve"> O site deve se adaptar a diferentes dispositivos (desktop, tablet, mobile).</w:t>
+              <w:t>Jogos em Destaque:</w:t>
+            </w:r>
+            <w:r>
+              <w:rPr>
+                <w:rFonts w:ascii="Times New Roman" w:eastAsia="Times New Roman" w:hAnsi="Times New Roman" w:cs="Times New Roman"/>
+                <w:sz w:val="24"/>
+                <w:szCs w:val="24"/>
+                <w:lang w:eastAsia="pt-BR"/>
+              </w:rPr>
+              <w:t xml:space="preserve"> O site deve exibir uma </w:t>
+            </w:r>
+            <w:r>
+              <w:rPr>
+                <w:rFonts w:ascii="Times New Roman" w:eastAsia="Times New Roman" w:hAnsi="Times New Roman" w:cs="Times New Roman"/>
+                <w:sz w:val="24"/>
+                <w:szCs w:val="24"/>
+                <w:lang w:eastAsia="pt-BR"/>
+              </w:rPr>
+              <w:lastRenderedPageBreak/>
+              <w:t>lista com os jogos que mais receberam interações ou avaliações.</w:t>
             </w:r>
           </w:p>
         </w:tc>
@@ -3539,7 +4645,15 @@
               <w:rPr>
                 <w:rFonts w:ascii="Times New Roman" w:hAnsi="Times New Roman" w:cs="Times New Roman"/>
               </w:rPr>
-              <w:t>Layout adaptável para desktop, tablet e mobile.</w:t>
+              <w:lastRenderedPageBreak/>
+              <w:t xml:space="preserve">Filtro automático para mostrar jogos </w:t>
+            </w:r>
+            <w:r>
+              <w:rPr>
+                <w:rFonts w:ascii="Times New Roman" w:hAnsi="Times New Roman" w:cs="Times New Roman"/>
+              </w:rPr>
+              <w:lastRenderedPageBreak/>
+              <w:t>com mais engajamento do público.</w:t>
             </w:r>
           </w:p>
         </w:tc>
@@ -3562,7 +4676,15 @@
               <w:rPr>
                 <w:rFonts w:ascii="Times New Roman" w:hAnsi="Times New Roman" w:cs="Times New Roman"/>
               </w:rPr>
-              <w:t>Testar em diferentes resoluções e navegadores, verificar responsividade em telas pequenas.</w:t>
+              <w:lastRenderedPageBreak/>
+              <w:t xml:space="preserve">Programar uma identificação que marque a </w:t>
+            </w:r>
+            <w:r>
+              <w:rPr>
+                <w:rFonts w:ascii="Times New Roman" w:hAnsi="Times New Roman" w:cs="Times New Roman"/>
+              </w:rPr>
+              <w:lastRenderedPageBreak/>
+              <w:t>frequência de engajamento num único jogo.</w:t>
             </w:r>
           </w:p>
         </w:tc>
@@ -3592,6 +4714,7 @@
                 <w:szCs w:val="24"/>
                 <w:lang w:eastAsia="pt-BR"/>
               </w:rPr>
+              <w:lastRenderedPageBreak/>
               <w:t>RF09</w:t>
             </w:r>
           </w:p>
@@ -3619,16 +4742,16 @@
                 <w:szCs w:val="24"/>
                 <w:lang w:eastAsia="pt-BR"/>
               </w:rPr>
-              <w:t>Área do Desenvolvedor:</w:t>
-            </w:r>
-            <w:r>
-              <w:rPr>
-                <w:rFonts w:ascii="Times New Roman" w:eastAsia="Times New Roman" w:hAnsi="Times New Roman" w:cs="Times New Roman"/>
-                <w:sz w:val="24"/>
-                <w:szCs w:val="24"/>
-                <w:lang w:eastAsia="pt-BR"/>
-              </w:rPr>
-              <w:t xml:space="preserve"> Criadores independentes devem conseguir cadastrar seus jogos com informações e arquivos.</w:t>
+              <w:t>Avaliações e Comentários:</w:t>
+            </w:r>
+            <w:r>
+              <w:rPr>
+                <w:rFonts w:ascii="Times New Roman" w:eastAsia="Times New Roman" w:hAnsi="Times New Roman" w:cs="Times New Roman"/>
+                <w:sz w:val="24"/>
+                <w:szCs w:val="24"/>
+                <w:lang w:eastAsia="pt-BR"/>
+              </w:rPr>
+              <w:t xml:space="preserve"> Usuários devem poder avaliar jogos com estrelas e comentários.</w:t>
             </w:r>
           </w:p>
         </w:tc>
@@ -3651,7 +4774,7 @@
               <w:rPr>
                 <w:rFonts w:ascii="Times New Roman" w:hAnsi="Times New Roman" w:cs="Times New Roman"/>
               </w:rPr>
-              <w:t>Cadastro de jogos com título, descrição, preço, imagens e arquivos executáveis.</w:t>
+              <w:t>Avaliações e comentários dentro da página do jogo, vindas de diferentes usuários.</w:t>
             </w:r>
           </w:p>
         </w:tc>
@@ -3674,7 +4797,7 @@
               <w:rPr>
                 <w:rFonts w:ascii="Times New Roman" w:hAnsi="Times New Roman" w:cs="Times New Roman"/>
               </w:rPr>
-              <w:t>Testar envio de jogo válido, arquivo inválido, campos obrigatórios faltando.</w:t>
+              <w:t>Adicionar uma interação na página de um jogo, e na seção de Comunidade.</w:t>
             </w:r>
           </w:p>
         </w:tc>
@@ -3731,16 +4854,16 @@
                 <w:szCs w:val="24"/>
                 <w:lang w:eastAsia="pt-BR"/>
               </w:rPr>
-              <w:t>Notificações:</w:t>
-            </w:r>
-            <w:r>
-              <w:rPr>
-                <w:rFonts w:ascii="Times New Roman" w:eastAsia="Times New Roman" w:hAnsi="Times New Roman" w:cs="Times New Roman"/>
-                <w:sz w:val="24"/>
-                <w:szCs w:val="24"/>
-                <w:lang w:eastAsia="pt-BR"/>
-              </w:rPr>
-              <w:t xml:space="preserve"> O sistema deve enviar e-mails de confirmação de cadastro, compra e atualização de jogos.</w:t>
+              <w:t>Responsividade:</w:t>
+            </w:r>
+            <w:r>
+              <w:rPr>
+                <w:rFonts w:ascii="Times New Roman" w:eastAsia="Times New Roman" w:hAnsi="Times New Roman" w:cs="Times New Roman"/>
+                <w:sz w:val="24"/>
+                <w:szCs w:val="24"/>
+                <w:lang w:eastAsia="pt-BR"/>
+              </w:rPr>
+              <w:t xml:space="preserve"> O site deve se adaptar a diferentes dispositivos (desktop, tablet, mobile).</w:t>
             </w:r>
           </w:p>
         </w:tc>
@@ -3761,9 +4884,12 @@
             </w:pPr>
             <w:r>
               <w:rPr>
-                <w:rFonts w:ascii="Times New Roman" w:hAnsi="Times New Roman" w:cs="Times New Roman"/>
-              </w:rPr>
-              <w:t>Envio automático de e-mails de confirmação de cadastro, compra e atualização de jogos.</w:t>
+                <w:rFonts w:ascii="Times New Roman" w:eastAsia="Times New Roman" w:hAnsi="Times New Roman" w:cs="Times New Roman"/>
+                <w:sz w:val="24"/>
+                <w:szCs w:val="24"/>
+                <w:lang w:eastAsia="pt-BR"/>
+              </w:rPr>
+              <w:t>A estrutura da plataforma se manterá a mesma, não importa o dispositivo usado.</w:t>
             </w:r>
           </w:p>
         </w:tc>
@@ -3786,7 +4912,7 @@
               <w:rPr>
                 <w:rFonts w:ascii="Times New Roman" w:hAnsi="Times New Roman" w:cs="Times New Roman"/>
               </w:rPr>
-              <w:t>Testar envio de e-mail em cada evento, falha de envio, formato do e-mail.</w:t>
+              <w:t>Acessar o site em computador, tablet e celular.</w:t>
             </w:r>
           </w:p>
         </w:tc>
@@ -3843,17 +4969,34 @@
                 <w:szCs w:val="24"/>
                 <w:lang w:eastAsia="pt-BR"/>
               </w:rPr>
-              <w:t>Instalador de jogos integrado no sistema do site e app:</w:t>
-            </w:r>
-            <w:r>
-              <w:rPr>
-                <w:rFonts w:ascii="Times New Roman" w:eastAsia="Times New Roman" w:hAnsi="Times New Roman" w:cs="Times New Roman"/>
-                <w:bCs/>
-                <w:sz w:val="24"/>
-                <w:szCs w:val="24"/>
-                <w:lang w:eastAsia="pt-BR"/>
-              </w:rPr>
-              <w:t xml:space="preserve"> O sistema deve conter um instalador nativo para jogos publicados.</w:t>
+              <w:t>Área do Desenvolvedor:</w:t>
+            </w:r>
+            <w:r>
+              <w:rPr>
+                <w:rFonts w:ascii="Times New Roman" w:eastAsia="Times New Roman" w:hAnsi="Times New Roman" w:cs="Times New Roman"/>
+                <w:sz w:val="24"/>
+                <w:szCs w:val="24"/>
+                <w:lang w:eastAsia="pt-BR"/>
+              </w:rPr>
+              <w:t xml:space="preserve"> Criadores independentes devem conseguir cadastrar seus jogos com</w:t>
+            </w:r>
+            <w:r>
+              <w:rPr>
+                <w:rFonts w:ascii="Times New Roman" w:eastAsia="Times New Roman" w:hAnsi="Times New Roman" w:cs="Times New Roman"/>
+                <w:sz w:val="24"/>
+                <w:szCs w:val="24"/>
+                <w:lang w:eastAsia="pt-BR"/>
+              </w:rPr>
+              <w:t xml:space="preserve"> as respectivas</w:t>
+            </w:r>
+            <w:r>
+              <w:rPr>
+                <w:rFonts w:ascii="Times New Roman" w:eastAsia="Times New Roman" w:hAnsi="Times New Roman" w:cs="Times New Roman"/>
+                <w:sz w:val="24"/>
+                <w:szCs w:val="24"/>
+                <w:lang w:eastAsia="pt-BR"/>
+              </w:rPr>
+              <w:t xml:space="preserve"> informações e arquivos.</w:t>
             </w:r>
           </w:p>
         </w:tc>
@@ -3965,20 +5108,39 @@
               <w:rPr>
                 <w:rFonts w:ascii="Times New Roman" w:eastAsia="Times New Roman" w:hAnsi="Times New Roman" w:cs="Times New Roman"/>
                 <w:b/>
-                <w:sz w:val="24"/>
-                <w:szCs w:val="24"/>
-                <w:lang w:eastAsia="pt-BR"/>
-              </w:rPr>
-              <w:t>IA generativa para análise:</w:t>
-            </w:r>
-            <w:r>
-              <w:rPr>
-                <w:rFonts w:ascii="Times New Roman" w:eastAsia="Times New Roman" w:hAnsi="Times New Roman" w:cs="Times New Roman"/>
-                <w:sz w:val="24"/>
-                <w:szCs w:val="24"/>
-                <w:lang w:eastAsia="pt-BR"/>
-              </w:rPr>
-              <w:t xml:space="preserve"> O sistema deverá conter uma inteligência artificial capaz de analisar os arquivos enviados ao site/aplicativo e barrar os arquivos nocivos e/ou potencialmente perigosos com sucesso.</w:t>
+                <w:bCs/>
+                <w:sz w:val="24"/>
+                <w:szCs w:val="24"/>
+                <w:lang w:eastAsia="pt-BR"/>
+              </w:rPr>
+              <w:t>Notificações:</w:t>
+            </w:r>
+            <w:r>
+              <w:rPr>
+                <w:rFonts w:ascii="Times New Roman" w:eastAsia="Times New Roman" w:hAnsi="Times New Roman" w:cs="Times New Roman"/>
+                <w:sz w:val="24"/>
+                <w:szCs w:val="24"/>
+                <w:lang w:eastAsia="pt-BR"/>
+              </w:rPr>
+              <w:t xml:space="preserve"> O sistema deve enviar e-mails de confirmação de cadastro, </w:t>
+            </w:r>
+            <w:r>
+              <w:rPr>
+                <w:rFonts w:ascii="Times New Roman" w:eastAsia="Times New Roman" w:hAnsi="Times New Roman" w:cs="Times New Roman"/>
+                <w:sz w:val="24"/>
+                <w:szCs w:val="24"/>
+                <w:lang w:eastAsia="pt-BR"/>
+              </w:rPr>
+              <w:t xml:space="preserve">publicação </w:t>
+            </w:r>
+            <w:r>
+              <w:rPr>
+                <w:rFonts w:ascii="Times New Roman" w:eastAsia="Times New Roman" w:hAnsi="Times New Roman" w:cs="Times New Roman"/>
+                <w:sz w:val="24"/>
+                <w:szCs w:val="24"/>
+                <w:lang w:eastAsia="pt-BR"/>
+              </w:rPr>
+              <w:t>e atualização de jogos.</w:t>
             </w:r>
           </w:p>
         </w:tc>
@@ -4001,7 +5163,7 @@
               <w:rPr>
                 <w:rFonts w:ascii="Times New Roman" w:hAnsi="Times New Roman" w:cs="Times New Roman"/>
               </w:rPr>
-              <w:t>IA deve analisar arquivos enviados e bloquear arquivos nocivos.</w:t>
+              <w:t>Notificações serão enviadas ao e-mail cadastrado do usuário.</w:t>
             </w:r>
           </w:p>
         </w:tc>
@@ -4024,7 +5186,7 @@
               <w:rPr>
                 <w:rFonts w:ascii="Times New Roman" w:hAnsi="Times New Roman" w:cs="Times New Roman"/>
               </w:rPr>
-              <w:t>Testar envio de arquivo seguro, arquivo infectado, falso positivo, falso negativo.</w:t>
+              <w:t>Testar o envio de um aviso de atualização de conteúdo para o e-mail de um usuário cadastrado.</w:t>
             </w:r>
           </w:p>
         </w:tc>
@@ -4081,26 +5243,17 @@
                 <w:szCs w:val="24"/>
                 <w:lang w:eastAsia="pt-BR"/>
               </w:rPr>
-              <w:t>Gerenciamento de Usuários:</w:t>
-            </w:r>
-            <w:r>
-              <w:rPr>
-                <w:rFonts w:ascii="Times New Roman" w:eastAsia="Times New Roman" w:hAnsi="Times New Roman" w:cs="Times New Roman"/>
-                <w:sz w:val="24"/>
-                <w:szCs w:val="24"/>
-                <w:lang w:eastAsia="pt-BR"/>
-              </w:rPr>
-              <w:t xml:space="preserve"> Administradores </w:t>
-            </w:r>
-            <w:r>
-              <w:rPr>
-                <w:rFonts w:ascii="Times New Roman" w:eastAsia="Times New Roman" w:hAnsi="Times New Roman" w:cs="Times New Roman"/>
-                <w:sz w:val="24"/>
-                <w:szCs w:val="24"/>
-                <w:lang w:eastAsia="pt-BR"/>
-              </w:rPr>
-              <w:lastRenderedPageBreak/>
-              <w:t>devem bloquear, excluir ou editar contas.</w:t>
+              <w:t>Instalador de jogos integrado no sistema do site e app:</w:t>
+            </w:r>
+            <w:r>
+              <w:rPr>
+                <w:rFonts w:ascii="Times New Roman" w:eastAsia="Times New Roman" w:hAnsi="Times New Roman" w:cs="Times New Roman"/>
+                <w:bCs/>
+                <w:sz w:val="24"/>
+                <w:szCs w:val="24"/>
+                <w:lang w:eastAsia="pt-BR"/>
+              </w:rPr>
+              <w:t xml:space="preserve"> O sistema deve conter um instalador nativo para jogos publicados.</w:t>
             </w:r>
           </w:p>
         </w:tc>
@@ -4121,10 +5274,12 @@
             </w:pPr>
             <w:r>
               <w:rPr>
-                <w:rFonts w:ascii="Times New Roman" w:hAnsi="Times New Roman" w:cs="Times New Roman"/>
-              </w:rPr>
-              <w:lastRenderedPageBreak/>
-              <w:t>Administradores podem bloquear, excluir ou editar contas.</w:t>
+                <w:rFonts w:ascii="Times New Roman" w:eastAsia="Times New Roman" w:hAnsi="Times New Roman" w:cs="Times New Roman"/>
+                <w:sz w:val="24"/>
+                <w:szCs w:val="24"/>
+                <w:lang w:eastAsia="pt-BR"/>
+              </w:rPr>
+              <w:t>Instalador disponível para download dentro da plataforma, para que as demos possam ser instaladas de forma offline.</w:t>
             </w:r>
           </w:p>
         </w:tc>
@@ -4147,7 +5302,7 @@
               <w:rPr>
                 <w:rFonts w:ascii="Times New Roman" w:hAnsi="Times New Roman" w:cs="Times New Roman"/>
               </w:rPr>
-              <w:t>Testar bloqueio, exclusão, edição de dados, tentativa de login após bloqueio.</w:t>
+              <w:t>Integrar o lançador na plataforma, configurar a função offline.</w:t>
             </w:r>
           </w:p>
         </w:tc>
@@ -4199,21 +5354,20 @@
               <w:rPr>
                 <w:rFonts w:ascii="Times New Roman" w:eastAsia="Times New Roman" w:hAnsi="Times New Roman" w:cs="Times New Roman"/>
                 <w:b/>
-                <w:bCs/>
-                <w:sz w:val="24"/>
-                <w:szCs w:val="24"/>
-                <w:lang w:eastAsia="pt-BR"/>
-              </w:rPr>
-              <w:t>Controle de Estoque Digital:</w:t>
-            </w:r>
-            <w:r>
-              <w:rPr>
-                <w:rFonts w:ascii="Times New Roman" w:eastAsia="Times New Roman" w:hAnsi="Times New Roman" w:cs="Times New Roman"/>
-                <w:sz w:val="24"/>
-                <w:szCs w:val="24"/>
-                <w:lang w:eastAsia="pt-BR"/>
-              </w:rPr>
-              <w:t xml:space="preserve"> O sistema deve controlar licenças digitais e downloads disponíveis.</w:t>
+                <w:sz w:val="24"/>
+                <w:szCs w:val="24"/>
+                <w:lang w:eastAsia="pt-BR"/>
+              </w:rPr>
+              <w:t>IA generativa para análise:</w:t>
+            </w:r>
+            <w:r>
+              <w:rPr>
+                <w:rFonts w:ascii="Times New Roman" w:eastAsia="Times New Roman" w:hAnsi="Times New Roman" w:cs="Times New Roman"/>
+                <w:sz w:val="24"/>
+                <w:szCs w:val="24"/>
+                <w:lang w:eastAsia="pt-BR"/>
+              </w:rPr>
+              <w:t xml:space="preserve"> O sistema deverá conter uma inteligência artificial capaz de analisar os arquivos enviados ao site/aplicativo e barrar os arquivos nocivos e/ou potencialmente perigosos com sucesso.</w:t>
             </w:r>
           </w:p>
         </w:tc>
@@ -4236,7 +5390,7 @@
               <w:rPr>
                 <w:rFonts w:ascii="Times New Roman" w:hAnsi="Times New Roman" w:cs="Times New Roman"/>
               </w:rPr>
-              <w:t>Controle de licenças digitais e número de downloads disponíveis.</w:t>
+              <w:t>Inteligência artificial básica, programada para verificar a procedência dos arquivos de jogos enviados para publicação.</w:t>
             </w:r>
           </w:p>
         </w:tc>
@@ -4259,7 +5413,13 @@
               <w:rPr>
                 <w:rFonts w:ascii="Times New Roman" w:hAnsi="Times New Roman" w:cs="Times New Roman"/>
               </w:rPr>
-              <w:t>Testar limite de downloads, emissão de licença, esgotamento de estoque.</w:t>
+              <w:t xml:space="preserve">Testar </w:t>
+            </w:r>
+            <w:r>
+              <w:rPr>
+                <w:rFonts w:ascii="Times New Roman" w:hAnsi="Times New Roman" w:cs="Times New Roman"/>
+              </w:rPr>
+              <w:t>o processo de publicação de uma demo de jogo.</w:t>
             </w:r>
           </w:p>
         </w:tc>
@@ -4311,21 +5471,32 @@
               <w:rPr>
                 <w:rFonts w:ascii="Times New Roman" w:eastAsia="Times New Roman" w:hAnsi="Times New Roman" w:cs="Times New Roman"/>
                 <w:b/>
+                <w:sz w:val="24"/>
+                <w:szCs w:val="24"/>
+                <w:lang w:eastAsia="pt-BR"/>
+              </w:rPr>
+              <w:t>Biblioteca:</w:t>
+            </w:r>
+            <w:r>
+              <w:rPr>
+                <w:rFonts w:ascii="Times New Roman" w:eastAsia="Times New Roman" w:hAnsi="Times New Roman" w:cs="Times New Roman"/>
                 <w:bCs/>
                 <w:sz w:val="24"/>
                 <w:szCs w:val="24"/>
                 <w:lang w:eastAsia="pt-BR"/>
               </w:rPr>
-              <w:t>Logs de Atividade:</w:t>
-            </w:r>
-            <w:r>
-              <w:rPr>
-                <w:rFonts w:ascii="Times New Roman" w:eastAsia="Times New Roman" w:hAnsi="Times New Roman" w:cs="Times New Roman"/>
-                <w:sz w:val="24"/>
-                <w:szCs w:val="24"/>
-                <w:lang w:eastAsia="pt-BR"/>
-              </w:rPr>
-              <w:t xml:space="preserve"> O sistema deve registrar acessos, compras e alterações de dados.</w:t>
+              <w:t xml:space="preserve"> O usuário deve acessar a </w:t>
+            </w:r>
+            <w:r>
+              <w:rPr>
+                <w:rFonts w:ascii="Times New Roman" w:eastAsia="Times New Roman" w:hAnsi="Times New Roman" w:cs="Times New Roman"/>
+                <w:bCs/>
+                <w:sz w:val="24"/>
+                <w:szCs w:val="24"/>
+                <w:lang w:eastAsia="pt-BR"/>
+              </w:rPr>
+              <w:lastRenderedPageBreak/>
+              <w:t>biblioteca em seu perfil para verificar quais jogos ele possui.</w:t>
             </w:r>
           </w:p>
         </w:tc>
@@ -4346,9 +5517,23 @@
             </w:pPr>
             <w:r>
               <w:rPr>
-                <w:rFonts w:ascii="Times New Roman" w:hAnsi="Times New Roman" w:cs="Times New Roman"/>
-              </w:rPr>
-              <w:t>Registro de acessos, compras e alterações de dados.</w:t>
+                <w:rFonts w:ascii="Times New Roman" w:eastAsia="Times New Roman" w:hAnsi="Times New Roman" w:cs="Times New Roman"/>
+                <w:sz w:val="24"/>
+                <w:szCs w:val="24"/>
+                <w:lang w:eastAsia="pt-BR"/>
+              </w:rPr>
+              <w:lastRenderedPageBreak/>
+              <w:t xml:space="preserve">Seção de Biblioteca dentro da página de </w:t>
+            </w:r>
+            <w:r>
+              <w:rPr>
+                <w:rFonts w:ascii="Times New Roman" w:eastAsia="Times New Roman" w:hAnsi="Times New Roman" w:cs="Times New Roman"/>
+                <w:sz w:val="24"/>
+                <w:szCs w:val="24"/>
+                <w:lang w:eastAsia="pt-BR"/>
+              </w:rPr>
+              <w:lastRenderedPageBreak/>
+              <w:t>Perfil, contendo todas as demos que o usuário adquiriu.</w:t>
             </w:r>
           </w:p>
         </w:tc>
@@ -4369,9 +5554,23 @@
             </w:pPr>
             <w:r>
               <w:rPr>
-                <w:rFonts w:ascii="Times New Roman" w:hAnsi="Times New Roman" w:cs="Times New Roman"/>
-              </w:rPr>
-              <w:t>Testar geração de logs em cada ação, consulta de logs, integridade dos registros.</w:t>
+                <w:rFonts w:ascii="Times New Roman" w:eastAsia="Times New Roman" w:hAnsi="Times New Roman" w:cs="Times New Roman"/>
+                <w:sz w:val="24"/>
+                <w:szCs w:val="24"/>
+                <w:lang w:eastAsia="pt-BR"/>
+              </w:rPr>
+              <w:lastRenderedPageBreak/>
+              <w:t xml:space="preserve">Testar o processo de adquirir uma demo, </w:t>
+            </w:r>
+            <w:r>
+              <w:rPr>
+                <w:rFonts w:ascii="Times New Roman" w:eastAsia="Times New Roman" w:hAnsi="Times New Roman" w:cs="Times New Roman"/>
+                <w:sz w:val="24"/>
+                <w:szCs w:val="24"/>
+                <w:lang w:eastAsia="pt-BR"/>
+              </w:rPr>
+              <w:lastRenderedPageBreak/>
+              <w:t>verificar se ela é registrada na Biblioteca do perfil conectado.</w:t>
             </w:r>
           </w:p>
         </w:tc>
@@ -4401,6 +5600,7 @@
                 <w:szCs w:val="24"/>
                 <w:lang w:eastAsia="pt-BR"/>
               </w:rPr>
+              <w:lastRenderedPageBreak/>
               <w:t>RF16</w:t>
             </w:r>
           </w:p>
@@ -4414,50 +5614,31 @@
               <w:spacing w:before="100" w:beforeAutospacing="1" w:after="100" w:afterAutospacing="1"/>
               <w:rPr>
                 <w:rFonts w:ascii="Times New Roman" w:eastAsia="Times New Roman" w:hAnsi="Times New Roman" w:cs="Times New Roman"/>
-                <w:sz w:val="24"/>
-                <w:szCs w:val="24"/>
-                <w:lang w:eastAsia="pt-BR"/>
-              </w:rPr>
-            </w:pPr>
-            <w:r>
-              <w:rPr>
-                <w:rFonts w:ascii="Times New Roman" w:eastAsia="Times New Roman" w:hAnsi="Times New Roman" w:cs="Times New Roman"/>
                 <w:b/>
+                <w:sz w:val="24"/>
+                <w:szCs w:val="24"/>
+                <w:lang w:eastAsia="pt-BR"/>
+              </w:rPr>
+            </w:pPr>
+            <w:r>
+              <w:rPr>
+                <w:rFonts w:ascii="Times New Roman" w:eastAsia="Times New Roman" w:hAnsi="Times New Roman" w:cs="Times New Roman"/>
+                <w:b/>
+                <w:sz w:val="24"/>
+                <w:szCs w:val="24"/>
+                <w:lang w:eastAsia="pt-BR"/>
+              </w:rPr>
+              <w:t>Lista de Desejos:</w:t>
+            </w:r>
+            <w:r>
+              <w:rPr>
+                <w:rFonts w:ascii="Times New Roman" w:eastAsia="Times New Roman" w:hAnsi="Times New Roman" w:cs="Times New Roman"/>
                 <w:bCs/>
                 <w:sz w:val="24"/>
                 <w:szCs w:val="24"/>
                 <w:lang w:eastAsia="pt-BR"/>
               </w:rPr>
-              <w:t>API de Integração:</w:t>
-            </w:r>
-            <w:r>
-              <w:rPr>
-                <w:rFonts w:ascii="Times New Roman" w:eastAsia="Times New Roman" w:hAnsi="Times New Roman" w:cs="Times New Roman"/>
-                <w:sz w:val="24"/>
-                <w:szCs w:val="24"/>
-                <w:lang w:eastAsia="pt-BR"/>
-              </w:rPr>
-              <w:t xml:space="preserve"> O sistema deve disponibilizar API para integração com </w:t>
-            </w:r>
-            <w:proofErr w:type="spellStart"/>
-            <w:r>
-              <w:rPr>
-                <w:rFonts w:ascii="Times New Roman" w:eastAsia="Times New Roman" w:hAnsi="Times New Roman" w:cs="Times New Roman"/>
-                <w:sz w:val="24"/>
-                <w:szCs w:val="24"/>
-                <w:lang w:eastAsia="pt-BR"/>
-              </w:rPr>
-              <w:t>marketplaces</w:t>
-            </w:r>
-            <w:proofErr w:type="spellEnd"/>
-            <w:r>
-              <w:rPr>
-                <w:rFonts w:ascii="Times New Roman" w:eastAsia="Times New Roman" w:hAnsi="Times New Roman" w:cs="Times New Roman"/>
-                <w:sz w:val="24"/>
-                <w:szCs w:val="24"/>
-                <w:lang w:eastAsia="pt-BR"/>
-              </w:rPr>
-              <w:t xml:space="preserve"> ou redes sociais</w:t>
+              <w:t xml:space="preserve"> O usuário deverá salvar um jogo na lista de desejos do seu perfil enquanto estiver conectado.</w:t>
             </w:r>
           </w:p>
         </w:tc>
@@ -4478,23 +5659,39 @@
             </w:pPr>
             <w:r>
               <w:rPr>
-                <w:rFonts w:ascii="Times New Roman" w:hAnsi="Times New Roman" w:cs="Times New Roman"/>
-              </w:rPr>
-              <w:t xml:space="preserve">API para integração com </w:t>
-            </w:r>
-            <w:proofErr w:type="spellStart"/>
-            <w:r>
-              <w:rPr>
-                <w:rFonts w:ascii="Times New Roman" w:hAnsi="Times New Roman" w:cs="Times New Roman"/>
-              </w:rPr>
-              <w:t>marketplaces</w:t>
-            </w:r>
-            <w:proofErr w:type="spellEnd"/>
-            <w:r>
-              <w:rPr>
-                <w:rFonts w:ascii="Times New Roman" w:hAnsi="Times New Roman" w:cs="Times New Roman"/>
-              </w:rPr>
-              <w:t xml:space="preserve"> e redes sociais.</w:t>
+                <w:rFonts w:ascii="Times New Roman" w:eastAsia="Times New Roman" w:hAnsi="Times New Roman" w:cs="Times New Roman"/>
+                <w:sz w:val="24"/>
+                <w:szCs w:val="24"/>
+                <w:lang w:eastAsia="pt-BR"/>
+              </w:rPr>
+              <w:t>Botão de Lista de Desejos</w:t>
+            </w:r>
+            <w:r>
+              <w:rPr>
+                <w:rFonts w:ascii="Times New Roman" w:eastAsia="Times New Roman" w:hAnsi="Times New Roman" w:cs="Times New Roman"/>
+                <w:sz w:val="24"/>
+                <w:szCs w:val="24"/>
+                <w:lang w:eastAsia="pt-BR"/>
+              </w:rPr>
+              <w:t>,</w:t>
+            </w:r>
+            <w:r>
+              <w:rPr>
+                <w:rFonts w:ascii="Times New Roman" w:eastAsia="Times New Roman" w:hAnsi="Times New Roman" w:cs="Times New Roman"/>
+                <w:sz w:val="24"/>
+                <w:szCs w:val="24"/>
+                <w:lang w:eastAsia="pt-BR"/>
+              </w:rPr>
+              <w:t xml:space="preserve"> </w:t>
+            </w:r>
+            <w:r>
+              <w:rPr>
+                <w:rFonts w:ascii="Times New Roman" w:eastAsia="Times New Roman" w:hAnsi="Times New Roman" w:cs="Times New Roman"/>
+                <w:sz w:val="24"/>
+                <w:szCs w:val="24"/>
+                <w:lang w:eastAsia="pt-BR"/>
+              </w:rPr>
+              <w:t>que notificará o usuário sobre atualizações do jogo marcado.</w:t>
             </w:r>
           </w:p>
         </w:tc>
@@ -4515,9 +5712,12 @@
             </w:pPr>
             <w:r>
               <w:rPr>
-                <w:rFonts w:ascii="Times New Roman" w:hAnsi="Times New Roman" w:cs="Times New Roman"/>
-              </w:rPr>
-              <w:t>Testar autenticação da API, envio/recebimento de dados, falha de integração.</w:t>
+                <w:rFonts w:ascii="Times New Roman" w:eastAsia="Times New Roman" w:hAnsi="Times New Roman" w:cs="Times New Roman"/>
+                <w:sz w:val="24"/>
+                <w:szCs w:val="24"/>
+                <w:lang w:eastAsia="pt-BR"/>
+              </w:rPr>
+              <w:t>Integrar o botão com a função de enviar e-mails.</w:t>
             </w:r>
           </w:p>
         </w:tc>
@@ -4560,12 +5760,123 @@
               <w:spacing w:before="100" w:beforeAutospacing="1" w:after="100" w:afterAutospacing="1"/>
               <w:rPr>
                 <w:rFonts w:ascii="Times New Roman" w:eastAsia="Times New Roman" w:hAnsi="Times New Roman" w:cs="Times New Roman"/>
-                <w:sz w:val="24"/>
-                <w:szCs w:val="24"/>
-                <w:lang w:eastAsia="pt-BR"/>
-              </w:rPr>
-            </w:pPr>
-            <w:r>
+                <w:b/>
+                <w:sz w:val="24"/>
+                <w:szCs w:val="24"/>
+                <w:lang w:eastAsia="pt-BR"/>
+              </w:rPr>
+            </w:pPr>
+            <w:r>
+              <w:rPr>
+                <w:rFonts w:ascii="Times New Roman" w:eastAsia="Times New Roman" w:hAnsi="Times New Roman" w:cs="Times New Roman"/>
+                <w:b/>
+                <w:sz w:val="24"/>
+                <w:szCs w:val="24"/>
+                <w:lang w:eastAsia="pt-BR"/>
+              </w:rPr>
+              <w:t>Histórico:</w:t>
+            </w:r>
+            <w:r>
+              <w:rPr>
+                <w:rFonts w:ascii="Times New Roman" w:eastAsia="Times New Roman" w:hAnsi="Times New Roman" w:cs="Times New Roman"/>
+                <w:bCs/>
+                <w:sz w:val="24"/>
+                <w:szCs w:val="24"/>
+                <w:lang w:eastAsia="pt-BR"/>
+              </w:rPr>
+              <w:t xml:space="preserve"> O usuário deve acessar o histórico de atividade do seu perfil.</w:t>
+            </w:r>
+          </w:p>
+        </w:tc>
+        <w:tc>
+          <w:tcPr>
+            <w:tcW w:w="2126" w:type="dxa"/>
+            <w:vAlign w:val="center"/>
+          </w:tcPr>
+          <w:p>
+            <w:pPr>
+              <w:spacing w:before="100" w:beforeAutospacing="1" w:after="100" w:afterAutospacing="1"/>
+              <w:rPr>
+                <w:rFonts w:ascii="Times New Roman" w:eastAsia="Times New Roman" w:hAnsi="Times New Roman" w:cs="Times New Roman"/>
+                <w:sz w:val="24"/>
+                <w:szCs w:val="24"/>
+                <w:lang w:eastAsia="pt-BR"/>
+              </w:rPr>
+            </w:pPr>
+            <w:r>
+              <w:rPr>
+                <w:rFonts w:ascii="Times New Roman" w:eastAsia="Times New Roman" w:hAnsi="Times New Roman" w:cs="Times New Roman"/>
+                <w:sz w:val="24"/>
+                <w:szCs w:val="24"/>
+                <w:lang w:eastAsia="pt-BR"/>
+              </w:rPr>
+              <w:t>Histórico de atividade da sessão de um perfil conectado no site ou aplicativo.</w:t>
+            </w:r>
+          </w:p>
+        </w:tc>
+        <w:tc>
+          <w:tcPr>
+            <w:tcW w:w="2693" w:type="dxa"/>
+            <w:vAlign w:val="center"/>
+          </w:tcPr>
+          <w:p>
+            <w:pPr>
+              <w:spacing w:before="100" w:beforeAutospacing="1" w:after="100" w:afterAutospacing="1"/>
+              <w:rPr>
+                <w:rFonts w:ascii="Times New Roman" w:eastAsia="Times New Roman" w:hAnsi="Times New Roman" w:cs="Times New Roman"/>
+                <w:sz w:val="24"/>
+                <w:szCs w:val="24"/>
+                <w:lang w:eastAsia="pt-BR"/>
+              </w:rPr>
+            </w:pPr>
+            <w:r>
+              <w:rPr>
+                <w:rFonts w:ascii="Times New Roman" w:eastAsia="Times New Roman" w:hAnsi="Times New Roman" w:cs="Times New Roman"/>
+                <w:sz w:val="24"/>
+                <w:szCs w:val="24"/>
+                <w:lang w:eastAsia="pt-BR"/>
+              </w:rPr>
+              <w:t>Criar uma conta e explorar a plataforma normalmente.</w:t>
+            </w:r>
+          </w:p>
+        </w:tc>
+      </w:tr>
+      <w:tr>
+        <w:trPr>
+          <w:trHeight w:val="300"/>
+        </w:trPr>
+        <w:tc>
+          <w:tcPr>
+            <w:tcW w:w="2405" w:type="dxa"/>
+          </w:tcPr>
+          <w:p>
+            <w:pPr>
+              <w:spacing w:before="100" w:beforeAutospacing="1" w:after="100" w:afterAutospacing="1"/>
+              <w:rPr>
+                <w:rFonts w:ascii="Times New Roman" w:eastAsia="Times New Roman" w:hAnsi="Times New Roman" w:cs="Times New Roman"/>
+                <w:sz w:val="24"/>
+                <w:szCs w:val="24"/>
+                <w:lang w:eastAsia="pt-BR"/>
+              </w:rPr>
+            </w:pPr>
+            <w:r>
+              <w:rPr>
+                <w:rFonts w:ascii="Times New Roman" w:eastAsia="Times New Roman" w:hAnsi="Times New Roman" w:cs="Times New Roman"/>
+                <w:sz w:val="24"/>
+                <w:szCs w:val="24"/>
+                <w:lang w:eastAsia="pt-BR"/>
+              </w:rPr>
+              <w:t>RF18</w:t>
+            </w:r>
+          </w:p>
+        </w:tc>
+        <w:tc>
+          <w:tcPr>
+            <w:tcW w:w="2410" w:type="dxa"/>
+          </w:tcPr>
+          <w:p>
+            <w:pPr>
+              <w:spacing w:before="100" w:beforeAutospacing="1" w:after="100" w:afterAutospacing="1"/>
               <w:rPr>
                 <w:rFonts w:ascii="Times New Roman" w:eastAsia="Times New Roman" w:hAnsi="Times New Roman" w:cs="Times New Roman"/>
                 <w:b/>
@@ -4574,16 +5885,26 @@
                 <w:szCs w:val="24"/>
                 <w:lang w:eastAsia="pt-BR"/>
               </w:rPr>
-              <w:t>Backup Automático:</w:t>
-            </w:r>
-            <w:r>
-              <w:rPr>
-                <w:rFonts w:ascii="Times New Roman" w:eastAsia="Times New Roman" w:hAnsi="Times New Roman" w:cs="Times New Roman"/>
-                <w:sz w:val="24"/>
-                <w:szCs w:val="24"/>
-                <w:lang w:eastAsia="pt-BR"/>
-              </w:rPr>
-              <w:t xml:space="preserve"> O sistema deve realizar backup periódico dos dados.</w:t>
+            </w:pPr>
+            <w:r>
+              <w:rPr>
+                <w:rFonts w:ascii="Times New Roman" w:eastAsia="Times New Roman" w:hAnsi="Times New Roman" w:cs="Times New Roman"/>
+                <w:b/>
+                <w:sz w:val="24"/>
+                <w:szCs w:val="24"/>
+                <w:lang w:eastAsia="pt-BR"/>
+              </w:rPr>
+              <w:t>Insígnias:</w:t>
+            </w:r>
+            <w:r>
+              <w:rPr>
+                <w:rFonts w:ascii="Times New Roman" w:eastAsia="Times New Roman" w:hAnsi="Times New Roman" w:cs="Times New Roman"/>
+                <w:bCs/>
+                <w:sz w:val="24"/>
+                <w:szCs w:val="24"/>
+                <w:lang w:eastAsia="pt-BR"/>
+              </w:rPr>
+              <w:t xml:space="preserve"> O usuário deve receber insígnias na plataforma de acordo com a sua atividade nos comentários e postagens.</w:t>
             </w:r>
           </w:p>
         </w:tc>
@@ -4596,17 +5917,14 @@
             <w:pPr>
               <w:spacing w:before="100" w:beforeAutospacing="1" w:after="100" w:afterAutospacing="1"/>
               <w:rPr>
-                <w:rFonts w:ascii="Times New Roman" w:eastAsia="Times New Roman" w:hAnsi="Times New Roman" w:cs="Times New Roman"/>
-                <w:sz w:val="24"/>
-                <w:szCs w:val="24"/>
-                <w:lang w:eastAsia="pt-BR"/>
-              </w:rPr>
-            </w:pPr>
-            <w:r>
-              <w:rPr>
                 <w:rFonts w:ascii="Times New Roman" w:hAnsi="Times New Roman" w:cs="Times New Roman"/>
               </w:rPr>
-              <w:t>Backup periódico dos dados em servidor seguro.</w:t>
+            </w:pPr>
+            <w:r>
+              <w:rPr>
+                <w:rFonts w:ascii="Times New Roman" w:hAnsi="Times New Roman" w:cs="Times New Roman"/>
+              </w:rPr>
+              <w:t>Sistema de “recompensas” para usuários que, por exemplo, mais interagem com o resto da comunidade.</w:t>
             </w:r>
           </w:p>
         </w:tc>
@@ -4619,17 +5937,1372 @@
             <w:pPr>
               <w:spacing w:before="100" w:beforeAutospacing="1" w:after="100" w:afterAutospacing="1"/>
               <w:rPr>
-                <w:rFonts w:ascii="Times New Roman" w:eastAsia="Times New Roman" w:hAnsi="Times New Roman" w:cs="Times New Roman"/>
-                <w:sz w:val="24"/>
-                <w:szCs w:val="24"/>
-                <w:lang w:eastAsia="pt-BR"/>
-              </w:rPr>
-            </w:pPr>
-            <w:r>
-              <w:rPr>
                 <w:rFonts w:ascii="Times New Roman" w:hAnsi="Times New Roman" w:cs="Times New Roman"/>
               </w:rPr>
-              <w:t>Testar execução automática, restauração de backup, falha de backup.</w:t>
+            </w:pPr>
+            <w:r>
+              <w:rPr>
+                <w:rFonts w:ascii="Times New Roman" w:hAnsi="Times New Roman" w:cs="Times New Roman"/>
+              </w:rPr>
+              <w:t>Simular uma leva de críticas num jogo.</w:t>
+            </w:r>
+          </w:p>
+        </w:tc>
+      </w:tr>
+      <w:tr>
+        <w:trPr>
+          <w:trHeight w:val="300"/>
+        </w:trPr>
+        <w:tc>
+          <w:tcPr>
+            <w:tcW w:w="2405" w:type="dxa"/>
+          </w:tcPr>
+          <w:p>
+            <w:pPr>
+              <w:spacing w:before="100" w:beforeAutospacing="1" w:after="100" w:afterAutospacing="1"/>
+              <w:rPr>
+                <w:rFonts w:ascii="Times New Roman" w:eastAsia="Times New Roman" w:hAnsi="Times New Roman" w:cs="Times New Roman"/>
+                <w:sz w:val="24"/>
+                <w:szCs w:val="24"/>
+                <w:lang w:eastAsia="pt-BR"/>
+              </w:rPr>
+            </w:pPr>
+            <w:r>
+              <w:rPr>
+                <w:rFonts w:ascii="Times New Roman" w:eastAsia="Times New Roman" w:hAnsi="Times New Roman" w:cs="Times New Roman"/>
+                <w:sz w:val="24"/>
+                <w:szCs w:val="24"/>
+                <w:lang w:eastAsia="pt-BR"/>
+              </w:rPr>
+              <w:t>RF19</w:t>
+            </w:r>
+          </w:p>
+        </w:tc>
+        <w:tc>
+          <w:tcPr>
+            <w:tcW w:w="2410" w:type="dxa"/>
+          </w:tcPr>
+          <w:p>
+            <w:pPr>
+              <w:spacing w:before="100" w:beforeAutospacing="1" w:after="100" w:afterAutospacing="1"/>
+              <w:rPr>
+                <w:rFonts w:ascii="Times New Roman" w:eastAsia="Times New Roman" w:hAnsi="Times New Roman" w:cs="Times New Roman"/>
+                <w:b/>
+                <w:bCs/>
+                <w:sz w:val="24"/>
+                <w:szCs w:val="24"/>
+                <w:lang w:eastAsia="pt-BR"/>
+              </w:rPr>
+            </w:pPr>
+            <w:r>
+              <w:rPr>
+                <w:rFonts w:ascii="Times New Roman" w:eastAsia="Times New Roman" w:hAnsi="Times New Roman" w:cs="Times New Roman"/>
+                <w:b/>
+                <w:sz w:val="24"/>
+                <w:szCs w:val="24"/>
+                <w:lang w:eastAsia="pt-BR"/>
+              </w:rPr>
+              <w:t>Comunidade:</w:t>
+            </w:r>
+            <w:r>
+              <w:rPr>
+                <w:rFonts w:ascii="Times New Roman" w:eastAsia="Times New Roman" w:hAnsi="Times New Roman" w:cs="Times New Roman"/>
+                <w:bCs/>
+                <w:sz w:val="24"/>
+                <w:szCs w:val="24"/>
+                <w:lang w:eastAsia="pt-BR"/>
+              </w:rPr>
+              <w:t xml:space="preserve"> O usuário deve interagir em tempo real com outros usuários e desenvolvedores dentro da plataforma.</w:t>
+            </w:r>
+          </w:p>
+        </w:tc>
+        <w:tc>
+          <w:tcPr>
+            <w:tcW w:w="2126" w:type="dxa"/>
+            <w:vAlign w:val="center"/>
+          </w:tcPr>
+          <w:p>
+            <w:pPr>
+              <w:spacing w:before="100" w:beforeAutospacing="1" w:after="100" w:afterAutospacing="1"/>
+              <w:rPr>
+                <w:rFonts w:ascii="Times New Roman" w:hAnsi="Times New Roman" w:cs="Times New Roman"/>
+              </w:rPr>
+            </w:pPr>
+            <w:r>
+              <w:rPr>
+                <w:rFonts w:ascii="Times New Roman" w:hAnsi="Times New Roman" w:cs="Times New Roman"/>
+              </w:rPr>
+              <w:t>Seção de Comunidade para os usuários conversarem sobre suas experiências nas demos.</w:t>
+            </w:r>
+          </w:p>
+        </w:tc>
+        <w:tc>
+          <w:tcPr>
+            <w:tcW w:w="2693" w:type="dxa"/>
+            <w:vAlign w:val="center"/>
+          </w:tcPr>
+          <w:p>
+            <w:pPr>
+              <w:spacing w:before="100" w:beforeAutospacing="1" w:after="100" w:afterAutospacing="1"/>
+              <w:rPr>
+                <w:rFonts w:ascii="Times New Roman" w:hAnsi="Times New Roman" w:cs="Times New Roman"/>
+              </w:rPr>
+            </w:pPr>
+            <w:r>
+              <w:rPr>
+                <w:rFonts w:ascii="Times New Roman" w:hAnsi="Times New Roman" w:cs="Times New Roman"/>
+              </w:rPr>
+              <w:t>Publicar vários comentários de diferentes perfis na seção.</w:t>
+            </w:r>
+          </w:p>
+        </w:tc>
+      </w:tr>
+      <w:tr>
+        <w:trPr>
+          <w:trHeight w:val="300"/>
+        </w:trPr>
+        <w:tc>
+          <w:tcPr>
+            <w:tcW w:w="2405" w:type="dxa"/>
+          </w:tcPr>
+          <w:p>
+            <w:pPr>
+              <w:spacing w:before="100" w:beforeAutospacing="1" w:after="100" w:afterAutospacing="1"/>
+              <w:rPr>
+                <w:rFonts w:ascii="Times New Roman" w:eastAsia="Times New Roman" w:hAnsi="Times New Roman" w:cs="Times New Roman"/>
+                <w:sz w:val="24"/>
+                <w:szCs w:val="24"/>
+                <w:lang w:eastAsia="pt-BR"/>
+              </w:rPr>
+            </w:pPr>
+            <w:r>
+              <w:rPr>
+                <w:rFonts w:ascii="Times New Roman" w:eastAsia="Times New Roman" w:hAnsi="Times New Roman" w:cs="Times New Roman"/>
+                <w:sz w:val="24"/>
+                <w:szCs w:val="24"/>
+                <w:lang w:eastAsia="pt-BR"/>
+              </w:rPr>
+              <w:t>RF20</w:t>
+            </w:r>
+          </w:p>
+        </w:tc>
+        <w:tc>
+          <w:tcPr>
+            <w:tcW w:w="2410" w:type="dxa"/>
+          </w:tcPr>
+          <w:p>
+            <w:pPr>
+              <w:spacing w:before="100" w:beforeAutospacing="1" w:after="100" w:afterAutospacing="1"/>
+              <w:rPr>
+                <w:rFonts w:ascii="Times New Roman" w:eastAsia="Times New Roman" w:hAnsi="Times New Roman" w:cs="Times New Roman"/>
+                <w:b/>
+                <w:bCs/>
+                <w:sz w:val="24"/>
+                <w:szCs w:val="24"/>
+                <w:lang w:eastAsia="pt-BR"/>
+              </w:rPr>
+            </w:pPr>
+            <w:r>
+              <w:rPr>
+                <w:rFonts w:ascii="Times New Roman" w:eastAsia="Times New Roman" w:hAnsi="Times New Roman" w:cs="Times New Roman"/>
+                <w:b/>
+                <w:sz w:val="24"/>
+                <w:szCs w:val="24"/>
+                <w:lang w:eastAsia="pt-BR"/>
+              </w:rPr>
+              <w:t xml:space="preserve">Interações: </w:t>
+            </w:r>
+            <w:r>
+              <w:rPr>
+                <w:rFonts w:ascii="Times New Roman" w:eastAsia="Times New Roman" w:hAnsi="Times New Roman" w:cs="Times New Roman"/>
+                <w:bCs/>
+                <w:sz w:val="24"/>
+                <w:szCs w:val="24"/>
+                <w:lang w:eastAsia="pt-BR"/>
+              </w:rPr>
+              <w:t>O usuário deverá comentar e postar dentro da seção de Comunidade.</w:t>
+            </w:r>
+          </w:p>
+        </w:tc>
+        <w:tc>
+          <w:tcPr>
+            <w:tcW w:w="2126" w:type="dxa"/>
+            <w:vAlign w:val="center"/>
+          </w:tcPr>
+          <w:p>
+            <w:pPr>
+              <w:spacing w:before="100" w:beforeAutospacing="1" w:after="100" w:afterAutospacing="1"/>
+              <w:rPr>
+                <w:rFonts w:ascii="Times New Roman" w:hAnsi="Times New Roman" w:cs="Times New Roman"/>
+              </w:rPr>
+            </w:pPr>
+            <w:r>
+              <w:rPr>
+                <w:rFonts w:ascii="Times New Roman" w:hAnsi="Times New Roman" w:cs="Times New Roman"/>
+              </w:rPr>
+              <w:t>Comentários e mídias enviadas por usuários</w:t>
+            </w:r>
+          </w:p>
+        </w:tc>
+        <w:tc>
+          <w:tcPr>
+            <w:tcW w:w="2693" w:type="dxa"/>
+            <w:vAlign w:val="center"/>
+          </w:tcPr>
+          <w:p>
+            <w:pPr>
+              <w:spacing w:before="100" w:beforeAutospacing="1" w:after="100" w:afterAutospacing="1"/>
+              <w:rPr>
+                <w:rFonts w:ascii="Times New Roman" w:hAnsi="Times New Roman" w:cs="Times New Roman"/>
+              </w:rPr>
+            </w:pPr>
+            <w:r>
+              <w:rPr>
+                <w:rFonts w:ascii="Times New Roman" w:hAnsi="Times New Roman" w:cs="Times New Roman"/>
+              </w:rPr>
+              <w:t>Simular uma troca de pontos de vista sobre um jogo fictício.</w:t>
+            </w:r>
+          </w:p>
+        </w:tc>
+      </w:tr>
+      <w:tr>
+        <w:trPr>
+          <w:trHeight w:val="300"/>
+        </w:trPr>
+        <w:tc>
+          <w:tcPr>
+            <w:tcW w:w="2405" w:type="dxa"/>
+          </w:tcPr>
+          <w:p>
+            <w:pPr>
+              <w:spacing w:before="100" w:beforeAutospacing="1" w:after="100" w:afterAutospacing="1"/>
+              <w:rPr>
+                <w:rFonts w:ascii="Times New Roman" w:eastAsia="Times New Roman" w:hAnsi="Times New Roman" w:cs="Times New Roman"/>
+                <w:sz w:val="24"/>
+                <w:szCs w:val="24"/>
+                <w:lang w:eastAsia="pt-BR"/>
+              </w:rPr>
+            </w:pPr>
+            <w:r>
+              <w:rPr>
+                <w:rFonts w:ascii="Times New Roman" w:eastAsia="Times New Roman" w:hAnsi="Times New Roman" w:cs="Times New Roman"/>
+                <w:sz w:val="24"/>
+                <w:szCs w:val="24"/>
+                <w:lang w:eastAsia="pt-BR"/>
+              </w:rPr>
+              <w:t>RF21</w:t>
+            </w:r>
+          </w:p>
+        </w:tc>
+        <w:tc>
+          <w:tcPr>
+            <w:tcW w:w="2410" w:type="dxa"/>
+          </w:tcPr>
+          <w:p>
+            <w:pPr>
+              <w:spacing w:before="100" w:beforeAutospacing="1" w:after="100" w:afterAutospacing="1"/>
+              <w:rPr>
+                <w:rFonts w:ascii="Times New Roman" w:eastAsia="Times New Roman" w:hAnsi="Times New Roman" w:cs="Times New Roman"/>
+                <w:b/>
+                <w:bCs/>
+                <w:sz w:val="24"/>
+                <w:szCs w:val="24"/>
+                <w:lang w:eastAsia="pt-BR"/>
+              </w:rPr>
+            </w:pPr>
+            <w:r>
+              <w:rPr>
+                <w:rFonts w:ascii="Times New Roman" w:eastAsia="Times New Roman" w:hAnsi="Times New Roman" w:cs="Times New Roman"/>
+                <w:b/>
+                <w:sz w:val="24"/>
+                <w:szCs w:val="24"/>
+                <w:lang w:eastAsia="pt-BR"/>
+              </w:rPr>
+              <w:t>Denúncia:</w:t>
+            </w:r>
+            <w:r>
+              <w:rPr>
+                <w:rFonts w:ascii="Times New Roman" w:eastAsia="Times New Roman" w:hAnsi="Times New Roman" w:cs="Times New Roman"/>
+                <w:bCs/>
+                <w:sz w:val="24"/>
+                <w:szCs w:val="24"/>
+                <w:lang w:eastAsia="pt-BR"/>
+              </w:rPr>
+              <w:t xml:space="preserve"> O usuário deverá realizar denúncias contra outros usuários ou jogos dentro da plataforma.</w:t>
+            </w:r>
+          </w:p>
+        </w:tc>
+        <w:tc>
+          <w:tcPr>
+            <w:tcW w:w="2126" w:type="dxa"/>
+            <w:vAlign w:val="center"/>
+          </w:tcPr>
+          <w:p>
+            <w:pPr>
+              <w:spacing w:before="100" w:beforeAutospacing="1" w:after="100" w:afterAutospacing="1"/>
+              <w:rPr>
+                <w:rFonts w:ascii="Times New Roman" w:hAnsi="Times New Roman" w:cs="Times New Roman"/>
+              </w:rPr>
+            </w:pPr>
+            <w:r>
+              <w:rPr>
+                <w:rFonts w:ascii="Times New Roman" w:hAnsi="Times New Roman" w:cs="Times New Roman"/>
+              </w:rPr>
+              <w:t>Sistema de reclamação de um usuário contra outro usuário ou postagem, devido a conteúdo em desacordo com as políticas de uso da plataforma.</w:t>
+            </w:r>
+          </w:p>
+        </w:tc>
+        <w:tc>
+          <w:tcPr>
+            <w:tcW w:w="2693" w:type="dxa"/>
+            <w:vAlign w:val="center"/>
+          </w:tcPr>
+          <w:p>
+            <w:pPr>
+              <w:spacing w:before="100" w:beforeAutospacing="1" w:after="100" w:afterAutospacing="1"/>
+              <w:rPr>
+                <w:rFonts w:ascii="Times New Roman" w:hAnsi="Times New Roman" w:cs="Times New Roman"/>
+              </w:rPr>
+            </w:pPr>
+            <w:r>
+              <w:rPr>
+                <w:rFonts w:ascii="Times New Roman" w:hAnsi="Times New Roman" w:cs="Times New Roman"/>
+              </w:rPr>
+              <w:t>Simular uma infração das políticas de uso.</w:t>
+            </w:r>
+          </w:p>
+        </w:tc>
+      </w:tr>
+      <w:tr>
+        <w:trPr>
+          <w:trHeight w:val="300"/>
+        </w:trPr>
+        <w:tc>
+          <w:tcPr>
+            <w:tcW w:w="2405" w:type="dxa"/>
+          </w:tcPr>
+          <w:p>
+            <w:pPr>
+              <w:spacing w:before="100" w:beforeAutospacing="1" w:after="100" w:afterAutospacing="1"/>
+              <w:rPr>
+                <w:rFonts w:ascii="Times New Roman" w:eastAsia="Times New Roman" w:hAnsi="Times New Roman" w:cs="Times New Roman"/>
+                <w:sz w:val="24"/>
+                <w:szCs w:val="24"/>
+                <w:lang w:eastAsia="pt-BR"/>
+              </w:rPr>
+            </w:pPr>
+            <w:r>
+              <w:rPr>
+                <w:rFonts w:ascii="Times New Roman" w:eastAsia="Times New Roman" w:hAnsi="Times New Roman" w:cs="Times New Roman"/>
+                <w:sz w:val="24"/>
+                <w:szCs w:val="24"/>
+                <w:lang w:eastAsia="pt-BR"/>
+              </w:rPr>
+              <w:t>RF22</w:t>
+            </w:r>
+          </w:p>
+        </w:tc>
+        <w:tc>
+          <w:tcPr>
+            <w:tcW w:w="2410" w:type="dxa"/>
+          </w:tcPr>
+          <w:p>
+            <w:pPr>
+              <w:spacing w:before="100" w:beforeAutospacing="1" w:after="100" w:afterAutospacing="1"/>
+              <w:rPr>
+                <w:rFonts w:ascii="Times New Roman" w:eastAsia="Times New Roman" w:hAnsi="Times New Roman" w:cs="Times New Roman"/>
+                <w:b/>
+                <w:bCs/>
+                <w:sz w:val="24"/>
+                <w:szCs w:val="24"/>
+                <w:lang w:eastAsia="pt-BR"/>
+              </w:rPr>
+            </w:pPr>
+            <w:r>
+              <w:rPr>
+                <w:rFonts w:ascii="Times New Roman" w:eastAsia="Times New Roman" w:hAnsi="Times New Roman" w:cs="Times New Roman"/>
+                <w:b/>
+                <w:sz w:val="24"/>
+                <w:szCs w:val="24"/>
+                <w:lang w:eastAsia="pt-BR"/>
+              </w:rPr>
+              <w:t>Seguir Perfil:</w:t>
+            </w:r>
+            <w:r>
+              <w:rPr>
+                <w:rFonts w:ascii="Times New Roman" w:eastAsia="Times New Roman" w:hAnsi="Times New Roman" w:cs="Times New Roman"/>
+                <w:bCs/>
+                <w:sz w:val="24"/>
+                <w:szCs w:val="24"/>
+                <w:lang w:eastAsia="pt-BR"/>
+              </w:rPr>
+              <w:t xml:space="preserve"> O usuário deve seguir o perfil de um desenvolvedor.</w:t>
+            </w:r>
+          </w:p>
+        </w:tc>
+        <w:tc>
+          <w:tcPr>
+            <w:tcW w:w="2126" w:type="dxa"/>
+            <w:vAlign w:val="center"/>
+          </w:tcPr>
+          <w:p>
+            <w:pPr>
+              <w:spacing w:before="100" w:beforeAutospacing="1" w:after="100" w:afterAutospacing="1"/>
+              <w:rPr>
+                <w:rFonts w:ascii="Times New Roman" w:hAnsi="Times New Roman" w:cs="Times New Roman"/>
+              </w:rPr>
+            </w:pPr>
+            <w:r>
+              <w:rPr>
+                <w:rFonts w:ascii="Times New Roman" w:hAnsi="Times New Roman" w:cs="Times New Roman"/>
+              </w:rPr>
+              <w:t>Função de seguir perfis de desenvolvedores, para facilitar o recebimento de atualizações destes.</w:t>
+            </w:r>
+          </w:p>
+        </w:tc>
+        <w:tc>
+          <w:tcPr>
+            <w:tcW w:w="2693" w:type="dxa"/>
+            <w:vAlign w:val="center"/>
+          </w:tcPr>
+          <w:p>
+            <w:pPr>
+              <w:spacing w:before="100" w:beforeAutospacing="1" w:after="100" w:afterAutospacing="1"/>
+              <w:rPr>
+                <w:rFonts w:ascii="Times New Roman" w:hAnsi="Times New Roman" w:cs="Times New Roman"/>
+              </w:rPr>
+            </w:pPr>
+            <w:r>
+              <w:rPr>
+                <w:rFonts w:ascii="Times New Roman" w:hAnsi="Times New Roman" w:cs="Times New Roman"/>
+              </w:rPr>
+              <w:t>Diferenciar esta função do modelo existente nas redes sociais.</w:t>
+            </w:r>
+          </w:p>
+        </w:tc>
+      </w:tr>
+      <w:tr>
+        <w:trPr>
+          <w:trHeight w:val="300"/>
+        </w:trPr>
+        <w:tc>
+          <w:tcPr>
+            <w:tcW w:w="2405" w:type="dxa"/>
+          </w:tcPr>
+          <w:p>
+            <w:pPr>
+              <w:spacing w:before="100" w:beforeAutospacing="1" w:after="100" w:afterAutospacing="1"/>
+              <w:rPr>
+                <w:rFonts w:ascii="Times New Roman" w:eastAsia="Times New Roman" w:hAnsi="Times New Roman" w:cs="Times New Roman"/>
+                <w:sz w:val="24"/>
+                <w:szCs w:val="24"/>
+                <w:lang w:eastAsia="pt-BR"/>
+              </w:rPr>
+            </w:pPr>
+            <w:r>
+              <w:rPr>
+                <w:rFonts w:ascii="Times New Roman" w:eastAsia="Times New Roman" w:hAnsi="Times New Roman" w:cs="Times New Roman"/>
+                <w:sz w:val="24"/>
+                <w:szCs w:val="24"/>
+                <w:lang w:eastAsia="pt-BR"/>
+              </w:rPr>
+              <w:t>RF23</w:t>
+            </w:r>
+          </w:p>
+        </w:tc>
+        <w:tc>
+          <w:tcPr>
+            <w:tcW w:w="2410" w:type="dxa"/>
+          </w:tcPr>
+          <w:p>
+            <w:pPr>
+              <w:spacing w:before="100" w:beforeAutospacing="1" w:after="100" w:afterAutospacing="1"/>
+              <w:rPr>
+                <w:rFonts w:ascii="Times New Roman" w:eastAsia="Times New Roman" w:hAnsi="Times New Roman" w:cs="Times New Roman"/>
+                <w:b/>
+                <w:bCs/>
+                <w:sz w:val="24"/>
+                <w:szCs w:val="24"/>
+                <w:lang w:eastAsia="pt-BR"/>
+              </w:rPr>
+            </w:pPr>
+            <w:r>
+              <w:rPr>
+                <w:rFonts w:ascii="Times New Roman" w:eastAsia="Times New Roman" w:hAnsi="Times New Roman" w:cs="Times New Roman"/>
+                <w:b/>
+                <w:sz w:val="24"/>
+                <w:szCs w:val="24"/>
+                <w:lang w:eastAsia="pt-BR"/>
+              </w:rPr>
+              <w:t>Publicação:</w:t>
+            </w:r>
+            <w:r>
+              <w:rPr>
+                <w:rFonts w:ascii="Times New Roman" w:eastAsia="Times New Roman" w:hAnsi="Times New Roman" w:cs="Times New Roman"/>
+                <w:bCs/>
+                <w:sz w:val="24"/>
+                <w:szCs w:val="24"/>
+                <w:lang w:eastAsia="pt-BR"/>
+              </w:rPr>
+              <w:t xml:space="preserve"> O desenvolvedor deve publicar um jogo e inserir seus respectivos dados.</w:t>
+            </w:r>
+          </w:p>
+        </w:tc>
+        <w:tc>
+          <w:tcPr>
+            <w:tcW w:w="2126" w:type="dxa"/>
+            <w:vAlign w:val="center"/>
+          </w:tcPr>
+          <w:p>
+            <w:pPr>
+              <w:spacing w:before="100" w:beforeAutospacing="1" w:after="100" w:afterAutospacing="1"/>
+              <w:rPr>
+                <w:rFonts w:ascii="Times New Roman" w:hAnsi="Times New Roman" w:cs="Times New Roman"/>
+              </w:rPr>
+            </w:pPr>
+            <w:r>
+              <w:rPr>
+                <w:rFonts w:ascii="Times New Roman" w:hAnsi="Times New Roman" w:cs="Times New Roman"/>
+              </w:rPr>
+              <w:t>O processo de publicação da demo, onde o desenvolvedor insere as informações pertinentes ao seu jogo.</w:t>
+            </w:r>
+          </w:p>
+        </w:tc>
+        <w:tc>
+          <w:tcPr>
+            <w:tcW w:w="2693" w:type="dxa"/>
+            <w:vAlign w:val="center"/>
+          </w:tcPr>
+          <w:p>
+            <w:pPr>
+              <w:spacing w:before="100" w:beforeAutospacing="1" w:after="100" w:afterAutospacing="1"/>
+              <w:rPr>
+                <w:rFonts w:ascii="Times New Roman" w:hAnsi="Times New Roman" w:cs="Times New Roman"/>
+              </w:rPr>
+            </w:pPr>
+            <w:r>
+              <w:rPr>
+                <w:rFonts w:ascii="Times New Roman" w:hAnsi="Times New Roman" w:cs="Times New Roman"/>
+              </w:rPr>
+              <w:t>Simular a publicação de um jogo, testar a inserção de fotos e vídeos.</w:t>
+            </w:r>
+          </w:p>
+        </w:tc>
+      </w:tr>
+      <w:tr>
+        <w:trPr>
+          <w:trHeight w:val="300"/>
+        </w:trPr>
+        <w:tc>
+          <w:tcPr>
+            <w:tcW w:w="2405" w:type="dxa"/>
+          </w:tcPr>
+          <w:p>
+            <w:pPr>
+              <w:spacing w:before="100" w:beforeAutospacing="1" w:after="100" w:afterAutospacing="1"/>
+              <w:rPr>
+                <w:rFonts w:ascii="Times New Roman" w:eastAsia="Times New Roman" w:hAnsi="Times New Roman" w:cs="Times New Roman"/>
+                <w:sz w:val="24"/>
+                <w:szCs w:val="24"/>
+                <w:lang w:eastAsia="pt-BR"/>
+              </w:rPr>
+            </w:pPr>
+            <w:r>
+              <w:rPr>
+                <w:rFonts w:ascii="Times New Roman" w:eastAsia="Times New Roman" w:hAnsi="Times New Roman" w:cs="Times New Roman"/>
+                <w:sz w:val="24"/>
+                <w:szCs w:val="24"/>
+                <w:lang w:eastAsia="pt-BR"/>
+              </w:rPr>
+              <w:lastRenderedPageBreak/>
+              <w:t>RF24</w:t>
+            </w:r>
+          </w:p>
+        </w:tc>
+        <w:tc>
+          <w:tcPr>
+            <w:tcW w:w="2410" w:type="dxa"/>
+          </w:tcPr>
+          <w:p>
+            <w:pPr>
+              <w:spacing w:before="100" w:beforeAutospacing="1" w:after="100" w:afterAutospacing="1"/>
+              <w:rPr>
+                <w:rFonts w:ascii="Times New Roman" w:eastAsia="Times New Roman" w:hAnsi="Times New Roman" w:cs="Times New Roman"/>
+                <w:b/>
+                <w:bCs/>
+                <w:sz w:val="24"/>
+                <w:szCs w:val="24"/>
+                <w:lang w:eastAsia="pt-BR"/>
+              </w:rPr>
+            </w:pPr>
+            <w:r>
+              <w:rPr>
+                <w:rFonts w:ascii="Times New Roman" w:eastAsia="Times New Roman" w:hAnsi="Times New Roman" w:cs="Times New Roman"/>
+                <w:b/>
+                <w:sz w:val="24"/>
+                <w:szCs w:val="24"/>
+                <w:lang w:eastAsia="pt-BR"/>
+              </w:rPr>
+              <w:t>Estatísticas:</w:t>
+            </w:r>
+            <w:r>
+              <w:rPr>
+                <w:rFonts w:ascii="Times New Roman" w:eastAsia="Times New Roman" w:hAnsi="Times New Roman" w:cs="Times New Roman"/>
+                <w:bCs/>
+                <w:sz w:val="24"/>
+                <w:szCs w:val="24"/>
+                <w:lang w:eastAsia="pt-BR"/>
+              </w:rPr>
+              <w:t xml:space="preserve"> O desenvolvedor deve ter acesso às métricas de desempenho do seu jogo desde o momento em que este foi publicado, incluindo avaliações e comentários de outros usuários.</w:t>
+            </w:r>
+          </w:p>
+        </w:tc>
+        <w:tc>
+          <w:tcPr>
+            <w:tcW w:w="2126" w:type="dxa"/>
+            <w:vAlign w:val="center"/>
+          </w:tcPr>
+          <w:p>
+            <w:pPr>
+              <w:spacing w:before="100" w:beforeAutospacing="1" w:after="100" w:afterAutospacing="1"/>
+              <w:rPr>
+                <w:rFonts w:ascii="Times New Roman" w:hAnsi="Times New Roman" w:cs="Times New Roman"/>
+              </w:rPr>
+            </w:pPr>
+            <w:r>
+              <w:rPr>
+                <w:rFonts w:ascii="Times New Roman" w:hAnsi="Times New Roman" w:cs="Times New Roman"/>
+              </w:rPr>
+              <w:t>Dados sobre o jogo após o momento em que ele é publicado, referentes aos usuários conectados dentro da plataforma.</w:t>
+            </w:r>
+          </w:p>
+        </w:tc>
+        <w:tc>
+          <w:tcPr>
+            <w:tcW w:w="2693" w:type="dxa"/>
+            <w:vAlign w:val="center"/>
+          </w:tcPr>
+          <w:p>
+            <w:pPr>
+              <w:spacing w:before="100" w:beforeAutospacing="1" w:after="100" w:afterAutospacing="1"/>
+              <w:rPr>
+                <w:rFonts w:ascii="Times New Roman" w:hAnsi="Times New Roman" w:cs="Times New Roman"/>
+              </w:rPr>
+            </w:pPr>
+          </w:p>
+        </w:tc>
+      </w:tr>
+      <w:tr>
+        <w:trPr>
+          <w:trHeight w:val="300"/>
+        </w:trPr>
+        <w:tc>
+          <w:tcPr>
+            <w:tcW w:w="2405" w:type="dxa"/>
+          </w:tcPr>
+          <w:p>
+            <w:pPr>
+              <w:spacing w:before="100" w:beforeAutospacing="1" w:after="100" w:afterAutospacing="1"/>
+              <w:rPr>
+                <w:rFonts w:ascii="Times New Roman" w:eastAsia="Times New Roman" w:hAnsi="Times New Roman" w:cs="Times New Roman"/>
+                <w:sz w:val="24"/>
+                <w:szCs w:val="24"/>
+                <w:lang w:eastAsia="pt-BR"/>
+              </w:rPr>
+            </w:pPr>
+            <w:r>
+              <w:rPr>
+                <w:rFonts w:ascii="Times New Roman" w:eastAsia="Times New Roman" w:hAnsi="Times New Roman" w:cs="Times New Roman"/>
+                <w:sz w:val="24"/>
+                <w:szCs w:val="24"/>
+                <w:lang w:eastAsia="pt-BR"/>
+              </w:rPr>
+              <w:t>RF25</w:t>
+            </w:r>
+          </w:p>
+        </w:tc>
+        <w:tc>
+          <w:tcPr>
+            <w:tcW w:w="2410" w:type="dxa"/>
+          </w:tcPr>
+          <w:p>
+            <w:pPr>
+              <w:spacing w:before="100" w:beforeAutospacing="1" w:after="100" w:afterAutospacing="1"/>
+              <w:rPr>
+                <w:rFonts w:ascii="Times New Roman" w:eastAsia="Times New Roman" w:hAnsi="Times New Roman" w:cs="Times New Roman"/>
+                <w:b/>
+                <w:bCs/>
+                <w:sz w:val="24"/>
+                <w:szCs w:val="24"/>
+                <w:lang w:eastAsia="pt-BR"/>
+              </w:rPr>
+            </w:pPr>
+            <w:r>
+              <w:rPr>
+                <w:rFonts w:ascii="Times New Roman" w:eastAsia="Times New Roman" w:hAnsi="Times New Roman" w:cs="Times New Roman"/>
+                <w:b/>
+                <w:bCs/>
+                <w:sz w:val="24"/>
+                <w:szCs w:val="24"/>
+                <w:lang w:eastAsia="pt-BR"/>
+              </w:rPr>
+              <w:t>Gerenciamento de Usuários:</w:t>
+            </w:r>
+            <w:r>
+              <w:rPr>
+                <w:rFonts w:ascii="Times New Roman" w:eastAsia="Times New Roman" w:hAnsi="Times New Roman" w:cs="Times New Roman"/>
+                <w:sz w:val="24"/>
+                <w:szCs w:val="24"/>
+                <w:lang w:eastAsia="pt-BR"/>
+              </w:rPr>
+              <w:t xml:space="preserve"> Administradores devem bloquear, excluir ou editar contas.</w:t>
+            </w:r>
+          </w:p>
+        </w:tc>
+        <w:tc>
+          <w:tcPr>
+            <w:tcW w:w="2126" w:type="dxa"/>
+            <w:vAlign w:val="center"/>
+          </w:tcPr>
+          <w:p>
+            <w:pPr>
+              <w:spacing w:before="100" w:beforeAutospacing="1" w:after="100" w:afterAutospacing="1"/>
+              <w:rPr>
+                <w:rFonts w:ascii="Times New Roman" w:hAnsi="Times New Roman" w:cs="Times New Roman"/>
+              </w:rPr>
+            </w:pPr>
+            <w:r>
+              <w:rPr>
+                <w:rFonts w:ascii="Times New Roman" w:hAnsi="Times New Roman" w:cs="Times New Roman"/>
+              </w:rPr>
+              <w:t>Recurso exclusivo para administradores, com a finalidade de moderar usuários caso se faça preciso.</w:t>
+            </w:r>
+          </w:p>
+        </w:tc>
+        <w:tc>
+          <w:tcPr>
+            <w:tcW w:w="2693" w:type="dxa"/>
+            <w:vAlign w:val="center"/>
+          </w:tcPr>
+          <w:p>
+            <w:pPr>
+              <w:spacing w:before="100" w:beforeAutospacing="1" w:after="100" w:afterAutospacing="1"/>
+              <w:rPr>
+                <w:rFonts w:ascii="Times New Roman" w:hAnsi="Times New Roman" w:cs="Times New Roman"/>
+              </w:rPr>
+            </w:pPr>
+            <w:r>
+              <w:rPr>
+                <w:rFonts w:ascii="Times New Roman" w:hAnsi="Times New Roman" w:cs="Times New Roman"/>
+              </w:rPr>
+              <w:t>Usar o banco de dados para simular uma exclusão de conta.</w:t>
+            </w:r>
+          </w:p>
+        </w:tc>
+      </w:tr>
+      <w:tr>
+        <w:trPr>
+          <w:trHeight w:val="300"/>
+        </w:trPr>
+        <w:tc>
+          <w:tcPr>
+            <w:tcW w:w="2405" w:type="dxa"/>
+          </w:tcPr>
+          <w:p>
+            <w:pPr>
+              <w:spacing w:before="100" w:beforeAutospacing="1" w:after="100" w:afterAutospacing="1"/>
+              <w:rPr>
+                <w:rFonts w:ascii="Times New Roman" w:eastAsia="Times New Roman" w:hAnsi="Times New Roman" w:cs="Times New Roman"/>
+                <w:sz w:val="24"/>
+                <w:szCs w:val="24"/>
+                <w:lang w:eastAsia="pt-BR"/>
+              </w:rPr>
+            </w:pPr>
+            <w:r>
+              <w:rPr>
+                <w:rFonts w:ascii="Times New Roman" w:eastAsia="Times New Roman" w:hAnsi="Times New Roman" w:cs="Times New Roman"/>
+                <w:sz w:val="24"/>
+                <w:szCs w:val="24"/>
+                <w:lang w:eastAsia="pt-BR"/>
+              </w:rPr>
+              <w:t>RF26</w:t>
+            </w:r>
+          </w:p>
+        </w:tc>
+        <w:tc>
+          <w:tcPr>
+            <w:tcW w:w="2410" w:type="dxa"/>
+          </w:tcPr>
+          <w:p>
+            <w:pPr>
+              <w:spacing w:before="100" w:beforeAutospacing="1" w:after="100" w:afterAutospacing="1"/>
+              <w:rPr>
+                <w:rFonts w:ascii="Times New Roman" w:eastAsia="Times New Roman" w:hAnsi="Times New Roman" w:cs="Times New Roman"/>
+                <w:sz w:val="24"/>
+                <w:szCs w:val="24"/>
+                <w:lang w:eastAsia="pt-BR"/>
+              </w:rPr>
+            </w:pPr>
+            <w:r>
+              <w:rPr>
+                <w:rFonts w:ascii="Times New Roman" w:eastAsia="Times New Roman" w:hAnsi="Times New Roman" w:cs="Times New Roman"/>
+                <w:b/>
+                <w:bCs/>
+                <w:sz w:val="24"/>
+                <w:szCs w:val="24"/>
+                <w:lang w:eastAsia="pt-BR"/>
+              </w:rPr>
+              <w:t>Gerenciamento de Jogos:</w:t>
+            </w:r>
+            <w:r>
+              <w:rPr>
+                <w:rFonts w:ascii="Times New Roman" w:eastAsia="Times New Roman" w:hAnsi="Times New Roman" w:cs="Times New Roman"/>
+                <w:sz w:val="24"/>
+                <w:szCs w:val="24"/>
+                <w:lang w:eastAsia="pt-BR"/>
+              </w:rPr>
+              <w:t xml:space="preserve"> Administradores deverão moderar os jogos publicados, como auxílio à IA moderadora.</w:t>
+            </w:r>
+          </w:p>
+        </w:tc>
+        <w:tc>
+          <w:tcPr>
+            <w:tcW w:w="2126" w:type="dxa"/>
+            <w:vAlign w:val="center"/>
+          </w:tcPr>
+          <w:p>
+            <w:pPr>
+              <w:spacing w:before="100" w:beforeAutospacing="1" w:after="100" w:afterAutospacing="1"/>
+              <w:rPr>
+                <w:rFonts w:ascii="Times New Roman" w:hAnsi="Times New Roman" w:cs="Times New Roman"/>
+              </w:rPr>
+            </w:pPr>
+            <w:r>
+              <w:rPr>
+                <w:rFonts w:ascii="Times New Roman" w:hAnsi="Times New Roman" w:cs="Times New Roman"/>
+              </w:rPr>
+              <w:t>Moderação de conteúdo para os jogos publicados na plataforma.</w:t>
+            </w:r>
+          </w:p>
+        </w:tc>
+        <w:tc>
+          <w:tcPr>
+            <w:tcW w:w="2693" w:type="dxa"/>
+            <w:vAlign w:val="center"/>
+          </w:tcPr>
+          <w:p>
+            <w:pPr>
+              <w:spacing w:before="100" w:beforeAutospacing="1" w:after="100" w:afterAutospacing="1"/>
+              <w:rPr>
+                <w:rFonts w:ascii="Times New Roman" w:hAnsi="Times New Roman" w:cs="Times New Roman"/>
+              </w:rPr>
+            </w:pPr>
+            <w:r>
+              <w:rPr>
+                <w:rFonts w:ascii="Times New Roman" w:hAnsi="Times New Roman" w:cs="Times New Roman"/>
+              </w:rPr>
+              <w:t>Implementar um método de análise de conteúdo exclusivo ara administradores, enquanto um desenvolvedor está no processo de publicar seu jogo.</w:t>
+            </w:r>
+          </w:p>
+        </w:tc>
+      </w:tr>
+      <w:tr>
+        <w:trPr>
+          <w:trHeight w:val="300"/>
+        </w:trPr>
+        <w:tc>
+          <w:tcPr>
+            <w:tcW w:w="2405" w:type="dxa"/>
+          </w:tcPr>
+          <w:p>
+            <w:pPr>
+              <w:spacing w:before="100" w:beforeAutospacing="1" w:after="100" w:afterAutospacing="1"/>
+              <w:rPr>
+                <w:rFonts w:ascii="Times New Roman" w:eastAsia="Times New Roman" w:hAnsi="Times New Roman" w:cs="Times New Roman"/>
+                <w:sz w:val="24"/>
+                <w:szCs w:val="24"/>
+                <w:lang w:eastAsia="pt-BR"/>
+              </w:rPr>
+            </w:pPr>
+            <w:r>
+              <w:rPr>
+                <w:rFonts w:ascii="Times New Roman" w:eastAsia="Times New Roman" w:hAnsi="Times New Roman" w:cs="Times New Roman"/>
+                <w:sz w:val="24"/>
+                <w:szCs w:val="24"/>
+                <w:lang w:eastAsia="pt-BR"/>
+              </w:rPr>
+              <w:t>RF27</w:t>
+            </w:r>
+          </w:p>
+        </w:tc>
+        <w:tc>
+          <w:tcPr>
+            <w:tcW w:w="2410" w:type="dxa"/>
+          </w:tcPr>
+          <w:p>
+            <w:pPr>
+              <w:spacing w:before="100" w:beforeAutospacing="1" w:after="100" w:afterAutospacing="1"/>
+              <w:rPr>
+                <w:rFonts w:ascii="Times New Roman" w:eastAsia="Times New Roman" w:hAnsi="Times New Roman" w:cs="Times New Roman"/>
+                <w:b/>
+                <w:bCs/>
+                <w:sz w:val="24"/>
+                <w:szCs w:val="24"/>
+                <w:lang w:eastAsia="pt-BR"/>
+              </w:rPr>
+            </w:pPr>
+            <w:r>
+              <w:rPr>
+                <w:rFonts w:ascii="Times New Roman" w:eastAsia="Times New Roman" w:hAnsi="Times New Roman" w:cs="Times New Roman"/>
+                <w:b/>
+                <w:bCs/>
+                <w:sz w:val="24"/>
+                <w:szCs w:val="24"/>
+                <w:lang w:eastAsia="pt-BR"/>
+              </w:rPr>
+              <w:t>Gerenciamento da Comunidade:</w:t>
+            </w:r>
+            <w:r>
+              <w:rPr>
+                <w:rFonts w:ascii="Times New Roman" w:eastAsia="Times New Roman" w:hAnsi="Times New Roman" w:cs="Times New Roman"/>
+                <w:sz w:val="24"/>
+                <w:szCs w:val="24"/>
+                <w:lang w:eastAsia="pt-BR"/>
+              </w:rPr>
+              <w:t xml:space="preserve"> Administra</w:t>
+            </w:r>
+            <w:r>
+              <w:rPr>
+                <w:rFonts w:ascii="Times New Roman" w:eastAsia="Times New Roman" w:hAnsi="Times New Roman" w:cs="Times New Roman"/>
+                <w:sz w:val="24"/>
+                <w:szCs w:val="24"/>
+                <w:lang w:eastAsia="pt-BR"/>
+              </w:rPr>
+              <w:t>dores devem moderar os comentários e postagens da Comunidade.</w:t>
+            </w:r>
+          </w:p>
+        </w:tc>
+        <w:tc>
+          <w:tcPr>
+            <w:tcW w:w="2126" w:type="dxa"/>
+            <w:vAlign w:val="center"/>
+          </w:tcPr>
+          <w:p>
+            <w:pPr>
+              <w:spacing w:before="100" w:beforeAutospacing="1" w:after="100" w:afterAutospacing="1"/>
+              <w:rPr>
+                <w:rFonts w:ascii="Times New Roman" w:hAnsi="Times New Roman" w:cs="Times New Roman"/>
+              </w:rPr>
+            </w:pPr>
+            <w:r>
+              <w:rPr>
+                <w:rFonts w:ascii="Times New Roman" w:hAnsi="Times New Roman" w:cs="Times New Roman"/>
+              </w:rPr>
+              <w:t>Moderação na seção de Comunidade e nas páginas de cada jogo.</w:t>
+            </w:r>
+          </w:p>
+        </w:tc>
+        <w:tc>
+          <w:tcPr>
+            <w:tcW w:w="2693" w:type="dxa"/>
+            <w:vAlign w:val="center"/>
+          </w:tcPr>
+          <w:p>
+            <w:pPr>
+              <w:spacing w:before="100" w:beforeAutospacing="1" w:after="100" w:afterAutospacing="1"/>
+              <w:rPr>
+                <w:rFonts w:ascii="Times New Roman" w:hAnsi="Times New Roman" w:cs="Times New Roman"/>
+              </w:rPr>
+            </w:pPr>
+            <w:r>
+              <w:rPr>
+                <w:rFonts w:ascii="Times New Roman" w:hAnsi="Times New Roman" w:cs="Times New Roman"/>
+              </w:rPr>
+              <w:t>Verificar as medidas tomadas quanto a palavras ou mensagens que infrinjam as normas de uso da plataforma.</w:t>
+            </w:r>
+          </w:p>
+        </w:tc>
+      </w:tr>
+      <w:tr>
+        <w:trPr>
+          <w:trHeight w:val="300"/>
+        </w:trPr>
+        <w:tc>
+          <w:tcPr>
+            <w:tcW w:w="2405" w:type="dxa"/>
+          </w:tcPr>
+          <w:p>
+            <w:pPr>
+              <w:spacing w:before="100" w:beforeAutospacing="1" w:after="100" w:afterAutospacing="1"/>
+              <w:rPr>
+                <w:rFonts w:ascii="Times New Roman" w:eastAsia="Times New Roman" w:hAnsi="Times New Roman" w:cs="Times New Roman"/>
+                <w:sz w:val="24"/>
+                <w:szCs w:val="24"/>
+                <w:lang w:eastAsia="pt-BR"/>
+              </w:rPr>
+            </w:pPr>
+            <w:r>
+              <w:rPr>
+                <w:rFonts w:ascii="Times New Roman" w:eastAsia="Times New Roman" w:hAnsi="Times New Roman" w:cs="Times New Roman"/>
+                <w:sz w:val="24"/>
+                <w:szCs w:val="24"/>
+                <w:lang w:eastAsia="pt-BR"/>
+              </w:rPr>
+              <w:t>RF28</w:t>
+            </w:r>
+          </w:p>
+        </w:tc>
+        <w:tc>
+          <w:tcPr>
+            <w:tcW w:w="2410" w:type="dxa"/>
+          </w:tcPr>
+          <w:p>
+            <w:pPr>
+              <w:spacing w:before="100" w:beforeAutospacing="1" w:after="100" w:afterAutospacing="1"/>
+              <w:rPr>
+                <w:rFonts w:ascii="Times New Roman" w:eastAsia="Times New Roman" w:hAnsi="Times New Roman" w:cs="Times New Roman"/>
+                <w:b/>
+                <w:bCs/>
+                <w:sz w:val="24"/>
+                <w:szCs w:val="24"/>
+                <w:lang w:eastAsia="pt-BR"/>
+              </w:rPr>
+            </w:pPr>
+            <w:r>
+              <w:rPr>
+                <w:rFonts w:ascii="Times New Roman" w:eastAsia="Times New Roman" w:hAnsi="Times New Roman" w:cs="Times New Roman"/>
+                <w:b/>
+                <w:bCs/>
+                <w:sz w:val="24"/>
+                <w:szCs w:val="24"/>
+                <w:lang w:eastAsia="pt-BR"/>
+              </w:rPr>
+              <w:t>Logs de Atividade:</w:t>
+            </w:r>
+            <w:r>
+              <w:rPr>
+                <w:rFonts w:ascii="Times New Roman" w:eastAsia="Times New Roman" w:hAnsi="Times New Roman" w:cs="Times New Roman"/>
+                <w:sz w:val="24"/>
+                <w:szCs w:val="24"/>
+                <w:lang w:eastAsia="pt-BR"/>
+              </w:rPr>
+              <w:t xml:space="preserve"> O sistema deve registrar acessos, compras e alterações de dados.</w:t>
+            </w:r>
+          </w:p>
+        </w:tc>
+        <w:tc>
+          <w:tcPr>
+            <w:tcW w:w="2126" w:type="dxa"/>
+            <w:vAlign w:val="center"/>
+          </w:tcPr>
+          <w:p>
+            <w:pPr>
+              <w:spacing w:before="100" w:beforeAutospacing="1" w:after="100" w:afterAutospacing="1"/>
+              <w:rPr>
+                <w:rFonts w:ascii="Times New Roman" w:hAnsi="Times New Roman" w:cs="Times New Roman"/>
+              </w:rPr>
+            </w:pPr>
+            <w:r>
+              <w:rPr>
+                <w:rFonts w:ascii="Times New Roman" w:hAnsi="Times New Roman" w:cs="Times New Roman"/>
+              </w:rPr>
+              <w:t>Registro de acessos, compras e alterações de dados.</w:t>
+            </w:r>
+          </w:p>
+        </w:tc>
+        <w:tc>
+          <w:tcPr>
+            <w:tcW w:w="2693" w:type="dxa"/>
+            <w:vAlign w:val="center"/>
+          </w:tcPr>
+          <w:p>
+            <w:pPr>
+              <w:spacing w:before="100" w:beforeAutospacing="1" w:after="100" w:afterAutospacing="1"/>
+              <w:rPr>
+                <w:rFonts w:ascii="Times New Roman" w:hAnsi="Times New Roman" w:cs="Times New Roman"/>
+              </w:rPr>
+            </w:pPr>
+            <w:r>
+              <w:rPr>
+                <w:rFonts w:ascii="Times New Roman" w:hAnsi="Times New Roman" w:cs="Times New Roman"/>
+              </w:rPr>
+              <w:t>Testar geração de logs em cada ação, consulta de logs, integridade dos registros.</w:t>
+            </w:r>
+          </w:p>
+        </w:tc>
+      </w:tr>
+      <w:tr>
+        <w:trPr>
+          <w:trHeight w:val="300"/>
+        </w:trPr>
+        <w:tc>
+          <w:tcPr>
+            <w:tcW w:w="2405" w:type="dxa"/>
+          </w:tcPr>
+          <w:p>
+            <w:pPr>
+              <w:spacing w:before="100" w:beforeAutospacing="1" w:after="100" w:afterAutospacing="1"/>
+              <w:rPr>
+                <w:rFonts w:ascii="Times New Roman" w:eastAsia="Times New Roman" w:hAnsi="Times New Roman" w:cs="Times New Roman"/>
+                <w:sz w:val="24"/>
+                <w:szCs w:val="24"/>
+                <w:lang w:eastAsia="pt-BR"/>
+              </w:rPr>
+            </w:pPr>
+            <w:r>
+              <w:rPr>
+                <w:rFonts w:ascii="Times New Roman" w:eastAsia="Times New Roman" w:hAnsi="Times New Roman" w:cs="Times New Roman"/>
+                <w:sz w:val="24"/>
+                <w:szCs w:val="24"/>
+                <w:lang w:eastAsia="pt-BR"/>
+              </w:rPr>
+              <w:t>RF29</w:t>
+            </w:r>
+          </w:p>
+        </w:tc>
+        <w:tc>
+          <w:tcPr>
+            <w:tcW w:w="2410" w:type="dxa"/>
+          </w:tcPr>
+          <w:p>
+            <w:pPr>
+              <w:spacing w:before="100" w:beforeAutospacing="1" w:after="100" w:afterAutospacing="1"/>
+              <w:rPr>
+                <w:rFonts w:ascii="Times New Roman" w:eastAsia="Times New Roman" w:hAnsi="Times New Roman" w:cs="Times New Roman"/>
+                <w:b/>
+                <w:bCs/>
+                <w:sz w:val="24"/>
+                <w:szCs w:val="24"/>
+                <w:lang w:eastAsia="pt-BR"/>
+              </w:rPr>
+            </w:pPr>
+            <w:r>
+              <w:rPr>
+                <w:rFonts w:ascii="Times New Roman" w:eastAsia="Times New Roman" w:hAnsi="Times New Roman" w:cs="Times New Roman"/>
+                <w:b/>
+                <w:bCs/>
+                <w:sz w:val="24"/>
+                <w:szCs w:val="24"/>
+                <w:lang w:eastAsia="pt-BR"/>
+              </w:rPr>
+              <w:t>API de Integração:</w:t>
+            </w:r>
+            <w:r>
+              <w:rPr>
+                <w:rFonts w:ascii="Times New Roman" w:eastAsia="Times New Roman" w:hAnsi="Times New Roman" w:cs="Times New Roman"/>
+                <w:sz w:val="24"/>
+                <w:szCs w:val="24"/>
+                <w:lang w:eastAsia="pt-BR"/>
+              </w:rPr>
+              <w:t xml:space="preserve"> O sistema deve disponibilizar API para integração com </w:t>
+            </w:r>
+            <w:proofErr w:type="spellStart"/>
+            <w:r>
+              <w:rPr>
+                <w:rFonts w:ascii="Times New Roman" w:eastAsia="Times New Roman" w:hAnsi="Times New Roman" w:cs="Times New Roman"/>
+                <w:sz w:val="24"/>
+                <w:szCs w:val="24"/>
+                <w:lang w:eastAsia="pt-BR"/>
+              </w:rPr>
+              <w:t>marketplaces</w:t>
+            </w:r>
+            <w:proofErr w:type="spellEnd"/>
+            <w:r>
+              <w:rPr>
+                <w:rFonts w:ascii="Times New Roman" w:eastAsia="Times New Roman" w:hAnsi="Times New Roman" w:cs="Times New Roman"/>
+                <w:sz w:val="24"/>
+                <w:szCs w:val="24"/>
+                <w:lang w:eastAsia="pt-BR"/>
+              </w:rPr>
+              <w:t xml:space="preserve"> ou redes sociais</w:t>
+            </w:r>
+          </w:p>
+        </w:tc>
+        <w:tc>
+          <w:tcPr>
+            <w:tcW w:w="2126" w:type="dxa"/>
+            <w:vAlign w:val="center"/>
+          </w:tcPr>
+          <w:p>
+            <w:pPr>
+              <w:spacing w:before="100" w:beforeAutospacing="1" w:after="100" w:afterAutospacing="1"/>
+              <w:rPr>
+                <w:rFonts w:ascii="Times New Roman" w:hAnsi="Times New Roman" w:cs="Times New Roman"/>
+              </w:rPr>
+            </w:pPr>
+            <w:r>
+              <w:rPr>
+                <w:rFonts w:ascii="Times New Roman" w:hAnsi="Times New Roman" w:cs="Times New Roman"/>
+              </w:rPr>
+              <w:t xml:space="preserve">API para integração com </w:t>
+            </w:r>
+            <w:proofErr w:type="spellStart"/>
+            <w:r>
+              <w:rPr>
+                <w:rFonts w:ascii="Times New Roman" w:hAnsi="Times New Roman" w:cs="Times New Roman"/>
+              </w:rPr>
+              <w:t>marketplaces</w:t>
+            </w:r>
+            <w:proofErr w:type="spellEnd"/>
+            <w:r>
+              <w:rPr>
+                <w:rFonts w:ascii="Times New Roman" w:hAnsi="Times New Roman" w:cs="Times New Roman"/>
+              </w:rPr>
+              <w:t xml:space="preserve"> e redes sociais.</w:t>
+            </w:r>
+          </w:p>
+        </w:tc>
+        <w:tc>
+          <w:tcPr>
+            <w:tcW w:w="2693" w:type="dxa"/>
+            <w:vAlign w:val="center"/>
+          </w:tcPr>
+          <w:p>
+            <w:pPr>
+              <w:spacing w:before="100" w:beforeAutospacing="1" w:after="100" w:afterAutospacing="1"/>
+              <w:rPr>
+                <w:rFonts w:ascii="Times New Roman" w:hAnsi="Times New Roman" w:cs="Times New Roman"/>
+              </w:rPr>
+            </w:pPr>
+            <w:r>
+              <w:rPr>
+                <w:rFonts w:ascii="Times New Roman" w:hAnsi="Times New Roman" w:cs="Times New Roman"/>
+              </w:rPr>
+              <w:t>Testar autenticação da API, envio/recebimento de dados, falha de integração.</w:t>
+            </w:r>
+          </w:p>
+        </w:tc>
+      </w:tr>
+      <w:tr>
+        <w:trPr>
+          <w:trHeight w:val="300"/>
+        </w:trPr>
+        <w:tc>
+          <w:tcPr>
+            <w:tcW w:w="2405" w:type="dxa"/>
+          </w:tcPr>
+          <w:p>
+            <w:pPr>
+              <w:spacing w:before="100" w:beforeAutospacing="1" w:after="100" w:afterAutospacing="1"/>
+              <w:rPr>
+                <w:rFonts w:ascii="Times New Roman" w:eastAsia="Times New Roman" w:hAnsi="Times New Roman" w:cs="Times New Roman"/>
+                <w:sz w:val="24"/>
+                <w:szCs w:val="24"/>
+                <w:lang w:eastAsia="pt-BR"/>
+              </w:rPr>
+            </w:pPr>
+            <w:r>
+              <w:rPr>
+                <w:rFonts w:ascii="Times New Roman" w:eastAsia="Times New Roman" w:hAnsi="Times New Roman" w:cs="Times New Roman"/>
+                <w:sz w:val="24"/>
+                <w:szCs w:val="24"/>
+                <w:lang w:eastAsia="pt-BR"/>
+              </w:rPr>
+              <w:t>RF30</w:t>
+            </w:r>
+          </w:p>
+        </w:tc>
+        <w:tc>
+          <w:tcPr>
+            <w:tcW w:w="2410" w:type="dxa"/>
+          </w:tcPr>
+          <w:p>
+            <w:pPr>
+              <w:spacing w:before="100" w:beforeAutospacing="1" w:after="100" w:afterAutospacing="1"/>
+              <w:rPr>
+                <w:rFonts w:ascii="Times New Roman" w:eastAsia="Times New Roman" w:hAnsi="Times New Roman" w:cs="Times New Roman"/>
+                <w:b/>
+                <w:bCs/>
+                <w:sz w:val="24"/>
+                <w:szCs w:val="24"/>
+                <w:lang w:eastAsia="pt-BR"/>
+              </w:rPr>
+            </w:pPr>
+            <w:r>
+              <w:rPr>
+                <w:rFonts w:ascii="Times New Roman" w:eastAsia="Times New Roman" w:hAnsi="Times New Roman" w:cs="Times New Roman"/>
+                <w:b/>
+                <w:bCs/>
+                <w:sz w:val="24"/>
+                <w:szCs w:val="24"/>
+                <w:lang w:eastAsia="pt-BR"/>
+              </w:rPr>
+              <w:t>Backup Automático:</w:t>
+            </w:r>
+            <w:r>
+              <w:rPr>
+                <w:rFonts w:ascii="Times New Roman" w:eastAsia="Times New Roman" w:hAnsi="Times New Roman" w:cs="Times New Roman"/>
+                <w:sz w:val="24"/>
+                <w:szCs w:val="24"/>
+                <w:lang w:eastAsia="pt-BR"/>
+              </w:rPr>
+              <w:t xml:space="preserve"> O sistema deve realizar backup periódico dos dados.</w:t>
+            </w:r>
+          </w:p>
+        </w:tc>
+        <w:tc>
+          <w:tcPr>
+            <w:tcW w:w="2126" w:type="dxa"/>
+          </w:tcPr>
+          <w:p>
+            <w:pPr>
+              <w:spacing w:before="100" w:beforeAutospacing="1" w:after="100" w:afterAutospacing="1"/>
+              <w:rPr>
+                <w:rFonts w:ascii="Times New Roman" w:hAnsi="Times New Roman" w:cs="Times New Roman"/>
+              </w:rPr>
+            </w:pPr>
+            <w:r>
+              <w:rPr>
+                <w:rFonts w:ascii="Times New Roman" w:eastAsia="Times New Roman" w:hAnsi="Times New Roman" w:cs="Times New Roman"/>
+                <w:b/>
+                <w:bCs/>
+                <w:sz w:val="24"/>
+                <w:szCs w:val="24"/>
+                <w:lang w:eastAsia="pt-BR"/>
+              </w:rPr>
+              <w:t>Backup Automático:</w:t>
+            </w:r>
+            <w:r>
+              <w:rPr>
+                <w:rFonts w:ascii="Times New Roman" w:eastAsia="Times New Roman" w:hAnsi="Times New Roman" w:cs="Times New Roman"/>
+                <w:sz w:val="24"/>
+                <w:szCs w:val="24"/>
+                <w:lang w:eastAsia="pt-BR"/>
+              </w:rPr>
+              <w:t xml:space="preserve"> O sistema deve realizar backup periódico dos dados.</w:t>
+            </w:r>
+          </w:p>
+        </w:tc>
+        <w:tc>
+          <w:tcPr>
+            <w:tcW w:w="2693" w:type="dxa"/>
+          </w:tcPr>
+          <w:p>
+            <w:pPr>
+              <w:spacing w:before="100" w:beforeAutospacing="1" w:after="100" w:afterAutospacing="1"/>
+              <w:rPr>
+                <w:rFonts w:ascii="Times New Roman" w:hAnsi="Times New Roman" w:cs="Times New Roman"/>
+              </w:rPr>
+            </w:pPr>
+            <w:r>
+              <w:rPr>
+                <w:rFonts w:ascii="Times New Roman" w:eastAsia="Times New Roman" w:hAnsi="Times New Roman" w:cs="Times New Roman"/>
+                <w:b/>
+                <w:bCs/>
+                <w:sz w:val="24"/>
+                <w:szCs w:val="24"/>
+                <w:lang w:eastAsia="pt-BR"/>
+              </w:rPr>
+              <w:t>Backup Automático:</w:t>
+            </w:r>
+            <w:r>
+              <w:rPr>
+                <w:rFonts w:ascii="Times New Roman" w:eastAsia="Times New Roman" w:hAnsi="Times New Roman" w:cs="Times New Roman"/>
+                <w:sz w:val="24"/>
+                <w:szCs w:val="24"/>
+                <w:lang w:eastAsia="pt-BR"/>
+              </w:rPr>
+              <w:t xml:space="preserve"> O sistema deve realizar backup periódico dos dados.</w:t>
             </w:r>
           </w:p>
         </w:tc>
@@ -4661,6 +7334,7 @@
           <w:rFonts w:ascii="Times New Roman" w:eastAsia="Times New Roman" w:hAnsi="Times New Roman" w:cs="Times New Roman"/>
           <w:lang w:eastAsia="pt-BR"/>
         </w:rPr>
+        <w:lastRenderedPageBreak/>
         <w:t>RNFs</w:t>
       </w:r>
       <w:proofErr w:type="spellEnd"/>
@@ -5191,17 +7865,7 @@
                 <w:szCs w:val="24"/>
                 <w:lang w:eastAsia="pt-BR"/>
               </w:rPr>
-              <w:t xml:space="preserve"> O site deve </w:t>
-            </w:r>
-            <w:r>
-              <w:rPr>
-                <w:rFonts w:ascii="Times New Roman" w:eastAsia="Times New Roman" w:hAnsi="Times New Roman" w:cs="Times New Roman"/>
-                <w:sz w:val="24"/>
-                <w:szCs w:val="24"/>
-                <w:lang w:eastAsia="pt-BR"/>
-              </w:rPr>
-              <w:lastRenderedPageBreak/>
-              <w:t>funcionar nos principais navegadores (Chrome, Firefox, Edge, Safari).</w:t>
+              <w:t xml:space="preserve"> O site deve funcionar nos principais navegadores (Chrome, Firefox, Edge, Safari).</w:t>
             </w:r>
           </w:p>
         </w:tc>
@@ -5223,7 +7887,6 @@
               <w:rPr>
                 <w:rFonts w:ascii="Times New Roman" w:hAnsi="Times New Roman" w:cs="Times New Roman"/>
               </w:rPr>
-              <w:lastRenderedPageBreak/>
               <w:t>Suporte a Chrome, Firefox, Edge e Safari nas versões atuais.</w:t>
             </w:r>
           </w:p>
@@ -5246,14 +7909,7 @@
               <w:rPr>
                 <w:rFonts w:ascii="Times New Roman" w:hAnsi="Times New Roman" w:cs="Times New Roman"/>
               </w:rPr>
-              <w:t xml:space="preserve">Testar funcionalidades em cada navegador, </w:t>
-            </w:r>
-            <w:r>
-              <w:rPr>
-                <w:rFonts w:ascii="Times New Roman" w:hAnsi="Times New Roman" w:cs="Times New Roman"/>
-              </w:rPr>
-              <w:lastRenderedPageBreak/>
-              <w:t>verificar diferenças de layout.</w:t>
+              <w:t>Testar funcionalidades em cada navegador, verificar diferenças de layout.</w:t>
             </w:r>
           </w:p>
         </w:tc>
@@ -5285,7 +7941,6 @@
                 <w:szCs w:val="24"/>
                 <w:lang w:eastAsia="pt-BR"/>
               </w:rPr>
-              <w:lastRenderedPageBreak/>
               <w:t>RNF05</w:t>
             </w:r>
           </w:p>
@@ -5560,7 +8215,29 @@
                 <w:szCs w:val="24"/>
                 <w:lang w:eastAsia="pt-BR"/>
               </w:rPr>
-              <w:t>Escalabilidade:</w:t>
+              <w:t>Escalabilidade</w:t>
+            </w:r>
+            <w:r>
+              <w:rPr>
+                <w:rFonts w:ascii="Times New Roman" w:eastAsia="Times New Roman" w:hAnsi="Times New Roman" w:cs="Times New Roman"/>
+                <w:b/>
+                <w:bCs/>
+                <w:sz w:val="24"/>
+                <w:szCs w:val="24"/>
+                <w:lang w:eastAsia="pt-BR"/>
+              </w:rPr>
+              <w:t xml:space="preserve"> de Usuários</w:t>
+            </w:r>
+            <w:r>
+              <w:rPr>
+                <w:rFonts w:ascii="Times New Roman" w:eastAsia="Times New Roman" w:hAnsi="Times New Roman" w:cs="Times New Roman"/>
+                <w:b/>
+                <w:bCs/>
+                <w:sz w:val="24"/>
+                <w:szCs w:val="24"/>
+                <w:lang w:eastAsia="pt-BR"/>
+              </w:rPr>
+              <w:t>:</w:t>
             </w:r>
             <w:r>
               <w:rPr>
@@ -5672,16 +8349,16 @@
                 <w:szCs w:val="24"/>
                 <w:lang w:eastAsia="pt-BR"/>
               </w:rPr>
-              <w:t>Disponibilidade:</w:t>
-            </w:r>
-            <w:r>
-              <w:rPr>
-                <w:rFonts w:ascii="Times New Roman" w:eastAsia="Times New Roman" w:hAnsi="Times New Roman" w:cs="Times New Roman"/>
-                <w:sz w:val="24"/>
-                <w:szCs w:val="24"/>
-                <w:lang w:eastAsia="pt-BR"/>
-              </w:rPr>
-              <w:t xml:space="preserve"> O sistema deve estar disponível 99,9% do tempo (SLA).</w:t>
+              <w:t xml:space="preserve">Escalabilidade de Jogos: </w:t>
+            </w:r>
+            <w:r>
+              <w:rPr>
+                <w:rFonts w:ascii="Times New Roman" w:eastAsia="Times New Roman" w:hAnsi="Times New Roman" w:cs="Times New Roman"/>
+                <w:sz w:val="24"/>
+                <w:szCs w:val="24"/>
+                <w:lang w:eastAsia="pt-BR"/>
+              </w:rPr>
+              <w:t>O sistema deve suportar aumento de jogos publicados sem perda de desempenho.</w:t>
             </w:r>
           </w:p>
         </w:tc>
@@ -5701,23 +8378,12 @@
             </w:pPr>
             <w:r>
               <w:rPr>
-                <w:rFonts w:ascii="Times New Roman" w:hAnsi="Times New Roman" w:cs="Times New Roman"/>
-              </w:rPr>
-              <w:t xml:space="preserve">SLA de 99,9% de </w:t>
-            </w:r>
-            <w:proofErr w:type="spellStart"/>
-            <w:r>
-              <w:rPr>
-                <w:rFonts w:ascii="Times New Roman" w:hAnsi="Times New Roman" w:cs="Times New Roman"/>
-              </w:rPr>
-              <w:t>uptime</w:t>
-            </w:r>
-            <w:proofErr w:type="spellEnd"/>
-            <w:r>
-              <w:rPr>
-                <w:rFonts w:ascii="Times New Roman" w:hAnsi="Times New Roman" w:cs="Times New Roman"/>
-              </w:rPr>
-              <w:t>.</w:t>
+                <w:rFonts w:ascii="Times New Roman" w:eastAsia="Times New Roman" w:hAnsi="Times New Roman" w:cs="Times New Roman"/>
+                <w:sz w:val="24"/>
+                <w:szCs w:val="24"/>
+                <w:lang w:eastAsia="pt-BR"/>
+              </w:rPr>
+              <w:t>O aumento contínuo de jogos e demos publicadas não deve causar interferência no desempenho do site e do aplicativo.</w:t>
             </w:r>
           </w:p>
         </w:tc>
@@ -5737,9 +8403,12 @@
             </w:pPr>
             <w:r>
               <w:rPr>
-                <w:rFonts w:ascii="Times New Roman" w:hAnsi="Times New Roman" w:cs="Times New Roman"/>
-              </w:rPr>
-              <w:t>Testar monitoramento contínuo, simular falhas e medir tempo de recuperação.</w:t>
+                <w:rFonts w:ascii="Times New Roman" w:eastAsia="Times New Roman" w:hAnsi="Times New Roman" w:cs="Times New Roman"/>
+                <w:sz w:val="24"/>
+                <w:szCs w:val="24"/>
+                <w:lang w:eastAsia="pt-BR"/>
+              </w:rPr>
+              <w:t>Acompanhar a adição de jogos ao catálogo</w:t>
             </w:r>
           </w:p>
         </w:tc>
@@ -5771,6 +8440,7 @@
                 <w:szCs w:val="24"/>
                 <w:lang w:eastAsia="pt-BR"/>
               </w:rPr>
+              <w:lastRenderedPageBreak/>
               <w:t>RNF08</w:t>
             </w:r>
           </w:p>
@@ -5798,16 +8468,16 @@
                 <w:szCs w:val="24"/>
                 <w:lang w:eastAsia="pt-BR"/>
               </w:rPr>
-              <w:t>Recuperação de Desastres:</w:t>
-            </w:r>
-            <w:r>
-              <w:rPr>
-                <w:rFonts w:ascii="Times New Roman" w:eastAsia="Times New Roman" w:hAnsi="Times New Roman" w:cs="Times New Roman"/>
-                <w:sz w:val="24"/>
-                <w:szCs w:val="24"/>
-                <w:lang w:eastAsia="pt-BR"/>
-              </w:rPr>
-              <w:t xml:space="preserve"> O sistema deve restaurar dados em até 24h após falha crítica.</w:t>
+              <w:t>Disponibilidade:</w:t>
+            </w:r>
+            <w:r>
+              <w:rPr>
+                <w:rFonts w:ascii="Times New Roman" w:eastAsia="Times New Roman" w:hAnsi="Times New Roman" w:cs="Times New Roman"/>
+                <w:sz w:val="24"/>
+                <w:szCs w:val="24"/>
+                <w:lang w:eastAsia="pt-BR"/>
+              </w:rPr>
+              <w:t xml:space="preserve"> O sistema deve estar disponível 99,9% do tempo (SLA).</w:t>
             </w:r>
           </w:p>
         </w:tc>
@@ -5829,7 +8499,21 @@
               <w:rPr>
                 <w:rFonts w:ascii="Times New Roman" w:hAnsi="Times New Roman" w:cs="Times New Roman"/>
               </w:rPr>
-              <w:t>Restauração de dados em até 24h após falha crítica.</w:t>
+              <w:t xml:space="preserve">SLA de 99,9% de </w:t>
+            </w:r>
+            <w:proofErr w:type="spellStart"/>
+            <w:r>
+              <w:rPr>
+                <w:rFonts w:ascii="Times New Roman" w:hAnsi="Times New Roman" w:cs="Times New Roman"/>
+              </w:rPr>
+              <w:t>uptime</w:t>
+            </w:r>
+            <w:proofErr w:type="spellEnd"/>
+            <w:r>
+              <w:rPr>
+                <w:rFonts w:ascii="Times New Roman" w:hAnsi="Times New Roman" w:cs="Times New Roman"/>
+              </w:rPr>
+              <w:t>.</w:t>
             </w:r>
           </w:p>
         </w:tc>
@@ -5910,16 +8594,16 @@
                 <w:szCs w:val="24"/>
                 <w:lang w:eastAsia="pt-BR"/>
               </w:rPr>
-              <w:t>Manutenibilidade:</w:t>
-            </w:r>
-            <w:r>
-              <w:rPr>
-                <w:rFonts w:ascii="Times New Roman" w:eastAsia="Times New Roman" w:hAnsi="Times New Roman" w:cs="Times New Roman"/>
-                <w:sz w:val="24"/>
-                <w:szCs w:val="24"/>
-                <w:lang w:eastAsia="pt-BR"/>
-              </w:rPr>
-              <w:t xml:space="preserve"> O código deve ser modular e documentado para facilitar correções e melhorias.</w:t>
+              <w:t>Recuperação de Desastres:</w:t>
+            </w:r>
+            <w:r>
+              <w:rPr>
+                <w:rFonts w:ascii="Times New Roman" w:eastAsia="Times New Roman" w:hAnsi="Times New Roman" w:cs="Times New Roman"/>
+                <w:sz w:val="24"/>
+                <w:szCs w:val="24"/>
+                <w:lang w:eastAsia="pt-BR"/>
+              </w:rPr>
+              <w:t xml:space="preserve"> O sistema deve restaurar dados em até 24h após falha crítica.</w:t>
             </w:r>
           </w:p>
         </w:tc>
@@ -5942,21 +8626,7 @@
               <w:rPr>
                 <w:rFonts w:ascii="Times New Roman" w:hAnsi="Times New Roman" w:cs="Times New Roman"/>
               </w:rPr>
-              <w:t xml:space="preserve">Código modular, documentado e </w:t>
-            </w:r>
-            <w:proofErr w:type="spellStart"/>
-            <w:r>
-              <w:rPr>
-                <w:rFonts w:ascii="Times New Roman" w:hAnsi="Times New Roman" w:cs="Times New Roman"/>
-              </w:rPr>
-              <w:t>versionado</w:t>
-            </w:r>
-            <w:proofErr w:type="spellEnd"/>
-            <w:r>
-              <w:rPr>
-                <w:rFonts w:ascii="Times New Roman" w:hAnsi="Times New Roman" w:cs="Times New Roman"/>
-              </w:rPr>
-              <w:t xml:space="preserve"> em repositório.</w:t>
+              <w:t>Realizar um backup em caso de perda de acesso ao site e aplicativo em até 24 horas.</w:t>
             </w:r>
           </w:p>
         </w:tc>
@@ -5977,9 +8647,12 @@
             </w:pPr>
             <w:r>
               <w:rPr>
-                <w:rFonts w:ascii="Times New Roman" w:hAnsi="Times New Roman" w:cs="Times New Roman"/>
-              </w:rPr>
-              <w:t>Testar legibilidade do código, documentação atualizada, facilidade de correção.</w:t>
+                <w:rFonts w:ascii="Times New Roman" w:eastAsia="Times New Roman" w:hAnsi="Times New Roman" w:cs="Times New Roman"/>
+                <w:sz w:val="24"/>
+                <w:szCs w:val="24"/>
+                <w:lang w:eastAsia="pt-BR"/>
+              </w:rPr>
+              <w:t>Testar a capacidade de backup dos dados salvos numa simulação de falha – e analisar o tempo de recuperação.</w:t>
             </w:r>
           </w:p>
         </w:tc>
@@ -6038,16 +8711,16 @@
                 <w:szCs w:val="24"/>
                 <w:lang w:eastAsia="pt-BR"/>
               </w:rPr>
-              <w:t>Confiabilidade:</w:t>
-            </w:r>
-            <w:r>
-              <w:rPr>
-                <w:rFonts w:ascii="Times New Roman" w:eastAsia="Times New Roman" w:hAnsi="Times New Roman" w:cs="Times New Roman"/>
-                <w:sz w:val="24"/>
-                <w:szCs w:val="24"/>
-                <w:lang w:eastAsia="pt-BR"/>
-              </w:rPr>
-              <w:t xml:space="preserve"> O sistema deve garantir integridade dos dados em transações financeiras.</w:t>
+              <w:t>Manutenibilidade:</w:t>
+            </w:r>
+            <w:r>
+              <w:rPr>
+                <w:rFonts w:ascii="Times New Roman" w:eastAsia="Times New Roman" w:hAnsi="Times New Roman" w:cs="Times New Roman"/>
+                <w:sz w:val="24"/>
+                <w:szCs w:val="24"/>
+                <w:lang w:eastAsia="pt-BR"/>
+              </w:rPr>
+              <w:t xml:space="preserve"> O código deve ser modular e documentado para facilitar correções e melhorias.</w:t>
             </w:r>
           </w:p>
         </w:tc>
@@ -6069,7 +8742,21 @@
               <w:rPr>
                 <w:rFonts w:ascii="Times New Roman" w:hAnsi="Times New Roman" w:cs="Times New Roman"/>
               </w:rPr>
-              <w:t>Garantia de integridade em transações financeiras.</w:t>
+              <w:t xml:space="preserve">Código modular, documentado e </w:t>
+            </w:r>
+            <w:proofErr w:type="spellStart"/>
+            <w:r>
+              <w:rPr>
+                <w:rFonts w:ascii="Times New Roman" w:hAnsi="Times New Roman" w:cs="Times New Roman"/>
+              </w:rPr>
+              <w:t>versionado</w:t>
+            </w:r>
+            <w:proofErr w:type="spellEnd"/>
+            <w:r>
+              <w:rPr>
+                <w:rFonts w:ascii="Times New Roman" w:hAnsi="Times New Roman" w:cs="Times New Roman"/>
+              </w:rPr>
+              <w:t xml:space="preserve"> em repositório.</w:t>
             </w:r>
           </w:p>
         </w:tc>
@@ -6091,7 +8778,7 @@
               <w:rPr>
                 <w:rFonts w:ascii="Times New Roman" w:hAnsi="Times New Roman" w:cs="Times New Roman"/>
               </w:rPr>
-              <w:t>Testar consistência de dados em compras, simular falha durante transação.</w:t>
+              <w:t>Testar legibilidade do código, documentação atualizada, facilidade de correção.</w:t>
             </w:r>
           </w:p>
         </w:tc>
@@ -6115,7 +8802,7 @@
 </file>
 
 <file path=word/numbering.xml><?xml version="1.0" encoding="utf-8"?>
-<w:numbering xmlns:wpc="http://schemas.microsoft.com/office/word/2010/wordprocessingCanvas" xmlns:cx="http://schemas.microsoft.com/office/drawing/2014/chartex" xmlns:cx1="http://schemas.microsoft.com/office/drawing/2015/9/8/chartex" xmlns:cx2="http://schemas.microsoft.com/office/drawing/2015/10/21/chartex" xmlns:cx3="http://schemas.microsoft.com/office/drawing/2016/5/9/chartex" xmlns:cx4="http://schemas.microsoft.com/office/drawing/2016/5/10/chartex" xmlns:cx5="http://schemas.microsoft.com/office/drawing/2016/5/11/chartex" xmlns:cx6="http://schemas.microsoft.com/office/drawing/2016/5/12/chartex" xmlns:cx7="http://schemas.microsoft.com/office/drawing/2016/5/13/chartex" xmlns:cx8="http://schemas.microsoft.com/office/drawing/2016/5/14/chartex" xmlns:mc="http://schemas.openxmlformats.org/markup-compatibility/2006" xmlns:aink="http://schemas.microsoft.com/office/drawing/2016/ink" xmlns:am3d="http://schemas.microsoft.com/office/drawing/2017/model3d" xmlns:o="urn:schemas-microsoft-com:office:office" xmlns:r="http://schemas.openxmlformats.org/officeDocument/2006/relationships" xmlns:m="http://schemas.openxmlformats.org/officeDocument/2006/math" xmlns:v="urn:schemas-microsoft-com:vml" xmlns:wp14="http://schemas.microsoft.com/office/word/2010/wordprocessingDrawing" xmlns:wp="http://schemas.openxmlformats.org/drawingml/2006/wordprocessingDrawing" xmlns:w10="urn:schemas-microsoft-com:office:word" xmlns:w="http://schemas.openxmlformats.org/wordprocessingml/2006/main" xmlns:w14="http://schemas.microsoft.com/office/word/2010/wordml" xmlns:w15="http://schemas.microsoft.com/office/word/2012/wordml" xmlns:w16cid="http://schemas.microsoft.com/office/word/2016/wordml/cid" xmlns:w16se="http://schemas.microsoft.com/office/word/2015/wordml/symex" xmlns:wpg="http://schemas.microsoft.com/office/word/2010/wordprocessingGroup" xmlns:wpi="http://schemas.microsoft.com/office/word/2010/wordprocessingInk" xmlns:wne="http://schemas.microsoft.com/office/word/2006/wordml" xmlns:wps="http://schemas.microsoft.com/office/word/2010/wordprocessingShape" mc:Ignorable="w14 w15 w16se w16cid wp14">
+<w:numbering xmlns:wpc="http://schemas.microsoft.com/office/word/2010/wordprocessingCanvas" xmlns:cx="http://schemas.microsoft.com/office/drawing/2014/chartex" xmlns:cx1="http://schemas.microsoft.com/office/drawing/2015/9/8/chartex" xmlns:cx2="http://schemas.microsoft.com/office/drawing/2015/10/21/chartex" xmlns:cx3="http://schemas.microsoft.com/office/drawing/2016/5/9/chartex" xmlns:cx4="http://schemas.microsoft.com/office/drawing/2016/5/10/chartex" xmlns:cx5="http://schemas.microsoft.com/office/drawing/2016/5/11/chartex" xmlns:cx6="http://schemas.microsoft.com/office/drawing/2016/5/12/chartex" xmlns:cx7="http://schemas.microsoft.com/office/drawing/2016/5/13/chartex" xmlns:cx8="http://schemas.microsoft.com/office/drawing/2016/5/14/chartex" xmlns:mc="http://schemas.openxmlformats.org/markup-compatibility/2006" xmlns:aink="http://schemas.microsoft.com/office/drawing/2016/ink" xmlns:am3d="http://schemas.microsoft.com/office/drawing/2017/model3d" xmlns:o="urn:schemas-microsoft-com:office:office" xmlns:r="http://schemas.openxmlformats.org/officeDocument/2006/relationships" xmlns:m="http://schemas.openxmlformats.org/officeDocument/2006/math" xmlns:v="urn:schemas-microsoft-com:vml" xmlns:wp14="http://schemas.microsoft.com/office/word/2010/wordprocessingDrawing" xmlns:wp="http://schemas.openxmlformats.org/drawingml/2006/wordprocessingDrawing" xmlns:w10="urn:schemas-microsoft-com:office:word" xmlns:w="http://schemas.openxmlformats.org/wordprocessingml/2006/main" xmlns:w14="http://schemas.microsoft.com/office/word/2010/wordml" xmlns:w15="http://schemas.microsoft.com/office/word/2012/wordml" xmlns:w16cex="http://schemas.microsoft.com/office/word/2018/wordml/cex" xmlns:w16cid="http://schemas.microsoft.com/office/word/2016/wordml/cid" xmlns:w16="http://schemas.microsoft.com/office/word/2018/wordml" xmlns:w16sdtdh="http://schemas.microsoft.com/office/word/2020/wordml/sdtdatahash" xmlns:w16se="http://schemas.microsoft.com/office/word/2015/wordml/symex" xmlns:wpg="http://schemas.microsoft.com/office/word/2010/wordprocessingGroup" xmlns:wpi="http://schemas.microsoft.com/office/word/2010/wordprocessingInk" xmlns:wne="http://schemas.microsoft.com/office/word/2006/wordml" xmlns:wps="http://schemas.microsoft.com/office/word/2010/wordprocessingShape" mc:Ignorable="w14 w15 w16se w16cid w16 w16cex w16sdtdh wp14">
   <w:abstractNum w:abstractNumId="0" w15:restartNumberingAfterBreak="0">
     <w:nsid w:val="00DE69A4"/>
     <w:multiLevelType w:val="multilevel"/>
@@ -6713,6 +9400,453 @@
     </w:lvl>
   </w:abstractNum>
   <w:abstractNum w:abstractNumId="4" w15:restartNumberingAfterBreak="0">
+    <w:nsid w:val="323E2B6D"/>
+    <w:multiLevelType w:val="multilevel"/>
+    <w:tmpl w:val="776AA2EE"/>
+    <w:lvl w:ilvl="0">
+      <w:start w:val="1"/>
+      <w:numFmt w:val="bullet"/>
+      <w:lvlText w:val=""/>
+      <w:lvlJc w:val="left"/>
+      <w:pPr>
+        <w:tabs>
+          <w:tab w:val="num" w:pos="720"/>
+        </w:tabs>
+        <w:ind w:left="720" w:hanging="360"/>
+      </w:pPr>
+      <w:rPr>
+        <w:rFonts w:ascii="Symbol" w:hAnsi="Symbol" w:hint="default"/>
+        <w:sz w:val="20"/>
+      </w:rPr>
+    </w:lvl>
+    <w:lvl w:ilvl="1" w:tentative="1">
+      <w:start w:val="1"/>
+      <w:numFmt w:val="bullet"/>
+      <w:lvlText w:val="o"/>
+      <w:lvlJc w:val="left"/>
+      <w:pPr>
+        <w:tabs>
+          <w:tab w:val="num" w:pos="1440"/>
+        </w:tabs>
+        <w:ind w:left="1440" w:hanging="360"/>
+      </w:pPr>
+      <w:rPr>
+        <w:rFonts w:ascii="Courier New" w:hAnsi="Courier New" w:hint="default"/>
+        <w:sz w:val="20"/>
+      </w:rPr>
+    </w:lvl>
+    <w:lvl w:ilvl="2" w:tentative="1">
+      <w:start w:val="1"/>
+      <w:numFmt w:val="bullet"/>
+      <w:lvlText w:val=""/>
+      <w:lvlJc w:val="left"/>
+      <w:pPr>
+        <w:tabs>
+          <w:tab w:val="num" w:pos="2160"/>
+        </w:tabs>
+        <w:ind w:left="2160" w:hanging="360"/>
+      </w:pPr>
+      <w:rPr>
+        <w:rFonts w:ascii="Wingdings" w:hAnsi="Wingdings" w:hint="default"/>
+        <w:sz w:val="20"/>
+      </w:rPr>
+    </w:lvl>
+    <w:lvl w:ilvl="3" w:tentative="1">
+      <w:start w:val="1"/>
+      <w:numFmt w:val="bullet"/>
+      <w:lvlText w:val=""/>
+      <w:lvlJc w:val="left"/>
+      <w:pPr>
+        <w:tabs>
+          <w:tab w:val="num" w:pos="2880"/>
+        </w:tabs>
+        <w:ind w:left="2880" w:hanging="360"/>
+      </w:pPr>
+      <w:rPr>
+        <w:rFonts w:ascii="Wingdings" w:hAnsi="Wingdings" w:hint="default"/>
+        <w:sz w:val="20"/>
+      </w:rPr>
+    </w:lvl>
+    <w:lvl w:ilvl="4" w:tentative="1">
+      <w:start w:val="1"/>
+      <w:numFmt w:val="bullet"/>
+      <w:lvlText w:val=""/>
+      <w:lvlJc w:val="left"/>
+      <w:pPr>
+        <w:tabs>
+          <w:tab w:val="num" w:pos="3600"/>
+        </w:tabs>
+        <w:ind w:left="3600" w:hanging="360"/>
+      </w:pPr>
+      <w:rPr>
+        <w:rFonts w:ascii="Wingdings" w:hAnsi="Wingdings" w:hint="default"/>
+        <w:sz w:val="20"/>
+      </w:rPr>
+    </w:lvl>
+    <w:lvl w:ilvl="5" w:tentative="1">
+      <w:start w:val="1"/>
+      <w:numFmt w:val="bullet"/>
+      <w:lvlText w:val=""/>
+      <w:lvlJc w:val="left"/>
+      <w:pPr>
+        <w:tabs>
+          <w:tab w:val="num" w:pos="4320"/>
+        </w:tabs>
+        <w:ind w:left="4320" w:hanging="360"/>
+      </w:pPr>
+      <w:rPr>
+        <w:rFonts w:ascii="Wingdings" w:hAnsi="Wingdings" w:hint="default"/>
+        <w:sz w:val="20"/>
+      </w:rPr>
+    </w:lvl>
+    <w:lvl w:ilvl="6" w:tentative="1">
+      <w:start w:val="1"/>
+      <w:numFmt w:val="bullet"/>
+      <w:lvlText w:val=""/>
+      <w:lvlJc w:val="left"/>
+      <w:pPr>
+        <w:tabs>
+          <w:tab w:val="num" w:pos="5040"/>
+        </w:tabs>
+        <w:ind w:left="5040" w:hanging="360"/>
+      </w:pPr>
+      <w:rPr>
+        <w:rFonts w:ascii="Wingdings" w:hAnsi="Wingdings" w:hint="default"/>
+        <w:sz w:val="20"/>
+      </w:rPr>
+    </w:lvl>
+    <w:lvl w:ilvl="7" w:tentative="1">
+      <w:start w:val="1"/>
+      <w:numFmt w:val="bullet"/>
+      <w:lvlText w:val=""/>
+      <w:lvlJc w:val="left"/>
+      <w:pPr>
+        <w:tabs>
+          <w:tab w:val="num" w:pos="5760"/>
+        </w:tabs>
+        <w:ind w:left="5760" w:hanging="360"/>
+      </w:pPr>
+      <w:rPr>
+        <w:rFonts w:ascii="Wingdings" w:hAnsi="Wingdings" w:hint="default"/>
+        <w:sz w:val="20"/>
+      </w:rPr>
+    </w:lvl>
+    <w:lvl w:ilvl="8" w:tentative="1">
+      <w:start w:val="1"/>
+      <w:numFmt w:val="bullet"/>
+      <w:lvlText w:val=""/>
+      <w:lvlJc w:val="left"/>
+      <w:pPr>
+        <w:tabs>
+          <w:tab w:val="num" w:pos="6480"/>
+        </w:tabs>
+        <w:ind w:left="6480" w:hanging="360"/>
+      </w:pPr>
+      <w:rPr>
+        <w:rFonts w:ascii="Wingdings" w:hAnsi="Wingdings" w:hint="default"/>
+        <w:sz w:val="20"/>
+      </w:rPr>
+    </w:lvl>
+  </w:abstractNum>
+  <w:abstractNum w:abstractNumId="5" w15:restartNumberingAfterBreak="0">
+    <w:nsid w:val="37C115A9"/>
+    <w:multiLevelType w:val="multilevel"/>
+    <w:tmpl w:val="4A76E8B8"/>
+    <w:lvl w:ilvl="0">
+      <w:start w:val="1"/>
+      <w:numFmt w:val="bullet"/>
+      <w:lvlText w:val=""/>
+      <w:lvlJc w:val="left"/>
+      <w:pPr>
+        <w:tabs>
+          <w:tab w:val="num" w:pos="720"/>
+        </w:tabs>
+        <w:ind w:left="720" w:hanging="360"/>
+      </w:pPr>
+      <w:rPr>
+        <w:rFonts w:ascii="Symbol" w:hAnsi="Symbol" w:hint="default"/>
+        <w:sz w:val="20"/>
+      </w:rPr>
+    </w:lvl>
+    <w:lvl w:ilvl="1" w:tentative="1">
+      <w:start w:val="1"/>
+      <w:numFmt w:val="bullet"/>
+      <w:lvlText w:val="o"/>
+      <w:lvlJc w:val="left"/>
+      <w:pPr>
+        <w:tabs>
+          <w:tab w:val="num" w:pos="1440"/>
+        </w:tabs>
+        <w:ind w:left="1440" w:hanging="360"/>
+      </w:pPr>
+      <w:rPr>
+        <w:rFonts w:ascii="Courier New" w:hAnsi="Courier New" w:hint="default"/>
+        <w:sz w:val="20"/>
+      </w:rPr>
+    </w:lvl>
+    <w:lvl w:ilvl="2" w:tentative="1">
+      <w:start w:val="1"/>
+      <w:numFmt w:val="bullet"/>
+      <w:lvlText w:val=""/>
+      <w:lvlJc w:val="left"/>
+      <w:pPr>
+        <w:tabs>
+          <w:tab w:val="num" w:pos="2160"/>
+        </w:tabs>
+        <w:ind w:left="2160" w:hanging="360"/>
+      </w:pPr>
+      <w:rPr>
+        <w:rFonts w:ascii="Wingdings" w:hAnsi="Wingdings" w:hint="default"/>
+        <w:sz w:val="20"/>
+      </w:rPr>
+    </w:lvl>
+    <w:lvl w:ilvl="3" w:tentative="1">
+      <w:start w:val="1"/>
+      <w:numFmt w:val="bullet"/>
+      <w:lvlText w:val=""/>
+      <w:lvlJc w:val="left"/>
+      <w:pPr>
+        <w:tabs>
+          <w:tab w:val="num" w:pos="2880"/>
+        </w:tabs>
+        <w:ind w:left="2880" w:hanging="360"/>
+      </w:pPr>
+      <w:rPr>
+        <w:rFonts w:ascii="Wingdings" w:hAnsi="Wingdings" w:hint="default"/>
+        <w:sz w:val="20"/>
+      </w:rPr>
+    </w:lvl>
+    <w:lvl w:ilvl="4" w:tentative="1">
+      <w:start w:val="1"/>
+      <w:numFmt w:val="bullet"/>
+      <w:lvlText w:val=""/>
+      <w:lvlJc w:val="left"/>
+      <w:pPr>
+        <w:tabs>
+          <w:tab w:val="num" w:pos="3600"/>
+        </w:tabs>
+        <w:ind w:left="3600" w:hanging="360"/>
+      </w:pPr>
+      <w:rPr>
+        <w:rFonts w:ascii="Wingdings" w:hAnsi="Wingdings" w:hint="default"/>
+        <w:sz w:val="20"/>
+      </w:rPr>
+    </w:lvl>
+    <w:lvl w:ilvl="5" w:tentative="1">
+      <w:start w:val="1"/>
+      <w:numFmt w:val="bullet"/>
+      <w:lvlText w:val=""/>
+      <w:lvlJc w:val="left"/>
+      <w:pPr>
+        <w:tabs>
+          <w:tab w:val="num" w:pos="4320"/>
+        </w:tabs>
+        <w:ind w:left="4320" w:hanging="360"/>
+      </w:pPr>
+      <w:rPr>
+        <w:rFonts w:ascii="Wingdings" w:hAnsi="Wingdings" w:hint="default"/>
+        <w:sz w:val="20"/>
+      </w:rPr>
+    </w:lvl>
+    <w:lvl w:ilvl="6" w:tentative="1">
+      <w:start w:val="1"/>
+      <w:numFmt w:val="bullet"/>
+      <w:lvlText w:val=""/>
+      <w:lvlJc w:val="left"/>
+      <w:pPr>
+        <w:tabs>
+          <w:tab w:val="num" w:pos="5040"/>
+        </w:tabs>
+        <w:ind w:left="5040" w:hanging="360"/>
+      </w:pPr>
+      <w:rPr>
+        <w:rFonts w:ascii="Wingdings" w:hAnsi="Wingdings" w:hint="default"/>
+        <w:sz w:val="20"/>
+      </w:rPr>
+    </w:lvl>
+    <w:lvl w:ilvl="7" w:tentative="1">
+      <w:start w:val="1"/>
+      <w:numFmt w:val="bullet"/>
+      <w:lvlText w:val=""/>
+      <w:lvlJc w:val="left"/>
+      <w:pPr>
+        <w:tabs>
+          <w:tab w:val="num" w:pos="5760"/>
+        </w:tabs>
+        <w:ind w:left="5760" w:hanging="360"/>
+      </w:pPr>
+      <w:rPr>
+        <w:rFonts w:ascii="Wingdings" w:hAnsi="Wingdings" w:hint="default"/>
+        <w:sz w:val="20"/>
+      </w:rPr>
+    </w:lvl>
+    <w:lvl w:ilvl="8" w:tentative="1">
+      <w:start w:val="1"/>
+      <w:numFmt w:val="bullet"/>
+      <w:lvlText w:val=""/>
+      <w:lvlJc w:val="left"/>
+      <w:pPr>
+        <w:tabs>
+          <w:tab w:val="num" w:pos="6480"/>
+        </w:tabs>
+        <w:ind w:left="6480" w:hanging="360"/>
+      </w:pPr>
+      <w:rPr>
+        <w:rFonts w:ascii="Wingdings" w:hAnsi="Wingdings" w:hint="default"/>
+        <w:sz w:val="20"/>
+      </w:rPr>
+    </w:lvl>
+  </w:abstractNum>
+  <w:abstractNum w:abstractNumId="6" w15:restartNumberingAfterBreak="0">
+    <w:nsid w:val="3C4D1EBE"/>
+    <w:multiLevelType w:val="multilevel"/>
+    <w:tmpl w:val="0CDA6442"/>
+    <w:lvl w:ilvl="0">
+      <w:start w:val="1"/>
+      <w:numFmt w:val="bullet"/>
+      <w:lvlText w:val=""/>
+      <w:lvlJc w:val="left"/>
+      <w:pPr>
+        <w:tabs>
+          <w:tab w:val="num" w:pos="720"/>
+        </w:tabs>
+        <w:ind w:left="720" w:hanging="360"/>
+      </w:pPr>
+      <w:rPr>
+        <w:rFonts w:ascii="Symbol" w:hAnsi="Symbol" w:hint="default"/>
+        <w:sz w:val="20"/>
+      </w:rPr>
+    </w:lvl>
+    <w:lvl w:ilvl="1" w:tentative="1">
+      <w:start w:val="1"/>
+      <w:numFmt w:val="bullet"/>
+      <w:lvlText w:val="o"/>
+      <w:lvlJc w:val="left"/>
+      <w:pPr>
+        <w:tabs>
+          <w:tab w:val="num" w:pos="1440"/>
+        </w:tabs>
+        <w:ind w:left="1440" w:hanging="360"/>
+      </w:pPr>
+      <w:rPr>
+        <w:rFonts w:ascii="Courier New" w:hAnsi="Courier New" w:hint="default"/>
+        <w:sz w:val="20"/>
+      </w:rPr>
+    </w:lvl>
+    <w:lvl w:ilvl="2" w:tentative="1">
+      <w:start w:val="1"/>
+      <w:numFmt w:val="bullet"/>
+      <w:lvlText w:val=""/>
+      <w:lvlJc w:val="left"/>
+      <w:pPr>
+        <w:tabs>
+          <w:tab w:val="num" w:pos="2160"/>
+        </w:tabs>
+        <w:ind w:left="2160" w:hanging="360"/>
+      </w:pPr>
+      <w:rPr>
+        <w:rFonts w:ascii="Wingdings" w:hAnsi="Wingdings" w:hint="default"/>
+        <w:sz w:val="20"/>
+      </w:rPr>
+    </w:lvl>
+    <w:lvl w:ilvl="3" w:tentative="1">
+      <w:start w:val="1"/>
+      <w:numFmt w:val="bullet"/>
+      <w:lvlText w:val=""/>
+      <w:lvlJc w:val="left"/>
+      <w:pPr>
+        <w:tabs>
+          <w:tab w:val="num" w:pos="2880"/>
+        </w:tabs>
+        <w:ind w:left="2880" w:hanging="360"/>
+      </w:pPr>
+      <w:rPr>
+        <w:rFonts w:ascii="Wingdings" w:hAnsi="Wingdings" w:hint="default"/>
+        <w:sz w:val="20"/>
+      </w:rPr>
+    </w:lvl>
+    <w:lvl w:ilvl="4" w:tentative="1">
+      <w:start w:val="1"/>
+      <w:numFmt w:val="bullet"/>
+      <w:lvlText w:val=""/>
+      <w:lvlJc w:val="left"/>
+      <w:pPr>
+        <w:tabs>
+          <w:tab w:val="num" w:pos="3600"/>
+        </w:tabs>
+        <w:ind w:left="3600" w:hanging="360"/>
+      </w:pPr>
+      <w:rPr>
+        <w:rFonts w:ascii="Wingdings" w:hAnsi="Wingdings" w:hint="default"/>
+        <w:sz w:val="20"/>
+      </w:rPr>
+    </w:lvl>
+    <w:lvl w:ilvl="5" w:tentative="1">
+      <w:start w:val="1"/>
+      <w:numFmt w:val="bullet"/>
+      <w:lvlText w:val=""/>
+      <w:lvlJc w:val="left"/>
+      <w:pPr>
+        <w:tabs>
+          <w:tab w:val="num" w:pos="4320"/>
+        </w:tabs>
+        <w:ind w:left="4320" w:hanging="360"/>
+      </w:pPr>
+      <w:rPr>
+        <w:rFonts w:ascii="Wingdings" w:hAnsi="Wingdings" w:hint="default"/>
+        <w:sz w:val="20"/>
+      </w:rPr>
+    </w:lvl>
+    <w:lvl w:ilvl="6" w:tentative="1">
+      <w:start w:val="1"/>
+      <w:numFmt w:val="bullet"/>
+      <w:lvlText w:val=""/>
+      <w:lvlJc w:val="left"/>
+      <w:pPr>
+        <w:tabs>
+          <w:tab w:val="num" w:pos="5040"/>
+        </w:tabs>
+        <w:ind w:left="5040" w:hanging="360"/>
+      </w:pPr>
+      <w:rPr>
+        <w:rFonts w:ascii="Wingdings" w:hAnsi="Wingdings" w:hint="default"/>
+        <w:sz w:val="20"/>
+      </w:rPr>
+    </w:lvl>
+    <w:lvl w:ilvl="7" w:tentative="1">
+      <w:start w:val="1"/>
+      <w:numFmt w:val="bullet"/>
+      <w:lvlText w:val=""/>
+      <w:lvlJc w:val="left"/>
+      <w:pPr>
+        <w:tabs>
+          <w:tab w:val="num" w:pos="5760"/>
+        </w:tabs>
+        <w:ind w:left="5760" w:hanging="360"/>
+      </w:pPr>
+      <w:rPr>
+        <w:rFonts w:ascii="Wingdings" w:hAnsi="Wingdings" w:hint="default"/>
+        <w:sz w:val="20"/>
+      </w:rPr>
+    </w:lvl>
+    <w:lvl w:ilvl="8" w:tentative="1">
+      <w:start w:val="1"/>
+      <w:numFmt w:val="bullet"/>
+      <w:lvlText w:val=""/>
+      <w:lvlJc w:val="left"/>
+      <w:pPr>
+        <w:tabs>
+          <w:tab w:val="num" w:pos="6480"/>
+        </w:tabs>
+        <w:ind w:left="6480" w:hanging="360"/>
+      </w:pPr>
+      <w:rPr>
+        <w:rFonts w:ascii="Wingdings" w:hAnsi="Wingdings" w:hint="default"/>
+        <w:sz w:val="20"/>
+      </w:rPr>
+    </w:lvl>
+  </w:abstractNum>
+  <w:abstractNum w:abstractNumId="7" w15:restartNumberingAfterBreak="0">
     <w:nsid w:val="3DF06784"/>
     <w:multiLevelType w:val="multilevel"/>
     <w:tmpl w:val="DB805C82"/>
@@ -6861,7 +9995,567 @@
       </w:rPr>
     </w:lvl>
   </w:abstractNum>
-  <w:abstractNum w:abstractNumId="5" w15:restartNumberingAfterBreak="0">
+  <w:abstractNum w:abstractNumId="8" w15:restartNumberingAfterBreak="0">
+    <w:nsid w:val="428114B1"/>
+    <w:multiLevelType w:val="multilevel"/>
+    <w:tmpl w:val="ECE6E3EC"/>
+    <w:lvl w:ilvl="0">
+      <w:start w:val="1"/>
+      <w:numFmt w:val="bullet"/>
+      <w:lvlText w:val=""/>
+      <w:lvlJc w:val="left"/>
+      <w:pPr>
+        <w:tabs>
+          <w:tab w:val="num" w:pos="720"/>
+        </w:tabs>
+        <w:ind w:left="720" w:hanging="360"/>
+      </w:pPr>
+      <w:rPr>
+        <w:rFonts w:ascii="Symbol" w:hAnsi="Symbol" w:hint="default"/>
+        <w:sz w:val="20"/>
+      </w:rPr>
+    </w:lvl>
+    <w:lvl w:ilvl="1" w:tentative="1">
+      <w:start w:val="1"/>
+      <w:numFmt w:val="bullet"/>
+      <w:lvlText w:val="o"/>
+      <w:lvlJc w:val="left"/>
+      <w:pPr>
+        <w:tabs>
+          <w:tab w:val="num" w:pos="1440"/>
+        </w:tabs>
+        <w:ind w:left="1440" w:hanging="360"/>
+      </w:pPr>
+      <w:rPr>
+        <w:rFonts w:ascii="Courier New" w:hAnsi="Courier New" w:hint="default"/>
+        <w:sz w:val="20"/>
+      </w:rPr>
+    </w:lvl>
+    <w:lvl w:ilvl="2" w:tentative="1">
+      <w:start w:val="1"/>
+      <w:numFmt w:val="bullet"/>
+      <w:lvlText w:val=""/>
+      <w:lvlJc w:val="left"/>
+      <w:pPr>
+        <w:tabs>
+          <w:tab w:val="num" w:pos="2160"/>
+        </w:tabs>
+        <w:ind w:left="2160" w:hanging="360"/>
+      </w:pPr>
+      <w:rPr>
+        <w:rFonts w:ascii="Wingdings" w:hAnsi="Wingdings" w:hint="default"/>
+        <w:sz w:val="20"/>
+      </w:rPr>
+    </w:lvl>
+    <w:lvl w:ilvl="3" w:tentative="1">
+      <w:start w:val="1"/>
+      <w:numFmt w:val="bullet"/>
+      <w:lvlText w:val=""/>
+      <w:lvlJc w:val="left"/>
+      <w:pPr>
+        <w:tabs>
+          <w:tab w:val="num" w:pos="2880"/>
+        </w:tabs>
+        <w:ind w:left="2880" w:hanging="360"/>
+      </w:pPr>
+      <w:rPr>
+        <w:rFonts w:ascii="Wingdings" w:hAnsi="Wingdings" w:hint="default"/>
+        <w:sz w:val="20"/>
+      </w:rPr>
+    </w:lvl>
+    <w:lvl w:ilvl="4" w:tentative="1">
+      <w:start w:val="1"/>
+      <w:numFmt w:val="bullet"/>
+      <w:lvlText w:val=""/>
+      <w:lvlJc w:val="left"/>
+      <w:pPr>
+        <w:tabs>
+          <w:tab w:val="num" w:pos="3600"/>
+        </w:tabs>
+        <w:ind w:left="3600" w:hanging="360"/>
+      </w:pPr>
+      <w:rPr>
+        <w:rFonts w:ascii="Wingdings" w:hAnsi="Wingdings" w:hint="default"/>
+        <w:sz w:val="20"/>
+      </w:rPr>
+    </w:lvl>
+    <w:lvl w:ilvl="5" w:tentative="1">
+      <w:start w:val="1"/>
+      <w:numFmt w:val="bullet"/>
+      <w:lvlText w:val=""/>
+      <w:lvlJc w:val="left"/>
+      <w:pPr>
+        <w:tabs>
+          <w:tab w:val="num" w:pos="4320"/>
+        </w:tabs>
+        <w:ind w:left="4320" w:hanging="360"/>
+      </w:pPr>
+      <w:rPr>
+        <w:rFonts w:ascii="Wingdings" w:hAnsi="Wingdings" w:hint="default"/>
+        <w:sz w:val="20"/>
+      </w:rPr>
+    </w:lvl>
+    <w:lvl w:ilvl="6" w:tentative="1">
+      <w:start w:val="1"/>
+      <w:numFmt w:val="bullet"/>
+      <w:lvlText w:val=""/>
+      <w:lvlJc w:val="left"/>
+      <w:pPr>
+        <w:tabs>
+          <w:tab w:val="num" w:pos="5040"/>
+        </w:tabs>
+        <w:ind w:left="5040" w:hanging="360"/>
+      </w:pPr>
+      <w:rPr>
+        <w:rFonts w:ascii="Wingdings" w:hAnsi="Wingdings" w:hint="default"/>
+        <w:sz w:val="20"/>
+      </w:rPr>
+    </w:lvl>
+    <w:lvl w:ilvl="7" w:tentative="1">
+      <w:start w:val="1"/>
+      <w:numFmt w:val="bullet"/>
+      <w:lvlText w:val=""/>
+      <w:lvlJc w:val="left"/>
+      <w:pPr>
+        <w:tabs>
+          <w:tab w:val="num" w:pos="5760"/>
+        </w:tabs>
+        <w:ind w:left="5760" w:hanging="360"/>
+      </w:pPr>
+      <w:rPr>
+        <w:rFonts w:ascii="Wingdings" w:hAnsi="Wingdings" w:hint="default"/>
+        <w:sz w:val="20"/>
+      </w:rPr>
+    </w:lvl>
+    <w:lvl w:ilvl="8" w:tentative="1">
+      <w:start w:val="1"/>
+      <w:numFmt w:val="bullet"/>
+      <w:lvlText w:val=""/>
+      <w:lvlJc w:val="left"/>
+      <w:pPr>
+        <w:tabs>
+          <w:tab w:val="num" w:pos="6480"/>
+        </w:tabs>
+        <w:ind w:left="6480" w:hanging="360"/>
+      </w:pPr>
+      <w:rPr>
+        <w:rFonts w:ascii="Wingdings" w:hAnsi="Wingdings" w:hint="default"/>
+        <w:sz w:val="20"/>
+      </w:rPr>
+    </w:lvl>
+  </w:abstractNum>
+  <w:abstractNum w:abstractNumId="9" w15:restartNumberingAfterBreak="0">
+    <w:nsid w:val="4F8900A0"/>
+    <w:multiLevelType w:val="multilevel"/>
+    <w:tmpl w:val="2ACC3BC8"/>
+    <w:lvl w:ilvl="0">
+      <w:start w:val="1"/>
+      <w:numFmt w:val="bullet"/>
+      <w:lvlText w:val=""/>
+      <w:lvlJc w:val="left"/>
+      <w:pPr>
+        <w:tabs>
+          <w:tab w:val="num" w:pos="720"/>
+        </w:tabs>
+        <w:ind w:left="720" w:hanging="360"/>
+      </w:pPr>
+      <w:rPr>
+        <w:rFonts w:ascii="Symbol" w:hAnsi="Symbol" w:hint="default"/>
+        <w:sz w:val="20"/>
+      </w:rPr>
+    </w:lvl>
+    <w:lvl w:ilvl="1" w:tentative="1">
+      <w:start w:val="1"/>
+      <w:numFmt w:val="bullet"/>
+      <w:lvlText w:val="o"/>
+      <w:lvlJc w:val="left"/>
+      <w:pPr>
+        <w:tabs>
+          <w:tab w:val="num" w:pos="1440"/>
+        </w:tabs>
+        <w:ind w:left="1440" w:hanging="360"/>
+      </w:pPr>
+      <w:rPr>
+        <w:rFonts w:ascii="Courier New" w:hAnsi="Courier New" w:hint="default"/>
+        <w:sz w:val="20"/>
+      </w:rPr>
+    </w:lvl>
+    <w:lvl w:ilvl="2" w:tentative="1">
+      <w:start w:val="1"/>
+      <w:numFmt w:val="bullet"/>
+      <w:lvlText w:val=""/>
+      <w:lvlJc w:val="left"/>
+      <w:pPr>
+        <w:tabs>
+          <w:tab w:val="num" w:pos="2160"/>
+        </w:tabs>
+        <w:ind w:left="2160" w:hanging="360"/>
+      </w:pPr>
+      <w:rPr>
+        <w:rFonts w:ascii="Wingdings" w:hAnsi="Wingdings" w:hint="default"/>
+        <w:sz w:val="20"/>
+      </w:rPr>
+    </w:lvl>
+    <w:lvl w:ilvl="3" w:tentative="1">
+      <w:start w:val="1"/>
+      <w:numFmt w:val="bullet"/>
+      <w:lvlText w:val=""/>
+      <w:lvlJc w:val="left"/>
+      <w:pPr>
+        <w:tabs>
+          <w:tab w:val="num" w:pos="2880"/>
+        </w:tabs>
+        <w:ind w:left="2880" w:hanging="360"/>
+      </w:pPr>
+      <w:rPr>
+        <w:rFonts w:ascii="Wingdings" w:hAnsi="Wingdings" w:hint="default"/>
+        <w:sz w:val="20"/>
+      </w:rPr>
+    </w:lvl>
+    <w:lvl w:ilvl="4" w:tentative="1">
+      <w:start w:val="1"/>
+      <w:numFmt w:val="bullet"/>
+      <w:lvlText w:val=""/>
+      <w:lvlJc w:val="left"/>
+      <w:pPr>
+        <w:tabs>
+          <w:tab w:val="num" w:pos="3600"/>
+        </w:tabs>
+        <w:ind w:left="3600" w:hanging="360"/>
+      </w:pPr>
+      <w:rPr>
+        <w:rFonts w:ascii="Wingdings" w:hAnsi="Wingdings" w:hint="default"/>
+        <w:sz w:val="20"/>
+      </w:rPr>
+    </w:lvl>
+    <w:lvl w:ilvl="5" w:tentative="1">
+      <w:start w:val="1"/>
+      <w:numFmt w:val="bullet"/>
+      <w:lvlText w:val=""/>
+      <w:lvlJc w:val="left"/>
+      <w:pPr>
+        <w:tabs>
+          <w:tab w:val="num" w:pos="4320"/>
+        </w:tabs>
+        <w:ind w:left="4320" w:hanging="360"/>
+      </w:pPr>
+      <w:rPr>
+        <w:rFonts w:ascii="Wingdings" w:hAnsi="Wingdings" w:hint="default"/>
+        <w:sz w:val="20"/>
+      </w:rPr>
+    </w:lvl>
+    <w:lvl w:ilvl="6" w:tentative="1">
+      <w:start w:val="1"/>
+      <w:numFmt w:val="bullet"/>
+      <w:lvlText w:val=""/>
+      <w:lvlJc w:val="left"/>
+      <w:pPr>
+        <w:tabs>
+          <w:tab w:val="num" w:pos="5040"/>
+        </w:tabs>
+        <w:ind w:left="5040" w:hanging="360"/>
+      </w:pPr>
+      <w:rPr>
+        <w:rFonts w:ascii="Wingdings" w:hAnsi="Wingdings" w:hint="default"/>
+        <w:sz w:val="20"/>
+      </w:rPr>
+    </w:lvl>
+    <w:lvl w:ilvl="7" w:tentative="1">
+      <w:start w:val="1"/>
+      <w:numFmt w:val="bullet"/>
+      <w:lvlText w:val=""/>
+      <w:lvlJc w:val="left"/>
+      <w:pPr>
+        <w:tabs>
+          <w:tab w:val="num" w:pos="5760"/>
+        </w:tabs>
+        <w:ind w:left="5760" w:hanging="360"/>
+      </w:pPr>
+      <w:rPr>
+        <w:rFonts w:ascii="Wingdings" w:hAnsi="Wingdings" w:hint="default"/>
+        <w:sz w:val="20"/>
+      </w:rPr>
+    </w:lvl>
+    <w:lvl w:ilvl="8" w:tentative="1">
+      <w:start w:val="1"/>
+      <w:numFmt w:val="bullet"/>
+      <w:lvlText w:val=""/>
+      <w:lvlJc w:val="left"/>
+      <w:pPr>
+        <w:tabs>
+          <w:tab w:val="num" w:pos="6480"/>
+        </w:tabs>
+        <w:ind w:left="6480" w:hanging="360"/>
+      </w:pPr>
+      <w:rPr>
+        <w:rFonts w:ascii="Wingdings" w:hAnsi="Wingdings" w:hint="default"/>
+        <w:sz w:val="20"/>
+      </w:rPr>
+    </w:lvl>
+  </w:abstractNum>
+  <w:abstractNum w:abstractNumId="10" w15:restartNumberingAfterBreak="0">
+    <w:nsid w:val="581F60A6"/>
+    <w:multiLevelType w:val="multilevel"/>
+    <w:tmpl w:val="18F4BF02"/>
+    <w:lvl w:ilvl="0">
+      <w:start w:val="1"/>
+      <w:numFmt w:val="bullet"/>
+      <w:lvlText w:val=""/>
+      <w:lvlJc w:val="left"/>
+      <w:pPr>
+        <w:tabs>
+          <w:tab w:val="num" w:pos="720"/>
+        </w:tabs>
+        <w:ind w:left="720" w:hanging="360"/>
+      </w:pPr>
+      <w:rPr>
+        <w:rFonts w:ascii="Symbol" w:hAnsi="Symbol" w:hint="default"/>
+        <w:sz w:val="20"/>
+      </w:rPr>
+    </w:lvl>
+    <w:lvl w:ilvl="1" w:tentative="1">
+      <w:start w:val="1"/>
+      <w:numFmt w:val="bullet"/>
+      <w:lvlText w:val="o"/>
+      <w:lvlJc w:val="left"/>
+      <w:pPr>
+        <w:tabs>
+          <w:tab w:val="num" w:pos="1440"/>
+        </w:tabs>
+        <w:ind w:left="1440" w:hanging="360"/>
+      </w:pPr>
+      <w:rPr>
+        <w:rFonts w:ascii="Courier New" w:hAnsi="Courier New" w:hint="default"/>
+        <w:sz w:val="20"/>
+      </w:rPr>
+    </w:lvl>
+    <w:lvl w:ilvl="2" w:tentative="1">
+      <w:start w:val="1"/>
+      <w:numFmt w:val="bullet"/>
+      <w:lvlText w:val=""/>
+      <w:lvlJc w:val="left"/>
+      <w:pPr>
+        <w:tabs>
+          <w:tab w:val="num" w:pos="2160"/>
+        </w:tabs>
+        <w:ind w:left="2160" w:hanging="360"/>
+      </w:pPr>
+      <w:rPr>
+        <w:rFonts w:ascii="Wingdings" w:hAnsi="Wingdings" w:hint="default"/>
+        <w:sz w:val="20"/>
+      </w:rPr>
+    </w:lvl>
+    <w:lvl w:ilvl="3" w:tentative="1">
+      <w:start w:val="1"/>
+      <w:numFmt w:val="bullet"/>
+      <w:lvlText w:val=""/>
+      <w:lvlJc w:val="left"/>
+      <w:pPr>
+        <w:tabs>
+          <w:tab w:val="num" w:pos="2880"/>
+        </w:tabs>
+        <w:ind w:left="2880" w:hanging="360"/>
+      </w:pPr>
+      <w:rPr>
+        <w:rFonts w:ascii="Wingdings" w:hAnsi="Wingdings" w:hint="default"/>
+        <w:sz w:val="20"/>
+      </w:rPr>
+    </w:lvl>
+    <w:lvl w:ilvl="4" w:tentative="1">
+      <w:start w:val="1"/>
+      <w:numFmt w:val="bullet"/>
+      <w:lvlText w:val=""/>
+      <w:lvlJc w:val="left"/>
+      <w:pPr>
+        <w:tabs>
+          <w:tab w:val="num" w:pos="3600"/>
+        </w:tabs>
+        <w:ind w:left="3600" w:hanging="360"/>
+      </w:pPr>
+      <w:rPr>
+        <w:rFonts w:ascii="Wingdings" w:hAnsi="Wingdings" w:hint="default"/>
+        <w:sz w:val="20"/>
+      </w:rPr>
+    </w:lvl>
+    <w:lvl w:ilvl="5" w:tentative="1">
+      <w:start w:val="1"/>
+      <w:numFmt w:val="bullet"/>
+      <w:lvlText w:val=""/>
+      <w:lvlJc w:val="left"/>
+      <w:pPr>
+        <w:tabs>
+          <w:tab w:val="num" w:pos="4320"/>
+        </w:tabs>
+        <w:ind w:left="4320" w:hanging="360"/>
+      </w:pPr>
+      <w:rPr>
+        <w:rFonts w:ascii="Wingdings" w:hAnsi="Wingdings" w:hint="default"/>
+        <w:sz w:val="20"/>
+      </w:rPr>
+    </w:lvl>
+    <w:lvl w:ilvl="6" w:tentative="1">
+      <w:start w:val="1"/>
+      <w:numFmt w:val="bullet"/>
+      <w:lvlText w:val=""/>
+      <w:lvlJc w:val="left"/>
+      <w:pPr>
+        <w:tabs>
+          <w:tab w:val="num" w:pos="5040"/>
+        </w:tabs>
+        <w:ind w:left="5040" w:hanging="360"/>
+      </w:pPr>
+      <w:rPr>
+        <w:rFonts w:ascii="Wingdings" w:hAnsi="Wingdings" w:hint="default"/>
+        <w:sz w:val="20"/>
+      </w:rPr>
+    </w:lvl>
+    <w:lvl w:ilvl="7" w:tentative="1">
+      <w:start w:val="1"/>
+      <w:numFmt w:val="bullet"/>
+      <w:lvlText w:val=""/>
+      <w:lvlJc w:val="left"/>
+      <w:pPr>
+        <w:tabs>
+          <w:tab w:val="num" w:pos="5760"/>
+        </w:tabs>
+        <w:ind w:left="5760" w:hanging="360"/>
+      </w:pPr>
+      <w:rPr>
+        <w:rFonts w:ascii="Wingdings" w:hAnsi="Wingdings" w:hint="default"/>
+        <w:sz w:val="20"/>
+      </w:rPr>
+    </w:lvl>
+    <w:lvl w:ilvl="8" w:tentative="1">
+      <w:start w:val="1"/>
+      <w:numFmt w:val="bullet"/>
+      <w:lvlText w:val=""/>
+      <w:lvlJc w:val="left"/>
+      <w:pPr>
+        <w:tabs>
+          <w:tab w:val="num" w:pos="6480"/>
+        </w:tabs>
+        <w:ind w:left="6480" w:hanging="360"/>
+      </w:pPr>
+      <w:rPr>
+        <w:rFonts w:ascii="Wingdings" w:hAnsi="Wingdings" w:hint="default"/>
+        <w:sz w:val="20"/>
+      </w:rPr>
+    </w:lvl>
+  </w:abstractNum>
+  <w:abstractNum w:abstractNumId="11" w15:restartNumberingAfterBreak="0">
+    <w:nsid w:val="596A7ED5"/>
+    <w:multiLevelType w:val="hybridMultilevel"/>
+    <w:tmpl w:val="0D8C27DE"/>
+    <w:lvl w:ilvl="0" w:tplc="04160001">
+      <w:start w:val="1"/>
+      <w:numFmt w:val="bullet"/>
+      <w:lvlText w:val=""/>
+      <w:lvlJc w:val="left"/>
+      <w:pPr>
+        <w:ind w:left="1080" w:hanging="360"/>
+      </w:pPr>
+      <w:rPr>
+        <w:rFonts w:ascii="Symbol" w:hAnsi="Symbol" w:hint="default"/>
+      </w:rPr>
+    </w:lvl>
+    <w:lvl w:ilvl="1" w:tplc="04160003" w:tentative="1">
+      <w:start w:val="1"/>
+      <w:numFmt w:val="bullet"/>
+      <w:lvlText w:val="o"/>
+      <w:lvlJc w:val="left"/>
+      <w:pPr>
+        <w:ind w:left="1800" w:hanging="360"/>
+      </w:pPr>
+      <w:rPr>
+        <w:rFonts w:ascii="Courier New" w:hAnsi="Courier New" w:cs="Courier New" w:hint="default"/>
+      </w:rPr>
+    </w:lvl>
+    <w:lvl w:ilvl="2" w:tplc="04160005" w:tentative="1">
+      <w:start w:val="1"/>
+      <w:numFmt w:val="bullet"/>
+      <w:lvlText w:val=""/>
+      <w:lvlJc w:val="left"/>
+      <w:pPr>
+        <w:ind w:left="2520" w:hanging="360"/>
+      </w:pPr>
+      <w:rPr>
+        <w:rFonts w:ascii="Wingdings" w:hAnsi="Wingdings" w:hint="default"/>
+      </w:rPr>
+    </w:lvl>
+    <w:lvl w:ilvl="3" w:tplc="04160001" w:tentative="1">
+      <w:start w:val="1"/>
+      <w:numFmt w:val="bullet"/>
+      <w:lvlText w:val=""/>
+      <w:lvlJc w:val="left"/>
+      <w:pPr>
+        <w:ind w:left="3240" w:hanging="360"/>
+      </w:pPr>
+      <w:rPr>
+        <w:rFonts w:ascii="Symbol" w:hAnsi="Symbol" w:hint="default"/>
+      </w:rPr>
+    </w:lvl>
+    <w:lvl w:ilvl="4" w:tplc="04160003" w:tentative="1">
+      <w:start w:val="1"/>
+      <w:numFmt w:val="bullet"/>
+      <w:lvlText w:val="o"/>
+      <w:lvlJc w:val="left"/>
+      <w:pPr>
+        <w:ind w:left="3960" w:hanging="360"/>
+      </w:pPr>
+      <w:rPr>
+        <w:rFonts w:ascii="Courier New" w:hAnsi="Courier New" w:cs="Courier New" w:hint="default"/>
+      </w:rPr>
+    </w:lvl>
+    <w:lvl w:ilvl="5" w:tplc="04160005" w:tentative="1">
+      <w:start w:val="1"/>
+      <w:numFmt w:val="bullet"/>
+      <w:lvlText w:val=""/>
+      <w:lvlJc w:val="left"/>
+      <w:pPr>
+        <w:ind w:left="4680" w:hanging="360"/>
+      </w:pPr>
+      <w:rPr>
+        <w:rFonts w:ascii="Wingdings" w:hAnsi="Wingdings" w:hint="default"/>
+      </w:rPr>
+    </w:lvl>
+    <w:lvl w:ilvl="6" w:tplc="04160001" w:tentative="1">
+      <w:start w:val="1"/>
+      <w:numFmt w:val="bullet"/>
+      <w:lvlText w:val=""/>
+      <w:lvlJc w:val="left"/>
+      <w:pPr>
+        <w:ind w:left="5400" w:hanging="360"/>
+      </w:pPr>
+      <w:rPr>
+        <w:rFonts w:ascii="Symbol" w:hAnsi="Symbol" w:hint="default"/>
+      </w:rPr>
+    </w:lvl>
+    <w:lvl w:ilvl="7" w:tplc="04160003" w:tentative="1">
+      <w:start w:val="1"/>
+      <w:numFmt w:val="bullet"/>
+      <w:lvlText w:val="o"/>
+      <w:lvlJc w:val="left"/>
+      <w:pPr>
+        <w:ind w:left="6120" w:hanging="360"/>
+      </w:pPr>
+      <w:rPr>
+        <w:rFonts w:ascii="Courier New" w:hAnsi="Courier New" w:cs="Courier New" w:hint="default"/>
+      </w:rPr>
+    </w:lvl>
+    <w:lvl w:ilvl="8" w:tplc="04160005" w:tentative="1">
+      <w:start w:val="1"/>
+      <w:numFmt w:val="bullet"/>
+      <w:lvlText w:val=""/>
+      <w:lvlJc w:val="left"/>
+      <w:pPr>
+        <w:ind w:left="6840" w:hanging="360"/>
+      </w:pPr>
+      <w:rPr>
+        <w:rFonts w:ascii="Wingdings" w:hAnsi="Wingdings" w:hint="default"/>
+      </w:rPr>
+    </w:lvl>
+  </w:abstractNum>
+  <w:abstractNum w:abstractNumId="12" w15:restartNumberingAfterBreak="0">
     <w:nsid w:val="6A50412D"/>
     <w:multiLevelType w:val="multilevel"/>
     <w:tmpl w:val="4358FD54"/>
@@ -7011,7 +10705,7 @@
     </w:lvl>
   </w:abstractNum>
   <w:num w:numId="1">
-    <w:abstractNumId w:val="5"/>
+    <w:abstractNumId w:val="12"/>
   </w:num>
   <w:num w:numId="2">
     <w:abstractNumId w:val="1"/>
@@ -7026,13 +10720,34 @@
     <w:abstractNumId w:val="0"/>
   </w:num>
   <w:num w:numId="6">
+    <w:abstractNumId w:val="7"/>
+  </w:num>
+  <w:num w:numId="7">
+    <w:abstractNumId w:val="5"/>
+  </w:num>
+  <w:num w:numId="8">
+    <w:abstractNumId w:val="9"/>
+  </w:num>
+  <w:num w:numId="9">
+    <w:abstractNumId w:val="10"/>
+  </w:num>
+  <w:num w:numId="10">
     <w:abstractNumId w:val="4"/>
+  </w:num>
+  <w:num w:numId="11">
+    <w:abstractNumId w:val="8"/>
+  </w:num>
+  <w:num w:numId="12">
+    <w:abstractNumId w:val="6"/>
+  </w:num>
+  <w:num w:numId="13">
+    <w:abstractNumId w:val="11"/>
   </w:num>
 </w:numbering>
 </file>
 
 <file path=word/styles.xml><?xml version="1.0" encoding="utf-8"?>
-<w:styles xmlns:mc="http://schemas.openxmlformats.org/markup-compatibility/2006" xmlns:r="http://schemas.openxmlformats.org/officeDocument/2006/relationships" xmlns:w="http://schemas.openxmlformats.org/wordprocessingml/2006/main" xmlns:w14="http://schemas.microsoft.com/office/word/2010/wordml" xmlns:w15="http://schemas.microsoft.com/office/word/2012/wordml" xmlns:w16cid="http://schemas.microsoft.com/office/word/2016/wordml/cid" xmlns:w16se="http://schemas.microsoft.com/office/word/2015/wordml/symex" mc:Ignorable="w14 w15 w16se w16cid">
+<w:styles xmlns:mc="http://schemas.openxmlformats.org/markup-compatibility/2006" xmlns:r="http://schemas.openxmlformats.org/officeDocument/2006/relationships" xmlns:w="http://schemas.openxmlformats.org/wordprocessingml/2006/main" xmlns:w14="http://schemas.microsoft.com/office/word/2010/wordml" xmlns:w15="http://schemas.microsoft.com/office/word/2012/wordml" xmlns:w16cex="http://schemas.microsoft.com/office/word/2018/wordml/cex" xmlns:w16cid="http://schemas.microsoft.com/office/word/2016/wordml/cid" xmlns:w16="http://schemas.microsoft.com/office/word/2018/wordml" xmlns:w16sdtdh="http://schemas.microsoft.com/office/word/2020/wordml/sdtdatahash" xmlns:w16se="http://schemas.microsoft.com/office/word/2015/wordml/symex" mc:Ignorable="w14 w15 w16se w16cid w16 w16cex w16sdtdh">
   <w:docDefaults>
     <w:rPrDefault>
       <w:rPr>
@@ -7048,7 +10763,7 @@
       </w:pPr>
     </w:pPrDefault>
   </w:docDefaults>
-  <w:latentStyles w:defLockedState="0" w:defUIPriority="99" w:defSemiHidden="0" w:defUnhideWhenUsed="0" w:defQFormat="0" w:count="375">
+  <w:latentStyles w:defLockedState="0" w:defUIPriority="99" w:defSemiHidden="0" w:defUnhideWhenUsed="0" w:defQFormat="0" w:count="376">
     <w:lsdException w:name="Normal" w:uiPriority="0" w:qFormat="1"/>
     <w:lsdException w:name="heading 1" w:uiPriority="9" w:qFormat="1"/>
     <w:lsdException w:name="heading 2" w:semiHidden="1" w:uiPriority="9" w:unhideWhenUsed="1" w:qFormat="1"/>
@@ -7424,6 +11139,7 @@
     <w:lsdException w:name="Smart Hyperlink" w:semiHidden="1" w:unhideWhenUsed="1"/>
     <w:lsdException w:name="Hashtag" w:semiHidden="1" w:unhideWhenUsed="1"/>
     <w:lsdException w:name="Unresolved Mention" w:semiHidden="1" w:unhideWhenUsed="1"/>
+    <w:lsdException w:name="Smart Link" w:semiHidden="1" w:unhideWhenUsed="1"/>
   </w:latentStyles>
   <w:style w:type="paragraph" w:default="1" w:styleId="Normal">
     <w:name w:val="Normal"/>
@@ -7605,6 +11321,17 @@
       <w:kern w:val="28"/>
       <w:sz w:val="56"/>
       <w:szCs w:val="56"/>
+    </w:rPr>
+  </w:style>
+  <w:style w:type="character" w:styleId="nfase">
+    <w:name w:val="Emphasis"/>
+    <w:basedOn w:val="Fontepargpadro"/>
+    <w:uiPriority w:val="20"/>
+    <w:qFormat/>
+    <w:rsid w:val="00C92637"/>
+    <w:rPr>
+      <w:i/>
+      <w:iCs/>
     </w:rPr>
   </w:style>
 </w:styles>
